--- a/대본/6부/10화_Country_Manager.docx
+++ b/대본/6부/10화_Country_Manager.docx
@@ -2,7 +2,7 @@
 <file path=word/document.xml><?xml version="1.0" encoding="utf-8"?>
 <w:document xmlns:w="http://schemas.openxmlformats.org/wordprocessingml/2006/main" xmlns:m="http://schemas.openxmlformats.org/officeDocument/2006/math" xmlns:r="http://schemas.openxmlformats.org/officeDocument/2006/relationships" xmlns:o="urn:schemas-microsoft-com:office:office" xmlns:v="urn:schemas-microsoft-com:vml" xmlns:w10="urn:schemas-microsoft-com:office:word" xmlns:a="http://schemas.openxmlformats.org/drawingml/2006/main" xmlns:pic="http://schemas.openxmlformats.org/drawingml/2006/picture" xmlns:wp="http://schemas.openxmlformats.org/drawingml/2006/wordprocessingDrawing">
   <w:body>
-    <w:bookmarkStart w:id="31" w:name="ship-it-6부-10화"/>
+    <w:bookmarkStart w:id="32" w:name="ship-it-6부-10화"/>
     <w:p>
       <w:pPr>
         <w:pStyle w:val="Heading1"/>
@@ -65,7 +65,7 @@
         <w:t xml:space="preserve"> </w:t>
       </w:r>
       <w:r>
-        <w:t xml:space="preserve">- 규칙: 지문 없음. 전 화 100% 「화자명: 대사」. 1턴 20단어 이내.</w:t>
+        <w:t xml:space="preserve">- 규칙: 지문 없음. 전 화 100% 「화자명: 대사」. 1턴 20단어 이내 + 긴 턴 10~15회(30~60단어).</w:t>
       </w:r>
       <w:r>
         <w:t xml:space="preserve"> </w:t>
@@ -544,13 +544,13 @@
         </w:numPr>
       </w:pPr>
       <w:r>
-        <w:t xml:space="preserve">SOFIA: Question two is the real test. Everything else is conversation.</w:t>
-      </w:r>
-      <w:r>
-        <w:t xml:space="preserve"> </w:t>
-      </w:r>
-      <w:r>
-        <w:t xml:space="preserve">소피아: 두 번째가 진짜 시험이에요. 나머지는 대화고요.</w:t>
+        <w:t xml:space="preserve">SOFIA: Question two is the real test. Everything else is conversation. Anyone can describe success or talk about time zones, but question two shows us what they’ll do when a big customer asks for something we won’t allow. That’s the job.</w:t>
+      </w:r>
+      <w:r>
+        <w:t xml:space="preserve"> </w:t>
+      </w:r>
+      <w:r>
+        <w:t xml:space="preserve">소피아: 두 번째가 진짜 시험이에요. 나머지는 대화고요. 성공을 묘사하거나 시차 얘기는 누구나 할 수 있지만, 두 번째 질문은 큰 고객이 우리가 허용하지 않는 걸 요구할 때 그 사람이 어떻게 할지를 보여 줘요. 그게 이 일의 핵심이에요.</w:t>
       </w:r>
     </w:p>
     <w:p>
@@ -561,13 +561,79 @@
         </w:numPr>
       </w:pPr>
       <w:r>
-        <w:t xml:space="preserve">NOAH: And we listen for British signals. Elena, you’re our decoder.</w:t>
-      </w:r>
-      <w:r>
-        <w:t xml:space="preserve"> </w:t>
-      </w:r>
-      <w:r>
-        <w:t xml:space="preserve">노아: 그리고 영국식 신호를 잘 들어요. 엘레나, 당신이 해독기예요.</w:t>
+        <w:t xml:space="preserve">NOAH: And we listen for British signals. Last month I missed every single one, and it cost us three weeks and a distributor. This time, if someone says</w:t>
+      </w:r>
+      <w:r>
+        <w:t xml:space="preserve"> </w:t>
+      </w:r>
+      <w:r>
+        <w:t xml:space="preserve">“</w:t>
+      </w:r>
+      <w:r>
+        <w:t xml:space="preserve">interesting</w:t>
+      </w:r>
+      <w:r>
+        <w:t xml:space="preserve">”</w:t>
+      </w:r>
+      <w:r>
+        <w:t xml:space="preserve"> </w:t>
+      </w:r>
+      <w:r>
+        <w:t xml:space="preserve">or</w:t>
+      </w:r>
+      <w:r>
+        <w:t xml:space="preserve"> </w:t>
+      </w:r>
+      <w:r>
+        <w:t xml:space="preserve">“</w:t>
+      </w:r>
+      <w:r>
+        <w:t xml:space="preserve">I hear what you say,</w:t>
+      </w:r>
+      <w:r>
+        <w:t xml:space="preserve">”</w:t>
+      </w:r>
+      <w:r>
+        <w:t xml:space="preserve"> </w:t>
+      </w:r>
+      <w:r>
+        <w:t xml:space="preserve">I want to know immediately. Elena, you’re our decoder.</w:t>
+      </w:r>
+      <w:r>
+        <w:t xml:space="preserve"> </w:t>
+      </w:r>
+      <w:r>
+        <w:t xml:space="preserve">노아: 그리고 영국식 신호를 잘 들어요. 지난달엔 하나도 빠짐없이 다 놓쳐서 3주와 유통사 하나를 잃었어요. 이번엔 누가</w:t>
+      </w:r>
+      <w:r>
+        <w:t xml:space="preserve"> </w:t>
+      </w:r>
+      <w:r>
+        <w:t xml:space="preserve">“</w:t>
+      </w:r>
+      <w:r>
+        <w:t xml:space="preserve">흥미롭네요</w:t>
+      </w:r>
+      <w:r>
+        <w:t xml:space="preserve">”</w:t>
+      </w:r>
+      <w:r>
+        <w:t xml:space="preserve">나</w:t>
+      </w:r>
+      <w:r>
+        <w:t xml:space="preserve"> </w:t>
+      </w:r>
+      <w:r>
+        <w:t xml:space="preserve">“</w:t>
+      </w:r>
+      <w:r>
+        <w:t xml:space="preserve">말씀하시는 바는 들었습니다</w:t>
+      </w:r>
+      <w:r>
+        <w:t xml:space="preserve">”</w:t>
+      </w:r>
+      <w:r>
+        <w:t xml:space="preserve">라고 하면 바로 알고 싶어요. 엘레나, 당신이 해독기예요.</w:t>
       </w:r>
     </w:p>
     <w:p>
@@ -690,13 +756,13 @@
         </w:numPr>
       </w:pPr>
       <w:r>
-        <w:t xml:space="preserve">CHARLES: Ten thousand syringes. Twelve reps. National coverage by Christmas. And a launch event at a proper hotel.</w:t>
-      </w:r>
-      <w:r>
-        <w:t xml:space="preserve"> </w:t>
-      </w:r>
-      <w:r>
-        <w:t xml:space="preserve">찰스: 주사기 1만 개. 영업 사원 12명. 크리스마스까지 전국 커버. 그리고 제대로 된 호텔에서 출시 행사.</w:t>
+        <w:t xml:space="preserve">CHARLES: Ten thousand syringes. Twelve reps. National coverage by Christmas. And a launch event at a proper hotel, with the right people in the room, because in Britain, first impressions last for years. If you start small, the market will treat you as small.</w:t>
+      </w:r>
+      <w:r>
+        <w:t xml:space="preserve"> </w:t>
+      </w:r>
+      <w:r>
+        <w:t xml:space="preserve">찰스: 주사기 1만 개. 영업 사원 12명. 크리스마스까지 전국 커버. 그리고 제대로 된 호텔에서, 적절한 사람들을 모아 출시 행사를 해야죠. 영국에선 첫인상이 몇 년을 가거든요. 작게 시작하면 시장도 당신들을 작게 대해요.</w:t>
       </w:r>
     </w:p>
     <w:p>
@@ -912,7 +978,7 @@
         <w:t xml:space="preserve"> </w:t>
       </w:r>
       <w:r>
-        <w:t xml:space="preserve">He disagrees. And he’s finished discussing it.</w:t>
+        <w:t xml:space="preserve">He disagrees. And he’s finished discussing it. That’s exactly what Oliver said to me in London, word for word. Last month, I would have taken it as agreement.</w:t>
       </w:r>
       <w:r>
         <w:t xml:space="preserve"> </w:t>
@@ -936,7 +1002,7 @@
         <w:t xml:space="preserve"> </w:t>
       </w:r>
       <w:r>
-        <w:t xml:space="preserve">반대한다는 거예요. 그리고 더 논의할 생각이 없고요.</w:t>
+        <w:t xml:space="preserve">반대한다는 거예요. 그리고 더 논의할 생각이 없고요. 런던에서 올리버가 나한테 한 말이랑 토씨 하나 안 틀리고 똑같아요. 지난달이었으면 동의로 받아들였을 거예요.</w:t>
       </w:r>
     </w:p>
     <w:p>
@@ -1150,13 +1216,13 @@
         </w:numPr>
       </w:pPr>
       <w:r>
-        <w:t xml:space="preserve">HANNAH: I’d offer to train the beautician. As a patient coordinator. Not an injector. Then say no to the syringes.</w:t>
-      </w:r>
-      <w:r>
-        <w:t xml:space="preserve"> </w:t>
-      </w:r>
-      <w:r>
-        <w:t xml:space="preserve">해나: 그 미용사를 교육해 주겠다고 할 거예요. 환자 코디네이터로. 시술자가 아니라. 그리고 주사기는 거절하고요.</w:t>
+        <w:t xml:space="preserve">HANNAH: I’d offer to train the beautician. As a patient coordinator. Not an injector. She can book appointments, explain aftercare and calm nervous patients, so the clinic still feels supported. Then I’d say no to the syringes, politely but clearly.</w:t>
+      </w:r>
+      <w:r>
+        <w:t xml:space="preserve"> </w:t>
+      </w:r>
+      <w:r>
+        <w:t xml:space="preserve">해나: 그 미용사를 교육해 주겠다고 할 거예요. 환자 코디네이터로. 시술자가 아니라. 예약을 잡고, 시술 후 관리를 설명하고, 긴장한 환자를 안심시킬 수 있죠. 그러면 클리닉도 지원받는다고 느낄 거고요. 그다음 주사기는 정중하지만 분명하게 거절할 거예요.</w:t>
       </w:r>
     </w:p>
     <w:p>
@@ -1201,13 +1267,13 @@
         </w:numPr>
       </w:pPr>
       <w:r>
-        <w:t xml:space="preserve">HANNAH: Being asked to lie to a nurse. I was a nurse. I know when they’re being lied to.</w:t>
-      </w:r>
-      <w:r>
-        <w:t xml:space="preserve"> </w:t>
-      </w:r>
-      <w:r>
-        <w:t xml:space="preserve">해나: 간호사에게 거짓말하라는 요구를 받으면요. 저도 간호사였어요. 거짓말을 들을 때 알아요.</w:t>
+        <w:t xml:space="preserve">HANNAH: Being asked to lie to a nurse. I was a nurse for eight years, and I know when they’re being lied to. Once you lose a nurse’s trust, you never get it back, and neither does the company that sent you.</w:t>
+      </w:r>
+      <w:r>
+        <w:t xml:space="preserve"> </w:t>
+      </w:r>
+      <w:r>
+        <w:t xml:space="preserve">해나: 간호사에게 거짓말하라는 요구를 받으면요. 저도 8년간 간호사였고, 거짓말을 들을 때 알아요. 간호사의 신뢰는 한번 잃으면 절대 되찾지 못해요. 당신을 보낸 회사도 마찬가지고요.</w:t>
       </w:r>
     </w:p>
     <w:p>
@@ -1577,13 +1643,13 @@
         </w:numPr>
       </w:pPr>
       <w:r>
-        <w:t xml:space="preserve">NOAH: Tom moved faster. That’s on me. I scheduled a week of interviews. He made one call.</w:t>
-      </w:r>
-      <w:r>
-        <w:t xml:space="preserve"> </w:t>
-      </w:r>
-      <w:r>
-        <w:t xml:space="preserve">노아: 톰이 더 빨랐어요. 내 탓이에요. 난 일주일짜리 면접을 잡았고. 그는 전화 한 통을 했죠.</w:t>
+        <w:t xml:space="preserve">NOAH: Tom moved faster. That’s on me. I scheduled a week of interviews because I wanted the process to be fair and complete. He made one call. In hiring, the best candidates don’t wait, and I acted like we had all the time in the world.</w:t>
+      </w:r>
+      <w:r>
+        <w:t xml:space="preserve"> </w:t>
+      </w:r>
+      <w:r>
+        <w:t xml:space="preserve">노아: 톰이 더 빨랐어요. 내 탓이에요. 공정하고 빈틈없는 절차를 원해서 일주일짜리 면접을 잡았어요. 그는 전화 한 통을 했죠. 채용에서 최고의 후보는 기다려 주지 않는데, 난 시간이 무한한 것처럼 굴었어요.</w:t>
       </w:r>
     </w:p>
     <w:p>
@@ -1611,13 +1677,13 @@
         </w:numPr>
       </w:pPr>
       <w:r>
-        <w:t xml:space="preserve">DIANE: And CE arrives in seven weeks. Without a UK manager, you launch with nobody.</w:t>
-      </w:r>
-      <w:r>
-        <w:t xml:space="preserve"> </w:t>
-      </w:r>
-      <w:r>
-        <w:t xml:space="preserve">다이앤: 그리고 CE는 7주 후에 나와요. 영국 관리자 없으면 아무도 없이 출시하는 거예요.</w:t>
+        <w:t xml:space="preserve">DIANE: And CE arrives in seven weeks. Without a UK manager, you launch with nobody. No one to visit clinics, no one to train nurses, and no one in the country who can sign for anything. You’d be launching a product into an empty room.</w:t>
+      </w:r>
+      <w:r>
+        <w:t xml:space="preserve"> </w:t>
+      </w:r>
+      <w:r>
+        <w:t xml:space="preserve">다이앤: 그리고 CE는 7주 후에 나와요. 영국 관리자 없으면 아무도 없이 출시하는 거예요. 클리닉을 방문할 사람도, 간호사를 교육할 사람도, 현지에서 뭔가에 서명할 사람도 없어요. 빈방에 제품을 출시하는 셈이죠.</w:t>
       </w:r>
     </w:p>
     <w:p>
@@ -1961,6 +2027,12 @@
         <w:t xml:space="preserve"> </w:t>
       </w:r>
       <w:r>
+        <w:t xml:space="preserve">If we hit the first two numbers and miss the third, then year one was a failure, however good the sales look.</w:t>
+      </w:r>
+      <w:r>
+        <w:t xml:space="preserve"> </w:t>
+      </w:r>
+      <w:r>
         <w:t xml:space="preserve">제임스: 인증 시술자 150명. 주사기 3,000개. 그리고 잘못된 손에 들어간 주사기 0개. 0.</w:t>
       </w:r>
       <w:r>
@@ -1976,7 +2048,7 @@
         <w:t xml:space="preserve">”</w:t>
       </w:r>
       <w:r>
-        <w:t xml:space="preserve">가 아니라.</w:t>
+        <w:t xml:space="preserve">가 아니라. 앞의 두 숫자를 달성해도 세 번째를 놓치면, 매출이 아무리 좋아 보여도 1년 차는 실패예요.</w:t>
       </w:r>
     </w:p>
     <w:bookmarkEnd w:id="23"/>
@@ -2116,13 +2188,13 @@
         </w:numPr>
       </w:pPr>
       <w:r>
-        <w:t xml:space="preserve">JAMES: Two. I keep one day a week at Sarah’s clinic. Clinical work. Or I forget what nurses need.</w:t>
-      </w:r>
-      <w:r>
-        <w:t xml:space="preserve"> </w:t>
-      </w:r>
-      <w:r>
-        <w:t xml:space="preserve">제임스: 둘. 주 1일은 사라 클리닉에서 일해요. 임상 업무. 안 그러면 간호사에게 뭐가 필요한지 잊어요.</w:t>
+        <w:t xml:space="preserve">JAMES: Two. I keep one day a week at Sarah’s clinic. Clinical work. Real patients, real nurses, real problems. If I stop injecting and only sit in meetings, I’ll forget what nurses need within a year, and then I’m just another sales manager.</w:t>
+      </w:r>
+      <w:r>
+        <w:t xml:space="preserve"> </w:t>
+      </w:r>
+      <w:r>
+        <w:t xml:space="preserve">제임스: 둘. 주 1일은 사라 클리닉에서 일해요. 임상 업무. 진짜 환자, 진짜 간호사, 진짜 문제. 시술을 그만두고 회의실에만 앉아 있으면, 1년 안에 간호사에게 뭐가 필요한지 잊을 거고, 그럼 난 그저 그런 영업 관리자가 되는 거예요.</w:t>
       </w:r>
     </w:p>
     <w:p>
@@ -2184,13 +2256,13 @@
         </w:numPr>
       </w:pPr>
       <w:r>
-        <w:t xml:space="preserve">DIANE: Diane here. Legal. Not if it’s declared in writing. That’s the right way. I’ll draft it.</w:t>
-      </w:r>
-      <w:r>
-        <w:t xml:space="preserve"> </w:t>
-      </w:r>
-      <w:r>
-        <w:t xml:space="preserve">다이앤: 다이앤이에요. 법무. 서면으로 신고하면 아니에요. 그게 올바른 방법이에요. 초안은 내가 쓸게요.</w:t>
+        <w:t xml:space="preserve">DIANE: Diane here. Legal. Not if it’s declared in writing. A conflict you hide is a scandal. A conflict you declare is just a fact, and everyone can judge it openly. That’s the right way. I’ll draft it.</w:t>
+      </w:r>
+      <w:r>
+        <w:t xml:space="preserve"> </w:t>
+      </w:r>
+      <w:r>
+        <w:t xml:space="preserve">다이앤: 다이앤이에요. 법무. 서면으로 신고하면 아니에요. 숨긴 이해충돌은 스캔들이에요. 신고한 이해충돌은 그냥 사실이고, 모두가 공개적으로 판단할 수 있죠. 그게 올바른 방법이에요. 초안은 내가 쓸게요.</w:t>
       </w:r>
     </w:p>
     <w:p>
@@ -2320,13 +2392,13 @@
         </w:numPr>
       </w:pPr>
       <w:r>
-        <w:t xml:space="preserve">JAMES: Generous. One change. Turn half the bonus into a training budget. For nurses who can’t afford courses.</w:t>
-      </w:r>
-      <w:r>
-        <w:t xml:space="preserve"> </w:t>
-      </w:r>
-      <w:r>
-        <w:t xml:space="preserve">제임스: 후하네요. 하나만 바꿔요. 보너스 절반을 교육 예산으로. 교육비를 감당 못 하는 간호사들을 위해.</w:t>
+        <w:t xml:space="preserve">JAMES: Generous. One change. Turn half the bonus into a training budget. For nurses who can’t afford courses. Good training is expensive, and the nurses who need it most are often the ones who can’t pay for it themselves.</w:t>
+      </w:r>
+      <w:r>
+        <w:t xml:space="preserve"> </w:t>
+      </w:r>
+      <w:r>
+        <w:t xml:space="preserve">제임스: 후하네요. 하나만 바꿔요. 보너스 절반을 교육 예산으로. 교육비를 감당 못 하는 간호사들을 위해. 좋은 교육은 비싸고, 그게 가장 필요한 간호사들이 오히려 스스로 낼 형편이 안 되는 경우가 많아요.</w:t>
       </w:r>
     </w:p>
     <w:p>
@@ -2432,13 +2504,79 @@
         </w:numPr>
       </w:pPr>
       <w:r>
-        <w:t xml:space="preserve">JAMES: …Yes. That’s a yes. Not a British one. A Nigerian one. My mother would approve.</w:t>
-      </w:r>
-      <w:r>
-        <w:t xml:space="preserve"> </w:t>
-      </w:r>
-      <w:r>
-        <w:t xml:space="preserve">제임스: …네. 예스예요. 영국식 말고. 나이지리아식. 어머니가 인정하실 거예요.</w:t>
+        <w:t xml:space="preserve">JAMES: …Yes. That’s a yes. Not a British one. A Nigerian one. No</w:t>
+      </w:r>
+      <w:r>
+        <w:t xml:space="preserve"> </w:t>
+      </w:r>
+      <w:r>
+        <w:t xml:space="preserve">“</w:t>
+      </w:r>
+      <w:r>
+        <w:t xml:space="preserve">reflecting,</w:t>
+      </w:r>
+      <w:r>
+        <w:t xml:space="preserve">”</w:t>
+      </w:r>
+      <w:r>
+        <w:t xml:space="preserve"> </w:t>
+      </w:r>
+      <w:r>
+        <w:t xml:space="preserve">no</w:t>
+      </w:r>
+      <w:r>
+        <w:t xml:space="preserve"> </w:t>
+      </w:r>
+      <w:r>
+        <w:t xml:space="preserve">“</w:t>
+      </w:r>
+      <w:r>
+        <w:t xml:space="preserve">most interesting.</w:t>
+      </w:r>
+      <w:r>
+        <w:t xml:space="preserve">”</w:t>
+      </w:r>
+      <w:r>
+        <w:t xml:space="preserve"> </w:t>
+      </w:r>
+      <w:r>
+        <w:t xml:space="preserve">I left my last job because of a three-day course. I’m joining this one because of a clause. My mother would approve.</w:t>
+      </w:r>
+      <w:r>
+        <w:t xml:space="preserve"> </w:t>
+      </w:r>
+      <w:r>
+        <w:t xml:space="preserve">제임스: …네. 예스예요. 영국식 말고. 나이지리아식.</w:t>
+      </w:r>
+      <w:r>
+        <w:t xml:space="preserve"> </w:t>
+      </w:r>
+      <w:r>
+        <w:t xml:space="preserve">“</w:t>
+      </w:r>
+      <w:r>
+        <w:t xml:space="preserve">생각해 보겠다</w:t>
+      </w:r>
+      <w:r>
+        <w:t xml:space="preserve">”</w:t>
+      </w:r>
+      <w:r>
+        <w:t xml:space="preserve">도,</w:t>
+      </w:r>
+      <w:r>
+        <w:t xml:space="preserve"> </w:t>
+      </w:r>
+      <w:r>
+        <w:t xml:space="preserve">“</w:t>
+      </w:r>
+      <w:r>
+        <w:t xml:space="preserve">아주 흥미롭다</w:t>
+      </w:r>
+      <w:r>
+        <w:t xml:space="preserve">”</w:t>
+      </w:r>
+      <w:r>
+        <w:t xml:space="preserve">도 없어요. 지난 직장은 3일 과정 때문에 떠났어요. 이번엔 조항 하나 때문에 합류해요. 어머니가 인정하실 거예요.</w:t>
       </w:r>
     </w:p>
     <w:p>
@@ -2740,13 +2878,13 @@
         </w:numPr>
       </w:pPr>
       <w:r>
-        <w:t xml:space="preserve">DIANE: I’ll call the accountants. Today. We need an entity. VAT. Banking. Payroll. Everything.</w:t>
-      </w:r>
-      <w:r>
-        <w:t xml:space="preserve"> </w:t>
-      </w:r>
-      <w:r>
-        <w:t xml:space="preserve">다이앤: 회계사들한테 전화할게요. 오늘. 법인이 필요해요. 부가세. 은행. 급여. 전부.</w:t>
+        <w:t xml:space="preserve">DIANE: I’ll call the accountants. Today. We need an entity. VAT. Banking. Payroll. Everything. Without a company, James can’t legally be employed, we can’t open a bank account, and we can’t invoice a single clinic.</w:t>
+      </w:r>
+      <w:r>
+        <w:t xml:space="preserve"> </w:t>
+      </w:r>
+      <w:r>
+        <w:t xml:space="preserve">다이앤: 회계사들한테 전화할게요. 오늘. 법인이 필요해요. 부가세. 은행. 급여. 전부. 회사가 없으면 제임스를 합법적으로 고용할 수도, 은행 계좌를 열 수도, 클리닉 한 곳에 청구서를 보낼 수도 없어요.</w:t>
       </w:r>
     </w:p>
     <w:p>
@@ -2775,7 +2913,7 @@
     </w:p>
     <w:bookmarkEnd w:id="25"/>
     <w:bookmarkEnd w:id="26"/>
-    <w:bookmarkStart w:id="30" w:name="학습-부록"/>
+    <w:bookmarkStart w:id="31" w:name="학습-부록"/>
     <w:p>
       <w:pPr>
         <w:pStyle w:val="Heading2"/>
@@ -3978,8 +4116,325 @@
       </w:r>
     </w:p>
     <w:bookmarkEnd w:id="29"/>
+    <w:bookmarkStart w:id="30" w:name="긴-발화-분석"/>
+    <w:p>
+      <w:pPr>
+        <w:pStyle w:val="Heading3"/>
+      </w:pPr>
+      <w:r>
+        <w:t xml:space="preserve">④ 긴 발화 분석</w:t>
+      </w:r>
+    </w:p>
+    <w:p>
+      <w:pPr>
+        <w:pStyle w:val="BlockText"/>
+      </w:pPr>
+      <w:r>
+        <w:rPr>
+          <w:bCs/>
+          <w:b/>
+        </w:rPr>
+        <w:t xml:space="preserve">88턴 JAMES:</w:t>
+      </w:r>
+      <w:r>
+        <w:t xml:space="preserve"> </w:t>
+      </w:r>
+      <w:r>
+        <w:t xml:space="preserve">“</w:t>
+      </w:r>
+      <w:r>
+        <w:t xml:space="preserve">Two. I keep one day a week at Sarah’s clinic. Clinical work. Real patients, real nurses, real problems. If I stop injecting and only sit in meetings, I’ll forget what nurses need within a year, and then I’m just another sales manager.</w:t>
+      </w:r>
+      <w:r>
+        <w:t xml:space="preserve">”</w:t>
+      </w:r>
+    </w:p>
+    <w:tbl>
+      <w:tblPr>
+        <w:tblStyle w:val="Table"/>
+        <w:tblW w:type="pct" w:w="5000"/>
+        <w:tblLook w:firstRow="1" w:lastRow="0" w:firstColumn="0" w:lastColumn="0" w:noHBand="0" w:noVBand="0" w:val="0020"/>
+        <w:jc w:val="start"/>
+      </w:tblPr>
+      <w:tblGrid>
+        <w:gridCol w:w="2640"/>
+        <w:gridCol w:w="2640"/>
+        <w:gridCol w:w="2640"/>
+      </w:tblGrid>
+      <w:tr>
+        <w:trPr>
+          <w:tblHeader w:val="true"/>
+        </w:trPr>
+        <w:tc>
+          <w:tcPr/>
+          <w:p>
+            <w:pPr>
+              <w:pStyle w:val="Compact"/>
+              <w:jc w:val="left"/>
+            </w:pPr>
+            <w:r>
+              <w:t xml:space="preserve">구조</w:t>
+            </w:r>
+          </w:p>
+        </w:tc>
+        <w:tc>
+          <w:tcPr/>
+          <w:p>
+            <w:pPr>
+              <w:pStyle w:val="Compact"/>
+              <w:jc w:val="left"/>
+            </w:pPr>
+            <w:r>
+              <w:t xml:space="preserve">영어</w:t>
+            </w:r>
+          </w:p>
+        </w:tc>
+        <w:tc>
+          <w:tcPr/>
+          <w:p>
+            <w:pPr>
+              <w:pStyle w:val="Compact"/>
+              <w:jc w:val="left"/>
+            </w:pPr>
+            <w:r>
+              <w:t xml:space="preserve">기능</w:t>
+            </w:r>
+          </w:p>
+        </w:tc>
+      </w:tr>
+      <w:tr>
+        <w:tc>
+          <w:tcPr/>
+          <w:p>
+            <w:pPr>
+              <w:pStyle w:val="Compact"/>
+              <w:jc w:val="left"/>
+            </w:pPr>
+            <w:r>
+              <w:t xml:space="preserve">① 조건 제시(번호)</w:t>
+            </w:r>
+          </w:p>
+        </w:tc>
+        <w:tc>
+          <w:tcPr/>
+          <w:p>
+            <w:pPr>
+              <w:pStyle w:val="Compact"/>
+              <w:jc w:val="left"/>
+            </w:pPr>
+            <w:r>
+              <w:t xml:space="preserve">Two. I keep one day a week at Sarah’s clinic. Clinical work.</w:t>
+            </w:r>
+          </w:p>
+        </w:tc>
+        <w:tc>
+          <w:tcPr/>
+          <w:p>
+            <w:pPr>
+              <w:pStyle w:val="Compact"/>
+              <w:jc w:val="left"/>
+            </w:pPr>
+            <w:r>
+              <w:t xml:space="preserve">번호를 붙여 조건을 한 문장으로 분명히 제시</w:t>
+            </w:r>
+          </w:p>
+        </w:tc>
+      </w:tr>
+      <w:tr>
+        <w:tc>
+          <w:tcPr/>
+          <w:p>
+            <w:pPr>
+              <w:pStyle w:val="Compact"/>
+              <w:jc w:val="left"/>
+            </w:pPr>
+            <w:r>
+              <w:t xml:space="preserve">② 구체화(삼중 반복)</w:t>
+            </w:r>
+          </w:p>
+        </w:tc>
+        <w:tc>
+          <w:tcPr/>
+          <w:p>
+            <w:pPr>
+              <w:pStyle w:val="Compact"/>
+              <w:jc w:val="left"/>
+            </w:pPr>
+            <w:r>
+              <w:t xml:space="preserve">Real patients, real nurses, real problems.</w:t>
+            </w:r>
+          </w:p>
+        </w:tc>
+        <w:tc>
+          <w:tcPr/>
+          <w:p>
+            <w:pPr>
+              <w:pStyle w:val="Compact"/>
+              <w:jc w:val="left"/>
+            </w:pPr>
+            <w:r>
+              <w:t xml:space="preserve">같은 형용사를 세 번 반복해 조건의 의미를 강조</w:t>
+            </w:r>
+          </w:p>
+        </w:tc>
+      </w:tr>
+      <w:tr>
+        <w:tc>
+          <w:tcPr/>
+          <w:p>
+            <w:pPr>
+              <w:pStyle w:val="Compact"/>
+              <w:jc w:val="left"/>
+            </w:pPr>
+            <w:r>
+              <w:t xml:space="preserve">③ 이유(if 가정)</w:t>
+            </w:r>
+          </w:p>
+        </w:tc>
+        <w:tc>
+          <w:tcPr/>
+          <w:p>
+            <w:pPr>
+              <w:pStyle w:val="Compact"/>
+              <w:jc w:val="left"/>
+            </w:pPr>
+            <w:r>
+              <w:t xml:space="preserve">If I stop injecting and only sit in meetings, I’ll forget what nurses need within a year,</w:t>
+            </w:r>
+          </w:p>
+        </w:tc>
+        <w:tc>
+          <w:tcPr/>
+          <w:p>
+            <w:pPr>
+              <w:pStyle w:val="Compact"/>
+              <w:jc w:val="left"/>
+            </w:pPr>
+            <w:r>
+              <w:t xml:space="preserve">조건이 없을 때 생길 결과를 if로 보여 줌</w:t>
+            </w:r>
+          </w:p>
+        </w:tc>
+      </w:tr>
+      <w:tr>
+        <w:tc>
+          <w:tcPr/>
+          <w:p>
+            <w:pPr>
+              <w:pStyle w:val="Compact"/>
+              <w:jc w:val="left"/>
+            </w:pPr>
+            <w:r>
+              <w:t xml:space="preserve">④ 결론(회사에 주는 손해)</w:t>
+            </w:r>
+          </w:p>
+        </w:tc>
+        <w:tc>
+          <w:tcPr/>
+          <w:p>
+            <w:pPr>
+              <w:pStyle w:val="Compact"/>
+              <w:jc w:val="left"/>
+            </w:pPr>
+            <w:r>
+              <w:t xml:space="preserve">and then I’m just another sales manager.</w:t>
+            </w:r>
+          </w:p>
+        </w:tc>
+        <w:tc>
+          <w:tcPr/>
+          <w:p>
+            <w:pPr>
+              <w:pStyle w:val="Compact"/>
+              <w:jc w:val="left"/>
+            </w:pPr>
+            <w:r>
+              <w:t xml:space="preserve">조건이 내 이익이 아니라 회사의 이익임을 강조</w:t>
+            </w:r>
+          </w:p>
+        </w:tc>
+      </w:tr>
+    </w:tbl>
+    <w:p>
+      <w:pPr>
+        <w:pStyle w:val="BodyText"/>
+      </w:pPr>
+      <w:r>
+        <w:rPr>
+          <w:bCs/>
+          <w:b/>
+        </w:rPr>
+        <w:t xml:space="preserve">활용 패턴:</w:t>
+      </w:r>
+      <w:r>
+        <w:t xml:space="preserve"> </w:t>
+      </w:r>
+      <w:r>
+        <w:t xml:space="preserve">번호 + 조건 → 짧은 반복으로 구체화 → If not, 결과 →</w:t>
+      </w:r>
+      <w:r>
+        <w:t xml:space="preserve"> </w:t>
+      </w:r>
+      <w:r>
+        <w:t xml:space="preserve">“</w:t>
+      </w:r>
+      <w:r>
+        <w:t xml:space="preserve">then I’m just another…</w:t>
+      </w:r>
+      <w:r>
+        <w:t xml:space="preserve">”</w:t>
+      </w:r>
+      <w:r>
+        <w:t xml:space="preserve"> </w:t>
+      </w:r>
+      <w:r>
+        <w:rPr>
+          <w:bCs/>
+          <w:b/>
+        </w:rPr>
+        <w:t xml:space="preserve">연결 표현:</w:t>
+      </w:r>
+      <w:r>
+        <w:t xml:space="preserve"> </w:t>
+      </w:r>
+      <w:r>
+        <w:t xml:space="preserve">I keep…(~은 유지한다) · If I stop…(~을 그만두면) · within a year(1년 안에) · just another…(그저 그런 ~)</w:t>
+      </w:r>
+      <w:r>
+        <w:t xml:space="preserve"> </w:t>
+      </w:r>
+      <w:r>
+        <w:rPr>
+          <w:bCs/>
+          <w:b/>
+        </w:rPr>
+        <w:t xml:space="preserve">연습:</w:t>
+      </w:r>
+      <w:r>
+        <w:t xml:space="preserve"> </w:t>
+      </w:r>
+      <w:r>
+        <w:t xml:space="preserve">이직 제안을 받고</w:t>
+      </w:r>
+      <w:r>
+        <w:t xml:space="preserve"> </w:t>
+      </w:r>
+      <w:r>
+        <w:t xml:space="preserve">“</w:t>
+      </w:r>
+      <w:r>
+        <w:t xml:space="preserve">재택 주 2일</w:t>
+      </w:r>
+      <w:r>
+        <w:t xml:space="preserve">”</w:t>
+      </w:r>
+      <w:r>
+        <w:t xml:space="preserve">을 조건으로 내거는 상황에서, 같은 구조로 40단어 안팎으로 말해 보기.</w:t>
+      </w:r>
+    </w:p>
     <w:bookmarkEnd w:id="30"/>
     <w:bookmarkEnd w:id="31"/>
+    <w:bookmarkEnd w:id="32"/>
     <w:sectPr/>
   </w:body>
 </w:document>

--- a/대본/6부/10화_Country_Manager.docx
+++ b/대본/6부/10화_Country_Manager.docx
@@ -2,7 +2,7 @@
 <file path=word/document.xml><?xml version="1.0" encoding="utf-8"?>
 <w:document xmlns:w="http://schemas.openxmlformats.org/wordprocessingml/2006/main" xmlns:m="http://schemas.openxmlformats.org/officeDocument/2006/math" xmlns:r="http://schemas.openxmlformats.org/officeDocument/2006/relationships" xmlns:o="urn:schemas-microsoft-com:office:office" xmlns:v="urn:schemas-microsoft-com:vml" xmlns:w10="urn:schemas-microsoft-com:office:word" xmlns:a="http://schemas.openxmlformats.org/drawingml/2006/main" xmlns:pic="http://schemas.openxmlformats.org/drawingml/2006/picture" xmlns:wp="http://schemas.openxmlformats.org/drawingml/2006/wordprocessingDrawing">
   <w:body>
-    <w:bookmarkStart w:id="32" w:name="ship-it-6부-10화"/>
+    <w:bookmarkStart w:id="38" w:name="ship-it-6부-10화"/>
     <w:p>
       <w:pPr>
         <w:pStyle w:val="Heading1"/>
@@ -337,44 +337,23 @@
     </w:p>
     <w:p>
       <w:pPr>
-        <w:numPr>
-          <w:ilvl w:val="0"/>
-          <w:numId w:val="1001"/>
-        </w:numPr>
+        <w:pStyle w:val="FirstParagraph"/>
       </w:pPr>
       <w:r>
         <w:t xml:space="preserve">SOFIA: Coffee. Three candidates. Two now. The third withdrew last night.</w:t>
       </w:r>
-      <w:r>
-        <w:t xml:space="preserve"> </w:t>
-      </w:r>
-      <w:r>
-        <w:t xml:space="preserve">소피아: 커피요. 후보 세 명. 지금은 두 명. 세 번째는 어젯밤 철회했어요.</w:t>
-      </w:r>
-    </w:p>
-    <w:p>
-      <w:pPr>
-        <w:numPr>
-          <w:ilvl w:val="0"/>
-          <w:numId w:val="1001"/>
-        </w:numPr>
+    </w:p>
+    <w:p>
+      <w:pPr>
+        <w:pStyle w:val="BodyText"/>
       </w:pPr>
       <w:r>
         <w:t xml:space="preserve">NOAH: Why?</w:t>
       </w:r>
-      <w:r>
-        <w:t xml:space="preserve"> </w:t>
-      </w:r>
-      <w:r>
-        <w:t xml:space="preserve">노아: 왜요?</w:t>
-      </w:r>
-    </w:p>
-    <w:p>
-      <w:pPr>
-        <w:numPr>
-          <w:ilvl w:val="0"/>
-          <w:numId w:val="1001"/>
-        </w:numPr>
+    </w:p>
+    <w:p>
+      <w:pPr>
+        <w:pStyle w:val="BodyText"/>
       </w:pPr>
       <w:r>
         <w:t xml:space="preserve">SOFIA: Grant and Ashby hired him. Fiona sent me a text.</w:t>
@@ -391,11 +370,37 @@
       <w:r>
         <w:t xml:space="preserve">”</w:t>
       </w:r>
-      <w:r>
-        <w:t xml:space="preserve"> </w:t>
-      </w:r>
-      <w:r>
-        <w:t xml:space="preserve">소피아: 그랜트 앤 애슈비가 채용했대요. 피오나가 문자를 보냈어요.</w:t>
+    </w:p>
+    <w:p>
+      <w:pPr>
+        <w:pStyle w:val="BodyText"/>
+      </w:pPr>
+      <w:r>
+        <w:t xml:space="preserve">ELENA: I like her more every month.</w:t>
+      </w:r>
+    </w:p>
+    <w:p>
+      <w:pPr>
+        <w:pStyle w:val="BodyText"/>
+      </w:pPr>
+      <w:r>
+        <w:t xml:space="preserve">NOAH: Okay. James sent five interview questions. Only the questions. As promised.</w:t>
+      </w:r>
+    </w:p>
+    <w:p>
+      <w:pPr>
+        <w:pStyle w:val="BodyText"/>
+      </w:pPr>
+      <w:r>
+        <w:t xml:space="preserve">SOFIA: Read them.</w:t>
+      </w:r>
+    </w:p>
+    <w:p>
+      <w:pPr>
+        <w:pStyle w:val="BodyText"/>
+      </w:pPr>
+      <w:r>
+        <w:t xml:space="preserve">NOAH:</w:t>
       </w:r>
       <w:r>
         <w:t xml:space="preserve"> </w:t>
@@ -404,7 +409,7 @@
         <w:t xml:space="preserve">“</w:t>
       </w:r>
       <w:r>
-        <w:t xml:space="preserve">미안. 안 미안. F.</w:t>
+        <w:t xml:space="preserve">One. What does success look like in year one? Two. A top clinic asks you to sell to their beautician. What do you say?</w:t>
       </w:r>
       <w:r>
         <w:t xml:space="preserve">”</w:t>
@@ -412,64 +417,34 @@
     </w:p>
     <w:p>
       <w:pPr>
-        <w:numPr>
-          <w:ilvl w:val="0"/>
-          <w:numId w:val="1001"/>
-        </w:numPr>
-      </w:pPr>
-      <w:r>
-        <w:t xml:space="preserve">ELENA: I like her more every month.</w:t>
-      </w:r>
-      <w:r>
-        <w:t xml:space="preserve"> </w:t>
-      </w:r>
-      <w:r>
-        <w:t xml:space="preserve">엘레나: 그 여자가 매달 더 좋아져요.</w:t>
-      </w:r>
-    </w:p>
-    <w:p>
-      <w:pPr>
-        <w:numPr>
-          <w:ilvl w:val="0"/>
-          <w:numId w:val="1001"/>
-        </w:numPr>
-      </w:pPr>
-      <w:r>
-        <w:t xml:space="preserve">NOAH: Okay. James sent five interview questions. Only the questions. As promised.</w:t>
-      </w:r>
-      <w:r>
-        <w:t xml:space="preserve"> </w:t>
-      </w:r>
-      <w:r>
-        <w:t xml:space="preserve">노아: 좋아요. 제임스가 면접 질문 다섯 개를 보냈어요. 질문만. 약속대로.</w:t>
-      </w:r>
-    </w:p>
-    <w:p>
-      <w:pPr>
-        <w:numPr>
-          <w:ilvl w:val="0"/>
-          <w:numId w:val="1001"/>
-        </w:numPr>
-      </w:pPr>
-      <w:r>
-        <w:t xml:space="preserve">SOFIA: Read them.</w:t>
-      </w:r>
-      <w:r>
-        <w:t xml:space="preserve"> </w:t>
-      </w:r>
-      <w:r>
-        <w:t xml:space="preserve">소피아: 읽어 봐요.</w:t>
-      </w:r>
-    </w:p>
-    <w:p>
-      <w:pPr>
-        <w:numPr>
-          <w:ilvl w:val="0"/>
-          <w:numId w:val="1001"/>
-        </w:numPr>
-      </w:pPr>
-      <w:r>
-        <w:t xml:space="preserve">NOAH:</w:t>
+        <w:pStyle w:val="BodyText"/>
+      </w:pPr>
+      <w:r>
+        <w:t xml:space="preserve">SOFIA: Three. How much time zone overlap? Four. Who should you report to? Five. What would make you resign?</w:t>
+      </w:r>
+    </w:p>
+    <w:p>
+      <w:pPr>
+        <w:pStyle w:val="BodyText"/>
+      </w:pPr>
+      <w:r>
+        <w:t xml:space="preserve">ELENA: Question five is very James.</w:t>
+      </w:r>
+    </w:p>
+    <w:p>
+      <w:pPr>
+        <w:pStyle w:val="BodyText"/>
+      </w:pPr>
+      <w:r>
+        <w:t xml:space="preserve">SOFIA: Question two is the real test. Everything else is conversation. Anyone can describe success or talk about time zones, but question two shows us what they’ll do when a big customer asks for something we won’t allow. That’s the job.</w:t>
+      </w:r>
+    </w:p>
+    <w:p>
+      <w:pPr>
+        <w:pStyle w:val="BodyText"/>
+      </w:pPr>
+      <w:r>
+        <w:t xml:space="preserve">NOAH: And we listen for British signals. Last month I missed every single one, and it cost us three weeks and a distributor. This time, if someone says</w:t>
       </w:r>
       <w:r>
         <w:t xml:space="preserve"> </w:t>
@@ -478,7 +453,7 @@
         <w:t xml:space="preserve">“</w:t>
       </w:r>
       <w:r>
-        <w:t xml:space="preserve">One. What does success look like in year one? Two. A top clinic asks you to sell to their beautician. What do you say?</w:t>
+        <w:t xml:space="preserve">interesting</w:t>
       </w:r>
       <w:r>
         <w:t xml:space="preserve">”</w:t>
@@ -487,7 +462,7 @@
         <w:t xml:space="preserve"> </w:t>
       </w:r>
       <w:r>
-        <w:t xml:space="preserve">노아:</w:t>
+        <w:t xml:space="preserve">or</w:t>
       </w:r>
       <w:r>
         <w:t xml:space="preserve"> </w:t>
@@ -496,212 +471,48 @@
         <w:t xml:space="preserve">“</w:t>
       </w:r>
       <w:r>
-        <w:t xml:space="preserve">하나. 1년 차 성공은 어떤 모습인가? 둘. 최고 클리닉이 소속 미용사에게 팔라고 한다. 뭐라고 하겠나?</w:t>
+        <w:t xml:space="preserve">I hear what you say,</w:t>
       </w:r>
       <w:r>
         <w:t xml:space="preserve">”</w:t>
       </w:r>
-    </w:p>
-    <w:p>
-      <w:pPr>
-        <w:numPr>
-          <w:ilvl w:val="0"/>
-          <w:numId w:val="1001"/>
-        </w:numPr>
-      </w:pPr>
-      <w:r>
-        <w:t xml:space="preserve">SOFIA: Three. How much time zone overlap? Four. Who should you report to? Five. What would make you resign?</w:t>
-      </w:r>
-      <w:r>
-        <w:t xml:space="preserve"> </w:t>
-      </w:r>
-      <w:r>
-        <w:t xml:space="preserve">소피아: 셋. 시차 겹침은 얼마나? 넷. 누구에게 보고해야 하나? 다섯. 무엇 때문에 사직하겠나?</w:t>
-      </w:r>
-    </w:p>
-    <w:p>
-      <w:pPr>
-        <w:numPr>
-          <w:ilvl w:val="0"/>
-          <w:numId w:val="1001"/>
-        </w:numPr>
-      </w:pPr>
-      <w:r>
-        <w:t xml:space="preserve">ELENA: Question five is very James.</w:t>
-      </w:r>
-      <w:r>
-        <w:t xml:space="preserve"> </w:t>
-      </w:r>
-      <w:r>
-        <w:t xml:space="preserve">엘레나: 다섯 번째 질문이 아주 제임스답네요.</w:t>
-      </w:r>
-    </w:p>
-    <w:p>
-      <w:pPr>
-        <w:numPr>
-          <w:ilvl w:val="0"/>
-          <w:numId w:val="1001"/>
-        </w:numPr>
-      </w:pPr>
-      <w:r>
-        <w:t xml:space="preserve">SOFIA: Question two is the real test. Everything else is conversation. Anyone can describe success or talk about time zones, but question two shows us what they’ll do when a big customer asks for something we won’t allow. That’s the job.</w:t>
-      </w:r>
-      <w:r>
-        <w:t xml:space="preserve"> </w:t>
-      </w:r>
-      <w:r>
-        <w:t xml:space="preserve">소피아: 두 번째가 진짜 시험이에요. 나머지는 대화고요. 성공을 묘사하거나 시차 얘기는 누구나 할 수 있지만, 두 번째 질문은 큰 고객이 우리가 허용하지 않는 걸 요구할 때 그 사람이 어떻게 할지를 보여 줘요. 그게 이 일의 핵심이에요.</w:t>
-      </w:r>
-    </w:p>
-    <w:p>
-      <w:pPr>
-        <w:numPr>
-          <w:ilvl w:val="0"/>
-          <w:numId w:val="1001"/>
-        </w:numPr>
-      </w:pPr>
-      <w:r>
-        <w:t xml:space="preserve">NOAH: And we listen for British signals. Last month I missed every single one, and it cost us three weeks and a distributor. This time, if someone says</w:t>
-      </w:r>
-      <w:r>
-        <w:t xml:space="preserve"> </w:t>
-      </w:r>
-      <w:r>
-        <w:t xml:space="preserve">“</w:t>
-      </w:r>
-      <w:r>
-        <w:t xml:space="preserve">interesting</w:t>
-      </w:r>
-      <w:r>
-        <w:t xml:space="preserve">”</w:t>
-      </w:r>
-      <w:r>
-        <w:t xml:space="preserve"> </w:t>
-      </w:r>
-      <w:r>
-        <w:t xml:space="preserve">or</w:t>
-      </w:r>
-      <w:r>
-        <w:t xml:space="preserve"> </w:t>
-      </w:r>
-      <w:r>
-        <w:t xml:space="preserve">“</w:t>
-      </w:r>
-      <w:r>
-        <w:t xml:space="preserve">I hear what you say,</w:t>
-      </w:r>
-      <w:r>
-        <w:t xml:space="preserve">”</w:t>
-      </w:r>
       <w:r>
         <w:t xml:space="preserve"> </w:t>
       </w:r>
       <w:r>
         <w:t xml:space="preserve">I want to know immediately. Elena, you’re our decoder.</w:t>
       </w:r>
-      <w:r>
-        <w:t xml:space="preserve"> </w:t>
-      </w:r>
-      <w:r>
-        <w:t xml:space="preserve">노아: 그리고 영국식 신호를 잘 들어요. 지난달엔 하나도 빠짐없이 다 놓쳐서 3주와 유통사 하나를 잃었어요. 이번엔 누가</w:t>
-      </w:r>
-      <w:r>
-        <w:t xml:space="preserve"> </w:t>
-      </w:r>
-      <w:r>
-        <w:t xml:space="preserve">“</w:t>
-      </w:r>
-      <w:r>
-        <w:t xml:space="preserve">흥미롭네요</w:t>
-      </w:r>
-      <w:r>
-        <w:t xml:space="preserve">”</w:t>
-      </w:r>
-      <w:r>
-        <w:t xml:space="preserve">나</w:t>
-      </w:r>
-      <w:r>
-        <w:t xml:space="preserve"> </w:t>
-      </w:r>
-      <w:r>
-        <w:t xml:space="preserve">“</w:t>
-      </w:r>
-      <w:r>
-        <w:t xml:space="preserve">말씀하시는 바는 들었습니다</w:t>
-      </w:r>
-      <w:r>
-        <w:t xml:space="preserve">”</w:t>
-      </w:r>
-      <w:r>
-        <w:t xml:space="preserve">라고 하면 바로 알고 싶어요. 엘레나, 당신이 해독기예요.</w:t>
-      </w:r>
-    </w:p>
-    <w:p>
-      <w:pPr>
-        <w:numPr>
-          <w:ilvl w:val="0"/>
-          <w:numId w:val="1001"/>
-        </w:numPr>
+    </w:p>
+    <w:p>
+      <w:pPr>
+        <w:pStyle w:val="BodyText"/>
       </w:pPr>
       <w:r>
         <w:t xml:space="preserve">ELENA: I passed James’s course. One night. In a pub. With a certificate made of beer mats.</w:t>
       </w:r>
-      <w:r>
-        <w:t xml:space="preserve"> </w:t>
-      </w:r>
-      <w:r>
-        <w:t xml:space="preserve">엘레나: 제임스 과정을 수료했어요. 하룻밤. 펍에서. 맥주 받침으로 만든 수료증까지.</w:t>
-      </w:r>
-    </w:p>
-    <w:p>
-      <w:pPr>
-        <w:numPr>
-          <w:ilvl w:val="0"/>
-          <w:numId w:val="1001"/>
-        </w:numPr>
+    </w:p>
+    <w:p>
+      <w:pPr>
+        <w:pStyle w:val="BodyText"/>
       </w:pPr>
       <w:r>
         <w:t xml:space="preserve">DIANE: I’m listening too. Silently. For anything we can’t legally ask.</w:t>
       </w:r>
-      <w:r>
-        <w:t xml:space="preserve"> </w:t>
-      </w:r>
-      <w:r>
-        <w:t xml:space="preserve">다이앤: 나도 듣고 있어요. 조용히. 법적으로 물으면 안 되는 거 있는지.</w:t>
-      </w:r>
-    </w:p>
-    <w:p>
-      <w:pPr>
-        <w:numPr>
-          <w:ilvl w:val="0"/>
-          <w:numId w:val="1001"/>
-        </w:numPr>
+    </w:p>
+    <w:p>
+      <w:pPr>
+        <w:pStyle w:val="BodyText"/>
       </w:pPr>
       <w:r>
         <w:t xml:space="preserve">SOFIA: Charles Whitmore is connecting. Twenty years at big pharma. UK sales director.</w:t>
       </w:r>
-      <w:r>
-        <w:t xml:space="preserve"> </w:t>
-      </w:r>
-      <w:r>
-        <w:t xml:space="preserve">소피아: 찰스 휘트모어가 접속 중이에요. 대형 제약사 20년. 영국 영업 이사.</w:t>
-      </w:r>
-    </w:p>
-    <w:p>
-      <w:pPr>
-        <w:numPr>
-          <w:ilvl w:val="0"/>
-          <w:numId w:val="1001"/>
-        </w:numPr>
+    </w:p>
+    <w:p>
+      <w:pPr>
+        <w:pStyle w:val="BodyText"/>
       </w:pPr>
       <w:r>
         <w:t xml:space="preserve">NOAH: Strong CV. Let’s see.</w:t>
-      </w:r>
-      <w:r>
-        <w:t xml:space="preserve"> </w:t>
-      </w:r>
-      <w:r>
-        <w:t xml:space="preserve">노아: 이력서가 탄탄하네요. 봅시다.</w:t>
       </w:r>
     </w:p>
     <w:bookmarkEnd w:id="21"/>
@@ -716,248 +527,119 @@
     </w:p>
     <w:p>
       <w:pPr>
-        <w:numPr>
-          <w:ilvl w:val="0"/>
-          <w:numId w:val="1002"/>
-        </w:numPr>
+        <w:pStyle w:val="FirstParagraph"/>
       </w:pPr>
       <w:r>
         <w:t xml:space="preserve">CHARLES: Good afternoon. Or good morning. Charles Whitmore. Delighted to meet you all.</w:t>
       </w:r>
-      <w:r>
-        <w:t xml:space="preserve"> </w:t>
-      </w:r>
-      <w:r>
-        <w:t xml:space="preserve">찰스: 안녕하세요. 아니, 좋은 아침이네요. 찰스 휘트모어. 모두 만나서 반갑습니다.</w:t>
-      </w:r>
-    </w:p>
-    <w:p>
-      <w:pPr>
-        <w:numPr>
-          <w:ilvl w:val="0"/>
-          <w:numId w:val="1002"/>
-        </w:numPr>
+    </w:p>
+    <w:p>
+      <w:pPr>
+        <w:pStyle w:val="BodyText"/>
       </w:pPr>
       <w:r>
         <w:t xml:space="preserve">NOAH: Thank you for joining, Charles. First question. What does success look like in year one?</w:t>
       </w:r>
-      <w:r>
-        <w:t xml:space="preserve"> </w:t>
-      </w:r>
-      <w:r>
-        <w:t xml:space="preserve">노아: 참석해 줘서 고마워요, 찰스. 첫 질문. 1년 차 성공은 어떤 모습인가요?</w:t>
-      </w:r>
-    </w:p>
-    <w:p>
-      <w:pPr>
-        <w:numPr>
-          <w:ilvl w:val="0"/>
-          <w:numId w:val="1002"/>
-        </w:numPr>
+    </w:p>
+    <w:p>
+      <w:pPr>
+        <w:pStyle w:val="BodyText"/>
       </w:pPr>
       <w:r>
         <w:t xml:space="preserve">CHARLES: Ten thousand syringes. Twelve reps. National coverage by Christmas. And a launch event at a proper hotel, with the right people in the room, because in Britain, first impressions last for years. If you start small, the market will treat you as small.</w:t>
       </w:r>
-      <w:r>
-        <w:t xml:space="preserve"> </w:t>
-      </w:r>
-      <w:r>
-        <w:t xml:space="preserve">찰스: 주사기 1만 개. 영업 사원 12명. 크리스마스까지 전국 커버. 그리고 제대로 된 호텔에서, 적절한 사람들을 모아 출시 행사를 해야죠. 영국에선 첫인상이 몇 년을 가거든요. 작게 시작하면 시장도 당신들을 작게 대해요.</w:t>
-      </w:r>
-    </w:p>
-    <w:p>
-      <w:pPr>
-        <w:numPr>
-          <w:ilvl w:val="0"/>
-          <w:numId w:val="1002"/>
-        </w:numPr>
+    </w:p>
+    <w:p>
+      <w:pPr>
+        <w:pStyle w:val="BodyText"/>
       </w:pPr>
       <w:r>
         <w:t xml:space="preserve">SOFIA: Twelve reps in year one? What budget do you imagine?</w:t>
       </w:r>
-      <w:r>
-        <w:t xml:space="preserve"> </w:t>
-      </w:r>
-      <w:r>
-        <w:t xml:space="preserve">소피아: 1년 차에 영업 사원 12명? 예산은 얼마로 생각해요?</w:t>
-      </w:r>
-    </w:p>
-    <w:p>
-      <w:pPr>
-        <w:numPr>
-          <w:ilvl w:val="0"/>
-          <w:numId w:val="1002"/>
-        </w:numPr>
+    </w:p>
+    <w:p>
+      <w:pPr>
+        <w:pStyle w:val="BodyText"/>
       </w:pPr>
       <w:r>
         <w:t xml:space="preserve">CHARLES: About two million pounds. You can’t win Britain on the cheap.</w:t>
       </w:r>
-      <w:r>
-        <w:t xml:space="preserve"> </w:t>
-      </w:r>
-      <w:r>
-        <w:t xml:space="preserve">찰스: 약 200만 파운드. 영국은 싸게 이길 수 없어요.</w:t>
-      </w:r>
-    </w:p>
-    <w:p>
-      <w:pPr>
-        <w:numPr>
-          <w:ilvl w:val="0"/>
-          <w:numId w:val="1002"/>
-        </w:numPr>
+    </w:p>
+    <w:p>
+      <w:pPr>
+        <w:pStyle w:val="BodyText"/>
       </w:pPr>
       <w:r>
         <w:t xml:space="preserve">ELENA: Question two. A top clinic asks you to sell to their beautician. What do you say?</w:t>
       </w:r>
-      <w:r>
-        <w:t xml:space="preserve"> </w:t>
-      </w:r>
-      <w:r>
-        <w:t xml:space="preserve">엘레나: 두 번째 질문. 최고 클리닉이 소속 미용사에게 팔라고 해요. 뭐라고 하겠어요?</w:t>
-      </w:r>
-    </w:p>
-    <w:p>
-      <w:pPr>
-        <w:numPr>
-          <w:ilvl w:val="0"/>
-          <w:numId w:val="1002"/>
-        </w:numPr>
+    </w:p>
+    <w:p>
+      <w:pPr>
+        <w:pStyle w:val="BodyText"/>
       </w:pPr>
       <w:r>
         <w:t xml:space="preserve">CHARLES: I’d say no. Today. But realistically, you’ll need beauticians eventually. Sixty percent of the market.</w:t>
       </w:r>
-      <w:r>
-        <w:t xml:space="preserve"> </w:t>
-      </w:r>
-      <w:r>
-        <w:t xml:space="preserve">찰스: 거절하죠. 오늘은요. 하지만 현실적으로 결국 미용사가 필요할 거예요. 시장의 60%니까요.</w:t>
-      </w:r>
-    </w:p>
-    <w:p>
-      <w:pPr>
-        <w:numPr>
-          <w:ilvl w:val="0"/>
-          <w:numId w:val="1002"/>
-        </w:numPr>
+    </w:p>
+    <w:p>
+      <w:pPr>
+        <w:pStyle w:val="BodyText"/>
       </w:pPr>
       <w:r>
         <w:t xml:space="preserve">ELENA: That’s a red line for us. Permanently.</w:t>
       </w:r>
-      <w:r>
-        <w:t xml:space="preserve"> </w:t>
-      </w:r>
-      <w:r>
-        <w:t xml:space="preserve">엘레나: 그건 우리 레드라인이에요. 영구적으로.</w:t>
-      </w:r>
-    </w:p>
-    <w:p>
-      <w:pPr>
-        <w:numPr>
-          <w:ilvl w:val="0"/>
-          <w:numId w:val="1002"/>
-        </w:numPr>
+    </w:p>
+    <w:p>
+      <w:pPr>
+        <w:pStyle w:val="BodyText"/>
       </w:pPr>
       <w:r>
         <w:t xml:space="preserve">CHARLES: I hear what you say.</w:t>
       </w:r>
-      <w:r>
-        <w:t xml:space="preserve"> </w:t>
-      </w:r>
-      <w:r>
-        <w:t xml:space="preserve">찰스: 말씀하시는 바는 들었습니다.</w:t>
-      </w:r>
-    </w:p>
-    <w:p>
-      <w:pPr>
-        <w:numPr>
-          <w:ilvl w:val="0"/>
-          <w:numId w:val="1002"/>
-        </w:numPr>
+    </w:p>
+    <w:p>
+      <w:pPr>
+        <w:pStyle w:val="BodyText"/>
       </w:pPr>
       <w:r>
         <w:t xml:space="preserve">ELENA: …Thank you, Charles. That’s very clear.</w:t>
       </w:r>
-      <w:r>
-        <w:t xml:space="preserve"> </w:t>
-      </w:r>
-      <w:r>
-        <w:t xml:space="preserve">엘레나: …고마워요, 찰스. 아주 분명하네요.</w:t>
-      </w:r>
-    </w:p>
-    <w:p>
-      <w:pPr>
-        <w:numPr>
-          <w:ilvl w:val="0"/>
-          <w:numId w:val="1002"/>
-        </w:numPr>
+    </w:p>
+    <w:p>
+      <w:pPr>
+        <w:pStyle w:val="BodyText"/>
       </w:pPr>
       <w:r>
         <w:t xml:space="preserve">NOAH: Question five. What would make you resign?</w:t>
       </w:r>
-      <w:r>
-        <w:t xml:space="preserve"> </w:t>
-      </w:r>
-      <w:r>
-        <w:t xml:space="preserve">노아: 다섯 번째 질문. 무엇 때문에 사직하겠어요?</w:t>
-      </w:r>
-    </w:p>
-    <w:p>
-      <w:pPr>
-        <w:numPr>
-          <w:ilvl w:val="0"/>
-          <w:numId w:val="1002"/>
-        </w:numPr>
+    </w:p>
+    <w:p>
+      <w:pPr>
+        <w:pStyle w:val="BodyText"/>
       </w:pPr>
       <w:r>
         <w:t xml:space="preserve">CHARLES: A lack of investment. If you won’t fund the team, I can’t build the business.</w:t>
       </w:r>
-      <w:r>
-        <w:t xml:space="preserve"> </w:t>
-      </w:r>
-      <w:r>
-        <w:t xml:space="preserve">찰스: 투자 부족이요. 팀에 돈을 안 대면, 사업을 만들 수 없죠.</w:t>
-      </w:r>
-    </w:p>
-    <w:p>
-      <w:pPr>
-        <w:numPr>
-          <w:ilvl w:val="0"/>
-          <w:numId w:val="1002"/>
-        </w:numPr>
+    </w:p>
+    <w:p>
+      <w:pPr>
+        <w:pStyle w:val="BodyText"/>
       </w:pPr>
       <w:r>
         <w:t xml:space="preserve">SOFIA: Thank you, Charles. We’ll be in touch within the week.</w:t>
       </w:r>
-      <w:r>
-        <w:t xml:space="preserve"> </w:t>
-      </w:r>
-      <w:r>
-        <w:t xml:space="preserve">소피아: 고마워요, 찰스. 이번 주 안에 연락드릴게요.</w:t>
-      </w:r>
-    </w:p>
-    <w:p>
-      <w:pPr>
-        <w:numPr>
-          <w:ilvl w:val="0"/>
-          <w:numId w:val="1002"/>
-        </w:numPr>
+    </w:p>
+    <w:p>
+      <w:pPr>
+        <w:pStyle w:val="BodyText"/>
       </w:pPr>
       <w:r>
         <w:t xml:space="preserve">CHARLES: Splendid. I look forward to it. Most interesting conversation.</w:t>
       </w:r>
-      <w:r>
-        <w:t xml:space="preserve"> </w:t>
-      </w:r>
-      <w:r>
-        <w:t xml:space="preserve">찰스: 훌륭해요. 기대하겠습니다. 아주 흥미로운 대화였어요.</w:t>
-      </w:r>
-    </w:p>
-    <w:p>
-      <w:pPr>
-        <w:numPr>
-          <w:ilvl w:val="0"/>
-          <w:numId w:val="1002"/>
-        </w:numPr>
+    </w:p>
+    <w:p>
+      <w:pPr>
+        <w:pStyle w:val="BodyText"/>
       </w:pPr>
       <w:r>
         <w:t xml:space="preserve">ELENA: Did everyone hear that?</w:t>
@@ -980,11 +662,29 @@
       <w:r>
         <w:t xml:space="preserve">He disagrees. And he’s finished discussing it. That’s exactly what Oliver said to me in London, word for word. Last month, I would have taken it as agreement.</w:t>
       </w:r>
-      <w:r>
-        <w:t xml:space="preserve"> </w:t>
-      </w:r>
-      <w:r>
-        <w:t xml:space="preserve">엘레나: 다들 들었어요?</w:t>
+    </w:p>
+    <w:p>
+      <w:pPr>
+        <w:pStyle w:val="BodyText"/>
+      </w:pPr>
+      <w:r>
+        <w:t xml:space="preserve">NOAH: We decoded it. In real time. James would be proud.</w:t>
+      </w:r>
+    </w:p>
+    <w:p>
+      <w:pPr>
+        <w:pStyle w:val="BodyText"/>
+      </w:pPr>
+      <w:r>
+        <w:t xml:space="preserve">SOFIA: And he wants two million pounds to sell to beauticians in year two. No.</w:t>
+      </w:r>
+    </w:p>
+    <w:p>
+      <w:pPr>
+        <w:pStyle w:val="BodyText"/>
+      </w:pPr>
+      <w:r>
+        <w:t xml:space="preserve">DIANE: Agreed. Also, he asked if Elena was</w:t>
       </w:r>
       <w:r>
         <w:t xml:space="preserve"> </w:t>
@@ -993,7 +693,7 @@
         <w:t xml:space="preserve">“</w:t>
       </w:r>
       <w:r>
-        <w:t xml:space="preserve">말씀하시는 바는 들었습니다.</w:t>
+        <w:t xml:space="preserve">the nurse.</w:t>
       </w:r>
       <w:r>
         <w:t xml:space="preserve">”</w:t>
@@ -1002,380 +702,143 @@
         <w:t xml:space="preserve"> </w:t>
       </w:r>
       <w:r>
-        <w:t xml:space="preserve">반대한다는 거예요. 그리고 더 논의할 생각이 없고요. 런던에서 올리버가 나한테 한 말이랑 토씨 하나 안 틀리고 똑같아요. 지난달이었으면 동의로 받아들였을 거예요.</w:t>
-      </w:r>
-    </w:p>
-    <w:p>
-      <w:pPr>
-        <w:numPr>
-          <w:ilvl w:val="0"/>
-          <w:numId w:val="1002"/>
-        </w:numPr>
-      </w:pPr>
-      <w:r>
-        <w:t xml:space="preserve">NOAH: We decoded it. In real time. James would be proud.</w:t>
-      </w:r>
-      <w:r>
-        <w:t xml:space="preserve"> </w:t>
-      </w:r>
-      <w:r>
-        <w:t xml:space="preserve">노아: 해독했어요. 실시간으로. 제임스가 자랑스러워할 거예요.</w:t>
-      </w:r>
-    </w:p>
-    <w:p>
-      <w:pPr>
-        <w:numPr>
-          <w:ilvl w:val="0"/>
-          <w:numId w:val="1002"/>
-        </w:numPr>
-      </w:pPr>
-      <w:r>
-        <w:t xml:space="preserve">SOFIA: And he wants two million pounds to sell to beauticians in year two. No.</w:t>
-      </w:r>
-      <w:r>
-        <w:t xml:space="preserve"> </w:t>
-      </w:r>
-      <w:r>
-        <w:t xml:space="preserve">소피아: 그리고 2년 차에 미용사한테 팔려고 200만 파운드를 원하네요. 탈락.</w:t>
-      </w:r>
-    </w:p>
-    <w:p>
-      <w:pPr>
-        <w:numPr>
-          <w:ilvl w:val="0"/>
-          <w:numId w:val="1002"/>
-        </w:numPr>
-      </w:pPr>
-      <w:r>
-        <w:t xml:space="preserve">DIANE: Agreed. Also, he asked if Elena was</w:t>
-      </w:r>
-      <w:r>
-        <w:t xml:space="preserve"> </w:t>
-      </w:r>
-      <w:r>
-        <w:t xml:space="preserve">“</w:t>
-      </w:r>
-      <w:r>
-        <w:t xml:space="preserve">the nurse.</w:t>
-      </w:r>
-      <w:r>
-        <w:t xml:space="preserve">”</w:t>
-      </w:r>
-      <w:r>
-        <w:t xml:space="preserve"> </w:t>
-      </w:r>
-      <w:r>
         <w:t xml:space="preserve">I noted it.</w:t>
       </w:r>
-      <w:r>
-        <w:t xml:space="preserve"> </w:t>
-      </w:r>
-      <w:r>
-        <w:t xml:space="preserve">다이앤: 동의해요. 그리고 접속하면서 엘레나가</w:t>
-      </w:r>
-      <w:r>
-        <w:t xml:space="preserve"> </w:t>
-      </w:r>
-      <w:r>
-        <w:t xml:space="preserve">“</w:t>
-      </w:r>
-      <w:r>
-        <w:t xml:space="preserve">간호사</w:t>
-      </w:r>
-      <w:r>
-        <w:t xml:space="preserve">”</w:t>
-      </w:r>
-      <w:r>
-        <w:t xml:space="preserve">냐고 물었어요. 적어 뒀어요.</w:t>
-      </w:r>
-    </w:p>
-    <w:p>
-      <w:pPr>
-        <w:numPr>
-          <w:ilvl w:val="0"/>
-          <w:numId w:val="1002"/>
-        </w:numPr>
+    </w:p>
+    <w:p>
+      <w:pPr>
+        <w:pStyle w:val="BodyText"/>
       </w:pPr>
       <w:r>
         <w:t xml:space="preserve">ELENA: He did? I missed it.</w:t>
       </w:r>
-      <w:r>
-        <w:t xml:space="preserve"> </w:t>
-      </w:r>
-      <w:r>
-        <w:t xml:space="preserve">엘레나: 그랬어요? 못 들었네요.</w:t>
-      </w:r>
-    </w:p>
-    <w:p>
-      <w:pPr>
-        <w:numPr>
-          <w:ilvl w:val="0"/>
-          <w:numId w:val="1002"/>
-        </w:numPr>
+    </w:p>
+    <w:p>
+      <w:pPr>
+        <w:pStyle w:val="BodyText"/>
       </w:pPr>
       <w:r>
         <w:t xml:space="preserve">DIANE: Before you joined. You’re a doctor, Elena. He’ll never know how close he came.</w:t>
       </w:r>
-      <w:r>
-        <w:t xml:space="preserve"> </w:t>
-      </w:r>
-      <w:r>
-        <w:t xml:space="preserve">다이앤: 당신이 들어오기 전에요. 당신은 의사잖아요, 엘레나. 자기가 얼마나 아슬아슬했는지 절대 모를 거예요.</w:t>
-      </w:r>
-    </w:p>
-    <w:p>
-      <w:pPr>
-        <w:numPr>
-          <w:ilvl w:val="0"/>
-          <w:numId w:val="1002"/>
-        </w:numPr>
+    </w:p>
+    <w:p>
+      <w:pPr>
+        <w:pStyle w:val="BodyText"/>
       </w:pPr>
       <w:r>
         <w:t xml:space="preserve">SOFIA: Hannah Lloyd is next. Nurse for eight years. Then marketing at a skincare company.</w:t>
       </w:r>
-      <w:r>
-        <w:t xml:space="preserve"> </w:t>
-      </w:r>
-      <w:r>
-        <w:t xml:space="preserve">소피아: 다음은 해나 로이드. 간호사 8년. 그다음 스킨케어 회사 마케팅.</w:t>
-      </w:r>
-    </w:p>
-    <w:p>
-      <w:pPr>
-        <w:numPr>
-          <w:ilvl w:val="0"/>
-          <w:numId w:val="1002"/>
-        </w:numPr>
+    </w:p>
+    <w:p>
+      <w:pPr>
+        <w:pStyle w:val="BodyText"/>
       </w:pPr>
       <w:r>
         <w:t xml:space="preserve">HANNAH: Hi! Hannah. Sorry, my cat is on the keyboard. He’s very interested in medical devices.</w:t>
       </w:r>
-      <w:r>
-        <w:t xml:space="preserve"> </w:t>
-      </w:r>
-      <w:r>
-        <w:t xml:space="preserve">해나: 안녕하세요! 해나예요. 죄송해요, 고양이가 키보드 위에 있어요. 의료기기에 관심이 아주 많아서요.</w:t>
-      </w:r>
-    </w:p>
-    <w:p>
-      <w:pPr>
-        <w:numPr>
-          <w:ilvl w:val="0"/>
-          <w:numId w:val="1002"/>
-        </w:numPr>
+    </w:p>
+    <w:p>
+      <w:pPr>
+        <w:pStyle w:val="BodyText"/>
       </w:pPr>
       <w:r>
         <w:t xml:space="preserve">NOAH: Welcome, Hannah. And cat. What does success look like in year one?</w:t>
       </w:r>
-      <w:r>
-        <w:t xml:space="preserve"> </w:t>
-      </w:r>
-      <w:r>
-        <w:t xml:space="preserve">노아: 환영해요, 해나. 그리고 고양이도. 1년 차 성공은 어떤 모습이에요?</w:t>
-      </w:r>
-    </w:p>
-    <w:p>
-      <w:pPr>
-        <w:numPr>
-          <w:ilvl w:val="0"/>
-          <w:numId w:val="1002"/>
-        </w:numPr>
+    </w:p>
+    <w:p>
+      <w:pPr>
+        <w:pStyle w:val="BodyText"/>
       </w:pPr>
       <w:r>
         <w:t xml:space="preserve">HANNAH: A hundred trained nurses who’d recommend you to a friend. Sales follow trust. Not the other way.</w:t>
       </w:r>
-      <w:r>
-        <w:t xml:space="preserve"> </w:t>
-      </w:r>
-      <w:r>
-        <w:t xml:space="preserve">해나: 친구에게 당신들을 추천할 교육받은 간호사 100명. 매출은 신뢰를 따라와요. 반대가 아니라.</w:t>
-      </w:r>
-    </w:p>
-    <w:p>
-      <w:pPr>
-        <w:numPr>
-          <w:ilvl w:val="0"/>
-          <w:numId w:val="1002"/>
-        </w:numPr>
+    </w:p>
+    <w:p>
+      <w:pPr>
+        <w:pStyle w:val="BodyText"/>
       </w:pPr>
       <w:r>
         <w:t xml:space="preserve">ELENA: And if a top clinic asks you to sell to their beautician?</w:t>
       </w:r>
-      <w:r>
-        <w:t xml:space="preserve"> </w:t>
-      </w:r>
-      <w:r>
-        <w:t xml:space="preserve">엘레나: 그럼 최고 클리닉이 소속 미용사에게 팔라고 하면요?</w:t>
-      </w:r>
-    </w:p>
-    <w:p>
-      <w:pPr>
-        <w:numPr>
-          <w:ilvl w:val="0"/>
-          <w:numId w:val="1002"/>
-        </w:numPr>
+    </w:p>
+    <w:p>
+      <w:pPr>
+        <w:pStyle w:val="BodyText"/>
       </w:pPr>
       <w:r>
         <w:t xml:space="preserve">HANNAH: I’d offer to train the beautician. As a patient coordinator. Not an injector. She can book appointments, explain aftercare and calm nervous patients, so the clinic still feels supported. Then I’d say no to the syringes, politely but clearly.</w:t>
       </w:r>
-      <w:r>
-        <w:t xml:space="preserve"> </w:t>
-      </w:r>
-      <w:r>
-        <w:t xml:space="preserve">해나: 그 미용사를 교육해 주겠다고 할 거예요. 환자 코디네이터로. 시술자가 아니라. 예약을 잡고, 시술 후 관리를 설명하고, 긴장한 환자를 안심시킬 수 있죠. 그러면 클리닉도 지원받는다고 느낄 거고요. 그다음 주사기는 정중하지만 분명하게 거절할 거예요.</w:t>
-      </w:r>
-    </w:p>
-    <w:p>
-      <w:pPr>
-        <w:numPr>
-          <w:ilvl w:val="0"/>
-          <w:numId w:val="1002"/>
-        </w:numPr>
+    </w:p>
+    <w:p>
+      <w:pPr>
+        <w:pStyle w:val="BodyText"/>
       </w:pPr>
       <w:r>
         <w:t xml:space="preserve">SOFIA: That’s a great answer.</w:t>
       </w:r>
-      <w:r>
-        <w:t xml:space="preserve"> </w:t>
-      </w:r>
-      <w:r>
-        <w:t xml:space="preserve">소피아: 훌륭한 답이네요.</w:t>
-      </w:r>
-    </w:p>
-    <w:p>
-      <w:pPr>
-        <w:numPr>
-          <w:ilvl w:val="0"/>
-          <w:numId w:val="1002"/>
-        </w:numPr>
+    </w:p>
+    <w:p>
+      <w:pPr>
+        <w:pStyle w:val="BodyText"/>
       </w:pPr>
       <w:r>
         <w:t xml:space="preserve">NOAH: Question five. What would make you resign?</w:t>
       </w:r>
-      <w:r>
-        <w:t xml:space="preserve"> </w:t>
-      </w:r>
-      <w:r>
-        <w:t xml:space="preserve">노아: 다섯 번째 질문. 무엇 때문에 사직하겠어요?</w:t>
-      </w:r>
-    </w:p>
-    <w:p>
-      <w:pPr>
-        <w:numPr>
-          <w:ilvl w:val="0"/>
-          <w:numId w:val="1002"/>
-        </w:numPr>
+    </w:p>
+    <w:p>
+      <w:pPr>
+        <w:pStyle w:val="BodyText"/>
       </w:pPr>
       <w:r>
         <w:t xml:space="preserve">HANNAH: Being asked to lie to a nurse. I was a nurse for eight years, and I know when they’re being lied to. Once you lose a nurse’s trust, you never get it back, and neither does the company that sent you.</w:t>
       </w:r>
-      <w:r>
-        <w:t xml:space="preserve"> </w:t>
-      </w:r>
-      <w:r>
-        <w:t xml:space="preserve">해나: 간호사에게 거짓말하라는 요구를 받으면요. 저도 8년간 간호사였고, 거짓말을 들을 때 알아요. 간호사의 신뢰는 한번 잃으면 절대 되찾지 못해요. 당신을 보낸 회사도 마찬가지고요.</w:t>
-      </w:r>
-    </w:p>
-    <w:p>
-      <w:pPr>
-        <w:numPr>
-          <w:ilvl w:val="0"/>
-          <w:numId w:val="1002"/>
-        </w:numPr>
+    </w:p>
+    <w:p>
+      <w:pPr>
+        <w:pStyle w:val="BodyText"/>
       </w:pPr>
       <w:r>
         <w:t xml:space="preserve">ELENA: Hannah, I have no more questions. I have only good feelings.</w:t>
       </w:r>
-      <w:r>
-        <w:t xml:space="preserve"> </w:t>
-      </w:r>
-      <w:r>
-        <w:t xml:space="preserve">엘레나: 해나, 더 질문 없어요. 좋은 느낌만 있어요.</w:t>
-      </w:r>
-    </w:p>
-    <w:p>
-      <w:pPr>
-        <w:numPr>
-          <w:ilvl w:val="0"/>
-          <w:numId w:val="1002"/>
-        </w:numPr>
+    </w:p>
+    <w:p>
+      <w:pPr>
+        <w:pStyle w:val="BodyText"/>
       </w:pPr>
       <w:r>
         <w:t xml:space="preserve">HANNAH: That’s lovely. Can I ask one? How soon would you decide?</w:t>
       </w:r>
-      <w:r>
-        <w:t xml:space="preserve"> </w:t>
-      </w:r>
-      <w:r>
-        <w:t xml:space="preserve">해나: 정말 좋네요. 하나 물어도 돼요? 얼마나 빨리 결정하세요?</w:t>
-      </w:r>
-    </w:p>
-    <w:p>
-      <w:pPr>
-        <w:numPr>
-          <w:ilvl w:val="0"/>
-          <w:numId w:val="1002"/>
-        </w:numPr>
+    </w:p>
+    <w:p>
+      <w:pPr>
+        <w:pStyle w:val="BodyText"/>
       </w:pPr>
       <w:r>
         <w:t xml:space="preserve">NOAH: This week. Is there a reason you ask?</w:t>
       </w:r>
-      <w:r>
-        <w:t xml:space="preserve"> </w:t>
-      </w:r>
-      <w:r>
-        <w:t xml:space="preserve">노아: 이번 주요. 묻는 이유가 있어요?</w:t>
-      </w:r>
-    </w:p>
-    <w:p>
-      <w:pPr>
-        <w:numPr>
-          <w:ilvl w:val="0"/>
-          <w:numId w:val="1002"/>
-        </w:numPr>
+    </w:p>
+    <w:p>
+      <w:pPr>
+        <w:pStyle w:val="BodyText"/>
       </w:pPr>
       <w:r>
         <w:t xml:space="preserve">HANNAH: I have another offer. They want an answer by tonight.</w:t>
       </w:r>
-      <w:r>
-        <w:t xml:space="preserve"> </w:t>
-      </w:r>
-      <w:r>
-        <w:t xml:space="preserve">해나: 다른 오퍼가 있어요. 오늘 밤까지 답을 달래요.</w:t>
-      </w:r>
-    </w:p>
-    <w:p>
-      <w:pPr>
-        <w:numPr>
-          <w:ilvl w:val="0"/>
-          <w:numId w:val="1002"/>
-        </w:numPr>
+    </w:p>
+    <w:p>
+      <w:pPr>
+        <w:pStyle w:val="BodyText"/>
       </w:pPr>
       <w:r>
         <w:t xml:space="preserve">SOFIA: May I ask who?</w:t>
       </w:r>
-      <w:r>
-        <w:t xml:space="preserve"> </w:t>
-      </w:r>
-      <w:r>
-        <w:t xml:space="preserve">소피아: 어딘지 물어봐도 돼요?</w:t>
-      </w:r>
-    </w:p>
-    <w:p>
-      <w:pPr>
-        <w:numPr>
-          <w:ilvl w:val="0"/>
-          <w:numId w:val="1002"/>
-        </w:numPr>
+    </w:p>
+    <w:p>
+      <w:pPr>
+        <w:pStyle w:val="BodyText"/>
       </w:pPr>
       <w:r>
         <w:t xml:space="preserve">HANNAH: Halvern UK. Tom Brennan called me himself. Yesterday. He was very charming.</w:t>
-      </w:r>
-      <w:r>
-        <w:t xml:space="preserve"> </w:t>
-      </w:r>
-      <w:r>
-        <w:t xml:space="preserve">해나: 할번 UK요. 톰 브레넌이 직접 전화했어요. 어제. 아주 매력적이었어요.</w:t>
       </w:r>
     </w:p>
     <w:bookmarkEnd w:id="22"/>
@@ -1390,163 +853,79 @@
     </w:p>
     <w:p>
       <w:pPr>
-        <w:numPr>
-          <w:ilvl w:val="0"/>
-          <w:numId w:val="1003"/>
-        </w:numPr>
+        <w:pStyle w:val="FirstParagraph"/>
       </w:pPr>
       <w:r>
         <w:t xml:space="preserve">NOAH: Tom called her himself. Yesterday. The day after our interview schedule went out.</w:t>
       </w:r>
-      <w:r>
-        <w:t xml:space="preserve"> </w:t>
-      </w:r>
-      <w:r>
-        <w:t xml:space="preserve">노아: 톰이 직접 전화했대요. 어제. 우리 면접 일정이 나간 다음 날.</w:t>
-      </w:r>
-    </w:p>
-    <w:p>
-      <w:pPr>
-        <w:numPr>
-          <w:ilvl w:val="0"/>
-          <w:numId w:val="1003"/>
-        </w:numPr>
+    </w:p>
+    <w:p>
+      <w:pPr>
+        <w:pStyle w:val="BodyText"/>
       </w:pPr>
       <w:r>
         <w:t xml:space="preserve">SOFIA: Coincidence?</w:t>
       </w:r>
-      <w:r>
-        <w:t xml:space="preserve"> </w:t>
-      </w:r>
-      <w:r>
-        <w:t xml:space="preserve">소피아: 우연일까요?</w:t>
-      </w:r>
-    </w:p>
-    <w:p>
-      <w:pPr>
-        <w:numPr>
-          <w:ilvl w:val="0"/>
-          <w:numId w:val="1003"/>
-        </w:numPr>
+    </w:p>
+    <w:p>
+      <w:pPr>
+        <w:pStyle w:val="BodyText"/>
       </w:pPr>
       <w:r>
         <w:t xml:space="preserve">ELENA: Tom doesn’t do coincidence. He does timing.</w:t>
       </w:r>
-      <w:r>
-        <w:t xml:space="preserve"> </w:t>
-      </w:r>
-      <w:r>
-        <w:t xml:space="preserve">엘레나: 톰은 우연을 안 해요. 타이밍을 하죠.</w:t>
-      </w:r>
-    </w:p>
-    <w:p>
-      <w:pPr>
-        <w:numPr>
-          <w:ilvl w:val="0"/>
-          <w:numId w:val="1003"/>
-        </w:numPr>
+    </w:p>
+    <w:p>
+      <w:pPr>
+        <w:pStyle w:val="BodyText"/>
       </w:pPr>
       <w:r>
         <w:t xml:space="preserve">DIANE: Who saw the schedule? Our recruiter. The candidates. Their current employers, maybe.</w:t>
       </w:r>
-      <w:r>
-        <w:t xml:space="preserve"> </w:t>
-      </w:r>
-      <w:r>
-        <w:t xml:space="preserve">다이앤: 일정을 누가 봤죠? 우리 리크루터. 후보들. 어쩌면 그들의 현 직장.</w:t>
-      </w:r>
-    </w:p>
-    <w:p>
-      <w:pPr>
-        <w:numPr>
-          <w:ilvl w:val="0"/>
-          <w:numId w:val="1003"/>
-        </w:numPr>
+    </w:p>
+    <w:p>
+      <w:pPr>
+        <w:pStyle w:val="BodyText"/>
       </w:pPr>
       <w:r>
         <w:t xml:space="preserve">NOAH: Or Hannah mentioned us to Halvern. To raise her price. That’s normal.</w:t>
       </w:r>
-      <w:r>
-        <w:t xml:space="preserve"> </w:t>
-      </w:r>
-      <w:r>
-        <w:t xml:space="preserve">노아: 아니면 해나가 할번에 우리 얘기를 했겠죠. 몸값 올리려고. 그건 정상이에요.</w:t>
-      </w:r>
-    </w:p>
-    <w:p>
-      <w:pPr>
-        <w:numPr>
-          <w:ilvl w:val="0"/>
-          <w:numId w:val="1003"/>
-        </w:numPr>
+    </w:p>
+    <w:p>
+      <w:pPr>
+        <w:pStyle w:val="BodyText"/>
       </w:pPr>
       <w:r>
         <w:t xml:space="preserve">SOFIA: Can we match Halvern’s offer? By tonight?</w:t>
       </w:r>
-      <w:r>
-        <w:t xml:space="preserve"> </w:t>
-      </w:r>
-      <w:r>
-        <w:t xml:space="preserve">소피아: 할번 오퍼를 맞출 수 있어요? 오늘 밤까지?</w:t>
-      </w:r>
-    </w:p>
-    <w:p>
-      <w:pPr>
-        <w:numPr>
-          <w:ilvl w:val="0"/>
-          <w:numId w:val="1003"/>
-        </w:numPr>
+    </w:p>
+    <w:p>
+      <w:pPr>
+        <w:pStyle w:val="BodyText"/>
       </w:pPr>
       <w:r>
         <w:t xml:space="preserve">NOAH: We don’t know their offer. And I don’t want a bidding war with Tom. He has more money.</w:t>
       </w:r>
-      <w:r>
-        <w:t xml:space="preserve"> </w:t>
-      </w:r>
-      <w:r>
-        <w:t xml:space="preserve">노아: 그 오퍼를 몰라요. 그리고 톰이랑 입찰 경쟁하고 싶지 않아요. 그쪽이 돈이 더 많아요.</w:t>
-      </w:r>
-    </w:p>
-    <w:p>
-      <w:pPr>
-        <w:numPr>
-          <w:ilvl w:val="0"/>
-          <w:numId w:val="1003"/>
-        </w:numPr>
+    </w:p>
+    <w:p>
+      <w:pPr>
+        <w:pStyle w:val="BodyText"/>
       </w:pPr>
       <w:r>
         <w:t xml:space="preserve">SOFIA: Let me email her. A real offer. Today. Then she decides.</w:t>
       </w:r>
-      <w:r>
-        <w:t xml:space="preserve"> </w:t>
-      </w:r>
-      <w:r>
-        <w:t xml:space="preserve">소피아: 내가 이메일 쓸게요. 진짜 오퍼. 오늘. 그다음은 그 사람이 정하고요.</w:t>
-      </w:r>
-    </w:p>
-    <w:p>
-      <w:pPr>
-        <w:numPr>
-          <w:ilvl w:val="0"/>
-          <w:numId w:val="1003"/>
-        </w:numPr>
+    </w:p>
+    <w:p>
+      <w:pPr>
+        <w:pStyle w:val="BodyText"/>
       </w:pPr>
       <w:r>
         <w:t xml:space="preserve">NOAH: Do it.</w:t>
       </w:r>
-      <w:r>
-        <w:t xml:space="preserve"> </w:t>
-      </w:r>
-      <w:r>
-        <w:t xml:space="preserve">노아: 그렇게 해요.</w:t>
-      </w:r>
-    </w:p>
-    <w:p>
-      <w:pPr>
-        <w:numPr>
-          <w:ilvl w:val="0"/>
-          <w:numId w:val="1003"/>
-        </w:numPr>
+    </w:p>
+    <w:p>
+      <w:pPr>
+        <w:pStyle w:val="BodyText"/>
       </w:pPr>
       <w:r>
         <w:t xml:space="preserve">SOFIA: …Too late. She replied.</w:t>
@@ -1563,11 +942,13 @@
       <w:r>
         <w:t xml:space="preserve">”</w:t>
       </w:r>
-      <w:r>
-        <w:t xml:space="preserve"> </w:t>
-      </w:r>
-      <w:r>
-        <w:t xml:space="preserve">소피아: …늦었어요. 답이 왔어요.</w:t>
+    </w:p>
+    <w:p>
+      <w:pPr>
+        <w:pStyle w:val="BodyText"/>
+      </w:pPr>
+      <w:r>
+        <w:t xml:space="preserve">ELENA:</w:t>
       </w:r>
       <w:r>
         <w:t xml:space="preserve"> </w:t>
@@ -1576,21 +957,56 @@
         <w:t xml:space="preserve">“</w:t>
       </w:r>
       <w:r>
-        <w:t xml:space="preserve">할번 오퍼를 수락했어요. 정말 죄송해요. 1순위는 당신들이었어요.</w:t>
+        <w:t xml:space="preserve">First choice.</w:t>
       </w:r>
       <w:r>
         <w:t xml:space="preserve">”</w:t>
       </w:r>
-    </w:p>
-    <w:p>
-      <w:pPr>
-        <w:numPr>
-          <w:ilvl w:val="0"/>
-          <w:numId w:val="1003"/>
-        </w:numPr>
-      </w:pPr>
-      <w:r>
-        <w:t xml:space="preserve">ELENA:</w:t>
+      <w:r>
+        <w:t xml:space="preserve"> </w:t>
+      </w:r>
+      <w:r>
+        <w:t xml:space="preserve">And she went to Tom.</w:t>
+      </w:r>
+    </w:p>
+    <w:p>
+      <w:pPr>
+        <w:pStyle w:val="BodyText"/>
+      </w:pPr>
+      <w:r>
+        <w:t xml:space="preserve">NOAH: Tom moved faster. That’s on me. I scheduled a week of interviews because I wanted the process to be fair and complete. He made one call. In hiring, the best candidates don’t wait, and I acted like we had all the time in the world.</w:t>
+      </w:r>
+    </w:p>
+    <w:p>
+      <w:pPr>
+        <w:pStyle w:val="BodyText"/>
+      </w:pPr>
+      <w:r>
+        <w:t xml:space="preserve">SOFIA: So. Zero candidates. Start the search again? That’s three months.</w:t>
+      </w:r>
+    </w:p>
+    <w:p>
+      <w:pPr>
+        <w:pStyle w:val="BodyText"/>
+      </w:pPr>
+      <w:r>
+        <w:t xml:space="preserve">DIANE: And CE arrives in seven weeks. Without a UK manager, you launch with nobody. No one to visit clinics, no one to train nurses, and no one in the country who can sign for anything. You’d be launching a product into an empty room.</w:t>
+      </w:r>
+    </w:p>
+    <w:p>
+      <w:pPr>
+        <w:pStyle w:val="BodyText"/>
+      </w:pPr>
+      <w:r>
+        <w:t xml:space="preserve">ELENA: Noah. You know who you should call.</w:t>
+      </w:r>
+    </w:p>
+    <w:p>
+      <w:pPr>
+        <w:pStyle w:val="BodyText"/>
+      </w:pPr>
+      <w:r>
+        <w:t xml:space="preserve">NOAH: He said no.</w:t>
       </w:r>
       <w:r>
         <w:t xml:space="preserve"> </w:t>
@@ -1599,22 +1015,18 @@
         <w:t xml:space="preserve">“</w:t>
       </w:r>
       <w:r>
-        <w:t xml:space="preserve">First choice.</w:t>
+        <w:t xml:space="preserve">I don’t work for companies anymore.</w:t>
       </w:r>
       <w:r>
         <w:t xml:space="preserve">”</w:t>
       </w:r>
-      <w:r>
-        <w:t xml:space="preserve"> </w:t>
-      </w:r>
-      <w:r>
-        <w:t xml:space="preserve">And she went to Tom.</w:t>
-      </w:r>
-      <w:r>
-        <w:t xml:space="preserve"> </w:t>
-      </w:r>
-      <w:r>
-        <w:t xml:space="preserve">엘레나:</w:t>
+    </w:p>
+    <w:p>
+      <w:pPr>
+        <w:pStyle w:val="BodyText"/>
+      </w:pPr>
+      <w:r>
+        <w:t xml:space="preserve">ELENA: He also wrote question five.</w:t>
       </w:r>
       <w:r>
         <w:t xml:space="preserve"> </w:t>
@@ -1623,7 +1035,7 @@
         <w:t xml:space="preserve">“</w:t>
       </w:r>
       <w:r>
-        <w:t xml:space="preserve">1순위.</w:t>
+        <w:t xml:space="preserve">What would make you resign?</w:t>
       </w:r>
       <w:r>
         <w:t xml:space="preserve">”</w:t>
@@ -1632,86 +1044,111 @@
         <w:t xml:space="preserve"> </w:t>
       </w:r>
       <w:r>
-        <w:t xml:space="preserve">그런데 톰에게 갔네요.</w:t>
-      </w:r>
-    </w:p>
-    <w:p>
-      <w:pPr>
-        <w:numPr>
-          <w:ilvl w:val="0"/>
-          <w:numId w:val="1003"/>
-        </w:numPr>
-      </w:pPr>
-      <w:r>
-        <w:t xml:space="preserve">NOAH: Tom moved faster. That’s on me. I scheduled a week of interviews because I wanted the process to be fair and complete. He made one call. In hiring, the best candidates don’t wait, and I acted like we had all the time in the world.</w:t>
-      </w:r>
-      <w:r>
-        <w:t xml:space="preserve"> </w:t>
-      </w:r>
-      <w:r>
-        <w:t xml:space="preserve">노아: 톰이 더 빨랐어요. 내 탓이에요. 공정하고 빈틈없는 절차를 원해서 일주일짜리 면접을 잡았어요. 그는 전화 한 통을 했죠. 채용에서 최고의 후보는 기다려 주지 않는데, 난 시간이 무한한 것처럼 굴었어요.</w:t>
-      </w:r>
-    </w:p>
-    <w:p>
-      <w:pPr>
-        <w:numPr>
-          <w:ilvl w:val="0"/>
-          <w:numId w:val="1003"/>
-        </w:numPr>
-      </w:pPr>
-      <w:r>
-        <w:t xml:space="preserve">SOFIA: So. Zero candidates. Start the search again? That’s three months.</w:t>
-      </w:r>
-      <w:r>
-        <w:t xml:space="preserve"> </w:t>
-      </w:r>
-      <w:r>
-        <w:t xml:space="preserve">소피아: 그러니까. 후보 0명. 다시 찾기 시작해요? 석 달이에요.</w:t>
-      </w:r>
-    </w:p>
-    <w:p>
-      <w:pPr>
-        <w:numPr>
-          <w:ilvl w:val="0"/>
-          <w:numId w:val="1003"/>
-        </w:numPr>
-      </w:pPr>
-      <w:r>
-        <w:t xml:space="preserve">DIANE: And CE arrives in seven weeks. Without a UK manager, you launch with nobody. No one to visit clinics, no one to train nurses, and no one in the country who can sign for anything. You’d be launching a product into an empty room.</w:t>
-      </w:r>
-      <w:r>
-        <w:t xml:space="preserve"> </w:t>
-      </w:r>
-      <w:r>
-        <w:t xml:space="preserve">다이앤: 그리고 CE는 7주 후에 나와요. 영국 관리자 없으면 아무도 없이 출시하는 거예요. 클리닉을 방문할 사람도, 간호사를 교육할 사람도, 현지에서 뭔가에 서명할 사람도 없어요. 빈방에 제품을 출시하는 셈이죠.</w:t>
-      </w:r>
-    </w:p>
-    <w:p>
-      <w:pPr>
-        <w:numPr>
-          <w:ilvl w:val="0"/>
-          <w:numId w:val="1003"/>
-        </w:numPr>
-      </w:pPr>
-      <w:r>
-        <w:t xml:space="preserve">ELENA: Noah. You know who you should call.</w:t>
-      </w:r>
-      <w:r>
-        <w:t xml:space="preserve"> </w:t>
-      </w:r>
-      <w:r>
-        <w:t xml:space="preserve">엘레나: 노아. 누구한테 전화해야 하는지 알잖아요.</w:t>
-      </w:r>
-    </w:p>
-    <w:p>
-      <w:pPr>
-        <w:numPr>
-          <w:ilvl w:val="0"/>
-          <w:numId w:val="1003"/>
-        </w:numPr>
-      </w:pPr>
-      <w:r>
-        <w:t xml:space="preserve">NOAH: He said no.</w:t>
+        <w:t xml:space="preserve">Ask him the opposite.</w:t>
+      </w:r>
+    </w:p>
+    <w:p>
+      <w:pPr>
+        <w:pStyle w:val="BodyText"/>
+      </w:pPr>
+      <w:r>
+        <w:t xml:space="preserve">NOAH: The opposite?</w:t>
+      </w:r>
+    </w:p>
+    <w:p>
+      <w:pPr>
+        <w:pStyle w:val="BodyText"/>
+      </w:pPr>
+      <w:r>
+        <w:t xml:space="preserve">ELENA: What would make him join.</w:t>
+      </w:r>
+    </w:p>
+    <w:p>
+      <w:pPr>
+        <w:pStyle w:val="BodyText"/>
+      </w:pPr>
+      <w:r>
+        <w:t xml:space="preserve">SOFIA: It’s five p.m. in London. He finishes clinic at five.</w:t>
+      </w:r>
+    </w:p>
+    <w:p>
+      <w:pPr>
+        <w:pStyle w:val="BodyText"/>
+      </w:pPr>
+      <w:r>
+        <w:t xml:space="preserve">NOAH: How do you know that?</w:t>
+      </w:r>
+    </w:p>
+    <w:p>
+      <w:pPr>
+        <w:pStyle w:val="BodyText"/>
+      </w:pPr>
+      <w:r>
+        <w:t xml:space="preserve">SOFIA: I asked Sarah. Last week. Just in case.</w:t>
+      </w:r>
+    </w:p>
+    <w:p>
+      <w:pPr>
+        <w:pStyle w:val="BodyText"/>
+      </w:pPr>
+      <w:r>
+        <w:t xml:space="preserve">NOAH: Of course you did. Okay. Calling now.</w:t>
+      </w:r>
+    </w:p>
+    <w:p>
+      <w:pPr>
+        <w:pStyle w:val="BodyText"/>
+      </w:pPr>
+      <w:r>
+        <w:t xml:space="preserve">JAMES: Noah. Let me guess. Your candidates didn’t pass question two.</w:t>
+      </w:r>
+    </w:p>
+    <w:p>
+      <w:pPr>
+        <w:pStyle w:val="BodyText"/>
+      </w:pPr>
+      <w:r>
+        <w:t xml:space="preserve">NOAH: One failed question two. The other passed everything. Then Halvern hired her. Last night.</w:t>
+      </w:r>
+    </w:p>
+    <w:p>
+      <w:pPr>
+        <w:pStyle w:val="BodyText"/>
+      </w:pPr>
+      <w:r>
+        <w:t xml:space="preserve">JAMES: Hannah Lloyd? Good nurse. Tom has good taste. Annoyingly.</w:t>
+      </w:r>
+    </w:p>
+    <w:p>
+      <w:pPr>
+        <w:pStyle w:val="BodyText"/>
+      </w:pPr>
+      <w:r>
+        <w:t xml:space="preserve">NOAH: James, I’m going to ask you your own questions. Is that allowed?</w:t>
+      </w:r>
+    </w:p>
+    <w:p>
+      <w:pPr>
+        <w:pStyle w:val="BodyText"/>
+      </w:pPr>
+      <w:r>
+        <w:t xml:space="preserve">JAMES: …It’s quite cheeky. Go on.</w:t>
+      </w:r>
+    </w:p>
+    <w:p>
+      <w:pPr>
+        <w:pStyle w:val="BodyText"/>
+      </w:pPr>
+      <w:r>
+        <w:t xml:space="preserve">NOAH: What does success look like in year one?</w:t>
+      </w:r>
+    </w:p>
+    <w:p>
+      <w:pPr>
+        <w:pStyle w:val="BodyText"/>
+      </w:pPr>
+      <w:r>
+        <w:t xml:space="preserve">JAMES: A hundred fifty certified injectors. Three thousand syringes. And zero syringes in the wrong hands. Zero. Not</w:t>
       </w:r>
       <w:r>
         <w:t xml:space="preserve"> </w:t>
@@ -1720,7 +1157,7 @@
         <w:t xml:space="preserve">“</w:t>
       </w:r>
       <w:r>
-        <w:t xml:space="preserve">I don’t work for companies anymore.</w:t>
+        <w:t xml:space="preserve">low.</w:t>
       </w:r>
       <w:r>
         <w:t xml:space="preserve">”</w:t>
@@ -1729,326 +1166,7 @@
         <w:t xml:space="preserve"> </w:t>
       </w:r>
       <w:r>
-        <w:t xml:space="preserve">노아: 거절했어요.</w:t>
-      </w:r>
-      <w:r>
-        <w:t xml:space="preserve"> </w:t>
-      </w:r>
-      <w:r>
-        <w:t xml:space="preserve">“</w:t>
-      </w:r>
-      <w:r>
-        <w:t xml:space="preserve">난 이제 회사를 위해 일하지 않아요.</w:t>
-      </w:r>
-      <w:r>
-        <w:t xml:space="preserve">”</w:t>
-      </w:r>
-    </w:p>
-    <w:p>
-      <w:pPr>
-        <w:numPr>
-          <w:ilvl w:val="0"/>
-          <w:numId w:val="1003"/>
-        </w:numPr>
-      </w:pPr>
-      <w:r>
-        <w:t xml:space="preserve">ELENA: He also wrote question five.</w:t>
-      </w:r>
-      <w:r>
-        <w:t xml:space="preserve"> </w:t>
-      </w:r>
-      <w:r>
-        <w:t xml:space="preserve">“</w:t>
-      </w:r>
-      <w:r>
-        <w:t xml:space="preserve">What would make you resign?</w:t>
-      </w:r>
-      <w:r>
-        <w:t xml:space="preserve">”</w:t>
-      </w:r>
-      <w:r>
-        <w:t xml:space="preserve"> </w:t>
-      </w:r>
-      <w:r>
-        <w:t xml:space="preserve">Ask him the opposite.</w:t>
-      </w:r>
-      <w:r>
-        <w:t xml:space="preserve"> </w:t>
-      </w:r>
-      <w:r>
-        <w:t xml:space="preserve">엘레나: 다섯 번째 질문도 그 사람이 썼어요.</w:t>
-      </w:r>
-      <w:r>
-        <w:t xml:space="preserve"> </w:t>
-      </w:r>
-      <w:r>
-        <w:t xml:space="preserve">“</w:t>
-      </w:r>
-      <w:r>
-        <w:t xml:space="preserve">무엇 때문에 사직하겠나?</w:t>
-      </w:r>
-      <w:r>
-        <w:t xml:space="preserve">”</w:t>
-      </w:r>
-      <w:r>
-        <w:t xml:space="preserve"> </w:t>
-      </w:r>
-      <w:r>
-        <w:t xml:space="preserve">반대로 물어봐요.</w:t>
-      </w:r>
-    </w:p>
-    <w:p>
-      <w:pPr>
-        <w:numPr>
-          <w:ilvl w:val="0"/>
-          <w:numId w:val="1003"/>
-        </w:numPr>
-      </w:pPr>
-      <w:r>
-        <w:t xml:space="preserve">NOAH: The opposite?</w:t>
-      </w:r>
-      <w:r>
-        <w:t xml:space="preserve"> </w:t>
-      </w:r>
-      <w:r>
-        <w:t xml:space="preserve">노아: 반대로?</w:t>
-      </w:r>
-    </w:p>
-    <w:p>
-      <w:pPr>
-        <w:numPr>
-          <w:ilvl w:val="0"/>
-          <w:numId w:val="1003"/>
-        </w:numPr>
-      </w:pPr>
-      <w:r>
-        <w:t xml:space="preserve">ELENA: What would make him join.</w:t>
-      </w:r>
-      <w:r>
-        <w:t xml:space="preserve"> </w:t>
-      </w:r>
-      <w:r>
-        <w:t xml:space="preserve">엘레나: 무엇 때문에 합류하겠냐고.</w:t>
-      </w:r>
-    </w:p>
-    <w:p>
-      <w:pPr>
-        <w:numPr>
-          <w:ilvl w:val="0"/>
-          <w:numId w:val="1003"/>
-        </w:numPr>
-      </w:pPr>
-      <w:r>
-        <w:t xml:space="preserve">SOFIA: It’s five p.m. in London. He finishes clinic at five.</w:t>
-      </w:r>
-      <w:r>
-        <w:t xml:space="preserve"> </w:t>
-      </w:r>
-      <w:r>
-        <w:t xml:space="preserve">소피아: 런던은 오후 5시예요. 5시에 진료 끝나요.</w:t>
-      </w:r>
-    </w:p>
-    <w:p>
-      <w:pPr>
-        <w:numPr>
-          <w:ilvl w:val="0"/>
-          <w:numId w:val="1003"/>
-        </w:numPr>
-      </w:pPr>
-      <w:r>
-        <w:t xml:space="preserve">NOAH: How do you know that?</w:t>
-      </w:r>
-      <w:r>
-        <w:t xml:space="preserve"> </w:t>
-      </w:r>
-      <w:r>
-        <w:t xml:space="preserve">노아: 그걸 어떻게 알아요?</w:t>
-      </w:r>
-    </w:p>
-    <w:p>
-      <w:pPr>
-        <w:numPr>
-          <w:ilvl w:val="0"/>
-          <w:numId w:val="1003"/>
-        </w:numPr>
-      </w:pPr>
-      <w:r>
-        <w:t xml:space="preserve">SOFIA: I asked Sarah. Last week. Just in case.</w:t>
-      </w:r>
-      <w:r>
-        <w:t xml:space="preserve"> </w:t>
-      </w:r>
-      <w:r>
-        <w:t xml:space="preserve">소피아: 사라한테 물어봤어요. 지난주에. 혹시 몰라서.</w:t>
-      </w:r>
-    </w:p>
-    <w:p>
-      <w:pPr>
-        <w:numPr>
-          <w:ilvl w:val="0"/>
-          <w:numId w:val="1003"/>
-        </w:numPr>
-      </w:pPr>
-      <w:r>
-        <w:t xml:space="preserve">NOAH: Of course you did. Okay. Calling now.</w:t>
-      </w:r>
-      <w:r>
-        <w:t xml:space="preserve"> </w:t>
-      </w:r>
-      <w:r>
-        <w:t xml:space="preserve">노아: 역시. 좋아요. 지금 전화할게요.</w:t>
-      </w:r>
-    </w:p>
-    <w:p>
-      <w:pPr>
-        <w:numPr>
-          <w:ilvl w:val="0"/>
-          <w:numId w:val="1003"/>
-        </w:numPr>
-      </w:pPr>
-      <w:r>
-        <w:t xml:space="preserve">JAMES: Noah. Let me guess. Your candidates didn’t pass question two.</w:t>
-      </w:r>
-      <w:r>
-        <w:t xml:space="preserve"> </w:t>
-      </w:r>
-      <w:r>
-        <w:t xml:space="preserve">제임스: 노아. 맞혀 볼게요. 후보들이 두 번째 질문을 통과 못 했죠.</w:t>
-      </w:r>
-    </w:p>
-    <w:p>
-      <w:pPr>
-        <w:numPr>
-          <w:ilvl w:val="0"/>
-          <w:numId w:val="1003"/>
-        </w:numPr>
-      </w:pPr>
-      <w:r>
-        <w:t xml:space="preserve">NOAH: One failed question two. The other passed everything. Then Halvern hired her. Last night.</w:t>
-      </w:r>
-      <w:r>
-        <w:t xml:space="preserve"> </w:t>
-      </w:r>
-      <w:r>
-        <w:t xml:space="preserve">노아: 하나는 두 번째에서 떨어졌어요. 다른 하나는 다 통과했고요. 그러고 할번이 채용했어요. 어젯밤.</w:t>
-      </w:r>
-    </w:p>
-    <w:p>
-      <w:pPr>
-        <w:numPr>
-          <w:ilvl w:val="0"/>
-          <w:numId w:val="1003"/>
-        </w:numPr>
-      </w:pPr>
-      <w:r>
-        <w:t xml:space="preserve">JAMES: Hannah Lloyd? Good nurse. Tom has good taste. Annoyingly.</w:t>
-      </w:r>
-      <w:r>
-        <w:t xml:space="preserve"> </w:t>
-      </w:r>
-      <w:r>
-        <w:t xml:space="preserve">제임스: 해나 로이드? 좋은 간호사죠. 톰은 안목이 있어요. 짜증 나게도.</w:t>
-      </w:r>
-    </w:p>
-    <w:p>
-      <w:pPr>
-        <w:numPr>
-          <w:ilvl w:val="0"/>
-          <w:numId w:val="1003"/>
-        </w:numPr>
-      </w:pPr>
-      <w:r>
-        <w:t xml:space="preserve">NOAH: James, I’m going to ask you your own questions. Is that allowed?</w:t>
-      </w:r>
-      <w:r>
-        <w:t xml:space="preserve"> </w:t>
-      </w:r>
-      <w:r>
-        <w:t xml:space="preserve">노아: 제임스, 당신이 만든 질문을 당신한테 할 거예요. 그래도 돼요?</w:t>
-      </w:r>
-    </w:p>
-    <w:p>
-      <w:pPr>
-        <w:numPr>
-          <w:ilvl w:val="0"/>
-          <w:numId w:val="1003"/>
-        </w:numPr>
-      </w:pPr>
-      <w:r>
-        <w:t xml:space="preserve">JAMES: …It’s quite cheeky. Go on.</w:t>
-      </w:r>
-      <w:r>
-        <w:t xml:space="preserve"> </w:t>
-      </w:r>
-      <w:r>
-        <w:t xml:space="preserve">제임스: …꽤 뻔뻔하네요. 해 봐요.</w:t>
-      </w:r>
-    </w:p>
-    <w:p>
-      <w:pPr>
-        <w:numPr>
-          <w:ilvl w:val="0"/>
-          <w:numId w:val="1003"/>
-        </w:numPr>
-      </w:pPr>
-      <w:r>
-        <w:t xml:space="preserve">NOAH: What does success look like in year one?</w:t>
-      </w:r>
-      <w:r>
-        <w:t xml:space="preserve"> </w:t>
-      </w:r>
-      <w:r>
-        <w:t xml:space="preserve">노아: 1년 차 성공은 어떤 모습이에요?</w:t>
-      </w:r>
-    </w:p>
-    <w:p>
-      <w:pPr>
-        <w:numPr>
-          <w:ilvl w:val="0"/>
-          <w:numId w:val="1003"/>
-        </w:numPr>
-      </w:pPr>
-      <w:r>
-        <w:t xml:space="preserve">JAMES: A hundred fifty certified injectors. Three thousand syringes. And zero syringes in the wrong hands. Zero. Not</w:t>
-      </w:r>
-      <w:r>
-        <w:t xml:space="preserve"> </w:t>
-      </w:r>
-      <w:r>
-        <w:t xml:space="preserve">“</w:t>
-      </w:r>
-      <w:r>
-        <w:t xml:space="preserve">low.</w:t>
-      </w:r>
-      <w:r>
-        <w:t xml:space="preserve">”</w:t>
-      </w:r>
-      <w:r>
-        <w:t xml:space="preserve"> </w:t>
-      </w:r>
-      <w:r>
         <w:t xml:space="preserve">If we hit the first two numbers and miss the third, then year one was a failure, however good the sales look.</w:t>
-      </w:r>
-      <w:r>
-        <w:t xml:space="preserve"> </w:t>
-      </w:r>
-      <w:r>
-        <w:t xml:space="preserve">제임스: 인증 시술자 150명. 주사기 3,000개. 그리고 잘못된 손에 들어간 주사기 0개. 0.</w:t>
-      </w:r>
-      <w:r>
-        <w:t xml:space="preserve"> </w:t>
-      </w:r>
-      <w:r>
-        <w:t xml:space="preserve">“</w:t>
-      </w:r>
-      <w:r>
-        <w:t xml:space="preserve">적게</w:t>
-      </w:r>
-      <w:r>
-        <w:t xml:space="preserve">”</w:t>
-      </w:r>
-      <w:r>
-        <w:t xml:space="preserve">가 아니라. 앞의 두 숫자를 달성해도 세 번째를 놓치면, 매출이 아무리 좋아 보여도 1년 차는 실패예요.</w:t>
       </w:r>
     </w:p>
     <w:bookmarkEnd w:id="23"/>
@@ -2063,427 +1181,202 @@
     </w:p>
     <w:p>
       <w:pPr>
-        <w:numPr>
-          <w:ilvl w:val="0"/>
-          <w:numId w:val="1004"/>
-        </w:numPr>
+        <w:pStyle w:val="FirstParagraph"/>
       </w:pPr>
       <w:r>
         <w:t xml:space="preserve">NOAH: Question five. What would make you resign?</w:t>
       </w:r>
-      <w:r>
-        <w:t xml:space="preserve"> </w:t>
-      </w:r>
-      <w:r>
-        <w:t xml:space="preserve">노아: 다섯 번째 질문. 무엇 때문에 사직하겠어요?</w:t>
-      </w:r>
-    </w:p>
-    <w:p>
-      <w:pPr>
-        <w:numPr>
-          <w:ilvl w:val="0"/>
-          <w:numId w:val="1004"/>
-        </w:numPr>
+    </w:p>
+    <w:p>
+      <w:pPr>
+        <w:pStyle w:val="BodyText"/>
       </w:pPr>
       <w:r>
         <w:t xml:space="preserve">JAMES: You know the answer. One syringe to a beautician. I’d resign the same week.</w:t>
       </w:r>
-      <w:r>
-        <w:t xml:space="preserve"> </w:t>
-      </w:r>
-      <w:r>
-        <w:t xml:space="preserve">제임스: 답을 알잖아요. 미용사에게 주사기 하나. 같은 주에 사직하겠죠.</w:t>
-      </w:r>
-    </w:p>
-    <w:p>
-      <w:pPr>
-        <w:numPr>
-          <w:ilvl w:val="0"/>
-          <w:numId w:val="1004"/>
-        </w:numPr>
+    </w:p>
+    <w:p>
+      <w:pPr>
+        <w:pStyle w:val="BodyText"/>
       </w:pPr>
       <w:r>
         <w:t xml:space="preserve">NOAH: Then the real question. Ours, not yours. What would make you join?</w:t>
       </w:r>
-      <w:r>
-        <w:t xml:space="preserve"> </w:t>
-      </w:r>
-      <w:r>
-        <w:t xml:space="preserve">노아: 그럼 진짜 질문. 당신 거 말고 우리 거. 무엇 때문에 합류하겠어요?</w:t>
-      </w:r>
-    </w:p>
-    <w:p>
-      <w:pPr>
-        <w:numPr>
-          <w:ilvl w:val="0"/>
-          <w:numId w:val="1004"/>
-        </w:numPr>
+    </w:p>
+    <w:p>
+      <w:pPr>
+        <w:pStyle w:val="BodyText"/>
       </w:pPr>
       <w:r>
         <w:t xml:space="preserve">JAMES: …That’s not on my list.</w:t>
       </w:r>
-      <w:r>
-        <w:t xml:space="preserve"> </w:t>
-      </w:r>
-      <w:r>
-        <w:t xml:space="preserve">제임스: …그건 내 목록에 없는데요.</w:t>
-      </w:r>
-    </w:p>
-    <w:p>
-      <w:pPr>
-        <w:numPr>
-          <w:ilvl w:val="0"/>
-          <w:numId w:val="1004"/>
-        </w:numPr>
+    </w:p>
+    <w:p>
+      <w:pPr>
+        <w:pStyle w:val="BodyText"/>
       </w:pPr>
       <w:r>
         <w:t xml:space="preserve">ELENA: James, it’s Elena. Humor us. Four conditions. Like a Dutch lawyer.</w:t>
       </w:r>
-      <w:r>
-        <w:t xml:space="preserve"> </w:t>
-      </w:r>
-      <w:r>
-        <w:t xml:space="preserve">엘레나: 제임스, 엘레나예요. 맞춰 줘요. 조건 네 개. 네덜란드 변호사처럼.</w:t>
-      </w:r>
-    </w:p>
-    <w:p>
-      <w:pPr>
-        <w:numPr>
-          <w:ilvl w:val="0"/>
-          <w:numId w:val="1004"/>
-        </w:numPr>
+    </w:p>
+    <w:p>
+      <w:pPr>
+        <w:pStyle w:val="BodyText"/>
       </w:pPr>
       <w:r>
         <w:t xml:space="preserve">JAMES: All right. One. Medical professionals only. Not in a slide deck. A board resolution.</w:t>
       </w:r>
-      <w:r>
-        <w:t xml:space="preserve"> </w:t>
-      </w:r>
-      <w:r>
-        <w:t xml:space="preserve">제임스: 좋아요. 하나. 의료 전문가만. 발표 자료가 아니라. 이사회 결의로.</w:t>
-      </w:r>
-    </w:p>
-    <w:p>
-      <w:pPr>
-        <w:numPr>
-          <w:ilvl w:val="0"/>
-          <w:numId w:val="1004"/>
-        </w:numPr>
+    </w:p>
+    <w:p>
+      <w:pPr>
+        <w:pStyle w:val="BodyText"/>
       </w:pPr>
       <w:r>
         <w:t xml:space="preserve">NOAH: Done. I’ll take it to the board in May. Reese chairs the safety committee. She’ll second it.</w:t>
       </w:r>
-      <w:r>
-        <w:t xml:space="preserve"> </w:t>
-      </w:r>
-      <w:r>
-        <w:t xml:space="preserve">노아: 됐어요. 5월 이사회에 올릴게요. 리스가 안전위원회 의장이에요. 재청할 거예요.</w:t>
-      </w:r>
-    </w:p>
-    <w:p>
-      <w:pPr>
-        <w:numPr>
-          <w:ilvl w:val="0"/>
-          <w:numId w:val="1004"/>
-        </w:numPr>
+    </w:p>
+    <w:p>
+      <w:pPr>
+        <w:pStyle w:val="BodyText"/>
       </w:pPr>
       <w:r>
         <w:t xml:space="preserve">JAMES: Two. I keep one day a week at Sarah’s clinic. Clinical work. Real patients, real nurses, real problems. If I stop injecting and only sit in meetings, I’ll forget what nurses need within a year, and then I’m just another sales manager.</w:t>
       </w:r>
-      <w:r>
-        <w:t xml:space="preserve"> </w:t>
-      </w:r>
-      <w:r>
-        <w:t xml:space="preserve">제임스: 둘. 주 1일은 사라 클리닉에서 일해요. 임상 업무. 진짜 환자, 진짜 간호사, 진짜 문제. 시술을 그만두고 회의실에만 앉아 있으면, 1년 안에 간호사에게 뭐가 필요한지 잊을 거고, 그럼 난 그저 그런 영업 관리자가 되는 거예요.</w:t>
-      </w:r>
-    </w:p>
-    <w:p>
-      <w:pPr>
-        <w:numPr>
-          <w:ilvl w:val="0"/>
-          <w:numId w:val="1004"/>
-        </w:numPr>
+    </w:p>
+    <w:p>
+      <w:pPr>
+        <w:pStyle w:val="BodyText"/>
       </w:pPr>
       <w:r>
         <w:t xml:space="preserve">SOFIA: One day a week. Which day?</w:t>
       </w:r>
-      <w:r>
-        <w:t xml:space="preserve"> </w:t>
-      </w:r>
-      <w:r>
-        <w:t xml:space="preserve">소피아: 주 1일. 무슨 요일이요?</w:t>
-      </w:r>
-    </w:p>
-    <w:p>
-      <w:pPr>
-        <w:numPr>
-          <w:ilvl w:val="0"/>
-          <w:numId w:val="1004"/>
-        </w:numPr>
+    </w:p>
+    <w:p>
+      <w:pPr>
+        <w:pStyle w:val="BodyText"/>
       </w:pPr>
       <w:r>
         <w:t xml:space="preserve">JAMES: Fridays. Busiest day. Three. I stay on the parliamentary working group. With a written conflict-of-interest declaration.</w:t>
       </w:r>
-      <w:r>
-        <w:t xml:space="preserve"> </w:t>
-      </w:r>
-      <w:r>
-        <w:t xml:space="preserve">제임스: 금요일. 제일 바쁜 날이에요. 셋. 의회 실무 그룹에 남아요. 서면 이해충돌 신고와 함께.</w:t>
-      </w:r>
-    </w:p>
-    <w:p>
-      <w:pPr>
-        <w:numPr>
-          <w:ilvl w:val="0"/>
-          <w:numId w:val="1004"/>
-        </w:numPr>
+    </w:p>
+    <w:p>
+      <w:pPr>
+        <w:pStyle w:val="BodyText"/>
       </w:pPr>
       <w:r>
         <w:t xml:space="preserve">SOFIA: Fridays it is. But the parliament work? Isn’t that a conflict?</w:t>
       </w:r>
-      <w:r>
-        <w:t xml:space="preserve"> </w:t>
-      </w:r>
-      <w:r>
-        <w:t xml:space="preserve">소피아: 금요일로 하죠. 그런데 의회 일은요? 이해충돌 아니에요?</w:t>
-      </w:r>
-    </w:p>
-    <w:p>
-      <w:pPr>
-        <w:numPr>
-          <w:ilvl w:val="0"/>
-          <w:numId w:val="1004"/>
-        </w:numPr>
+    </w:p>
+    <w:p>
+      <w:pPr>
+        <w:pStyle w:val="BodyText"/>
       </w:pPr>
       <w:r>
         <w:t xml:space="preserve">DIANE: Diane here. Legal. Not if it’s declared in writing. A conflict you hide is a scandal. A conflict you declare is just a fact, and everyone can judge it openly. That’s the right way. I’ll draft it.</w:t>
       </w:r>
-      <w:r>
-        <w:t xml:space="preserve"> </w:t>
-      </w:r>
-      <w:r>
-        <w:t xml:space="preserve">다이앤: 다이앤이에요. 법무. 서면으로 신고하면 아니에요. 숨긴 이해충돌은 스캔들이에요. 신고한 이해충돌은 그냥 사실이고, 모두가 공개적으로 판단할 수 있죠. 그게 올바른 방법이에요. 초안은 내가 쓸게요.</w:t>
-      </w:r>
-    </w:p>
-    <w:p>
-      <w:pPr>
-        <w:numPr>
-          <w:ilvl w:val="0"/>
-          <w:numId w:val="1004"/>
-        </w:numPr>
+    </w:p>
+    <w:p>
+      <w:pPr>
+        <w:pStyle w:val="BodyText"/>
       </w:pPr>
       <w:r>
         <w:t xml:space="preserve">NOAH: And four?</w:t>
       </w:r>
-      <w:r>
-        <w:t xml:space="preserve"> </w:t>
-      </w:r>
-      <w:r>
-        <w:t xml:space="preserve">노아: 그럼 넷은요?</w:t>
-      </w:r>
-    </w:p>
-    <w:p>
-      <w:pPr>
-        <w:numPr>
-          <w:ilvl w:val="0"/>
-          <w:numId w:val="1004"/>
-        </w:numPr>
+    </w:p>
+    <w:p>
+      <w:pPr>
+        <w:pStyle w:val="BodyText"/>
       </w:pPr>
       <w:r>
         <w:t xml:space="preserve">JAMES: Question four. Who do I report to? Not a sales VP. No offence, Sofia.</w:t>
       </w:r>
-      <w:r>
-        <w:t xml:space="preserve"> </w:t>
-      </w:r>
-      <w:r>
-        <w:t xml:space="preserve">제임스: 넷째 질문. 내가 누구에게 보고하나? 영업 부사장은 아니에요. 기분 나빠하지 마요, 소피아.</w:t>
-      </w:r>
-    </w:p>
-    <w:p>
-      <w:pPr>
-        <w:numPr>
-          <w:ilvl w:val="0"/>
-          <w:numId w:val="1004"/>
-        </w:numPr>
+    </w:p>
+    <w:p>
+      <w:pPr>
+        <w:pStyle w:val="BodyText"/>
       </w:pPr>
       <w:r>
         <w:t xml:space="preserve">SOFIA: None taken. Mostly.</w:t>
       </w:r>
-      <w:r>
-        <w:t xml:space="preserve"> </w:t>
-      </w:r>
-      <w:r>
-        <w:t xml:space="preserve">소피아: 괜찮아요. 대체로.</w:t>
-      </w:r>
-    </w:p>
-    <w:p>
-      <w:pPr>
-        <w:numPr>
-          <w:ilvl w:val="0"/>
-          <w:numId w:val="1004"/>
-        </w:numPr>
+    </w:p>
+    <w:p>
+      <w:pPr>
+        <w:pStyle w:val="BodyText"/>
       </w:pPr>
       <w:r>
         <w:t xml:space="preserve">JAMES: To you, Noah. Directly. Sales numbers shared with Sofia. Clinical questions to Elena. A dotted line.</w:t>
       </w:r>
-      <w:r>
-        <w:t xml:space="preserve"> </w:t>
-      </w:r>
-      <w:r>
-        <w:t xml:space="preserve">제임스: 당신에게요, 노아. 직속. 영업 수치는 소피아와 공유. 임상 문제는 엘레나에게. 점선으로.</w:t>
-      </w:r>
-    </w:p>
-    <w:p>
-      <w:pPr>
-        <w:numPr>
-          <w:ilvl w:val="0"/>
-          <w:numId w:val="1004"/>
-        </w:numPr>
+    </w:p>
+    <w:p>
+      <w:pPr>
+        <w:pStyle w:val="BodyText"/>
       </w:pPr>
       <w:r>
         <w:t xml:space="preserve">NOAH: Agreed. And question three? Time zone overlap?</w:t>
       </w:r>
-      <w:r>
-        <w:t xml:space="preserve"> </w:t>
-      </w:r>
-      <w:r>
-        <w:t xml:space="preserve">노아: 동의해요. 그럼 셋째 질문? 시차 겹침은?</w:t>
-      </w:r>
-    </w:p>
-    <w:p>
-      <w:pPr>
-        <w:numPr>
-          <w:ilvl w:val="0"/>
-          <w:numId w:val="1004"/>
-        </w:numPr>
+    </w:p>
+    <w:p>
+      <w:pPr>
+        <w:pStyle w:val="BodyText"/>
       </w:pPr>
       <w:r>
         <w:t xml:space="preserve">JAMES: London two to five. Your eight to eleven. Tuesdays and Thursdays. Everything else by email. Short ones.</w:t>
       </w:r>
-      <w:r>
-        <w:t xml:space="preserve"> </w:t>
-      </w:r>
-      <w:r>
-        <w:t xml:space="preserve">제임스: 런던 2시부터 5시. 당신들 8시부터 11시. 화요일과 목요일. 나머지는 이메일로. 짧게.</w:t>
-      </w:r>
-    </w:p>
-    <w:p>
-      <w:pPr>
-        <w:numPr>
-          <w:ilvl w:val="0"/>
-          <w:numId w:val="1004"/>
-        </w:numPr>
+    </w:p>
+    <w:p>
+      <w:pPr>
+        <w:pStyle w:val="BodyText"/>
       </w:pPr>
       <w:r>
         <w:t xml:space="preserve">SOFIA: Then compensation. Base salary one hundred thirty-five thousand pounds. Bonus twenty percent. Stock options, zero point one five percent.</w:t>
       </w:r>
-      <w:r>
-        <w:t xml:space="preserve"> </w:t>
-      </w:r>
-      <w:r>
-        <w:t xml:space="preserve">소피아: 그럼 보상. 기본급 13만 5천 파운드. 보너스 20%. 스톡옵션 0.15%.</w:t>
-      </w:r>
-    </w:p>
-    <w:p>
-      <w:pPr>
-        <w:numPr>
-          <w:ilvl w:val="0"/>
-          <w:numId w:val="1004"/>
-        </w:numPr>
+    </w:p>
+    <w:p>
+      <w:pPr>
+        <w:pStyle w:val="BodyText"/>
       </w:pPr>
       <w:r>
         <w:t xml:space="preserve">JAMES: Generous. One change. Turn half the bonus into a training budget. For nurses who can’t afford courses. Good training is expensive, and the nurses who need it most are often the ones who can’t pay for it themselves.</w:t>
       </w:r>
-      <w:r>
-        <w:t xml:space="preserve"> </w:t>
-      </w:r>
-      <w:r>
-        <w:t xml:space="preserve">제임스: 후하네요. 하나만 바꿔요. 보너스 절반을 교육 예산으로. 교육비를 감당 못 하는 간호사들을 위해. 좋은 교육은 비싸고, 그게 가장 필요한 간호사들이 오히려 스스로 낼 형편이 안 되는 경우가 많아요.</w:t>
-      </w:r>
-    </w:p>
-    <w:p>
-      <w:pPr>
-        <w:numPr>
-          <w:ilvl w:val="0"/>
-          <w:numId w:val="1004"/>
-        </w:numPr>
+    </w:p>
+    <w:p>
+      <w:pPr>
+        <w:pStyle w:val="BodyText"/>
       </w:pPr>
       <w:r>
         <w:t xml:space="preserve">SOFIA: You’re negotiating your salary down?</w:t>
       </w:r>
-      <w:r>
-        <w:t xml:space="preserve"> </w:t>
-      </w:r>
-      <w:r>
-        <w:t xml:space="preserve">소피아: 연봉을 깎는 협상을 하는 거예요?</w:t>
-      </w:r>
-    </w:p>
-    <w:p>
-      <w:pPr>
-        <w:numPr>
-          <w:ilvl w:val="0"/>
-          <w:numId w:val="1004"/>
-        </w:numPr>
+    </w:p>
+    <w:p>
+      <w:pPr>
+        <w:pStyle w:val="BodyText"/>
       </w:pPr>
       <w:r>
         <w:t xml:space="preserve">JAMES: I’m negotiating my results up. Trained nurses buy syringes. Eventually.</w:t>
       </w:r>
-      <w:r>
-        <w:t xml:space="preserve"> </w:t>
-      </w:r>
-      <w:r>
-        <w:t xml:space="preserve">제임스: 성과를 올리는 협상을 하는 거예요. 교육받은 간호사가 주사기를 사요. 결국엔.</w:t>
-      </w:r>
-    </w:p>
-    <w:p>
-      <w:pPr>
-        <w:numPr>
-          <w:ilvl w:val="0"/>
-          <w:numId w:val="1004"/>
-        </w:numPr>
+    </w:p>
+    <w:p>
+      <w:pPr>
+        <w:pStyle w:val="BodyText"/>
       </w:pPr>
       <w:r>
         <w:t xml:space="preserve">NOAH: Then, James. Four conditions. All accepted. Is that a yes?</w:t>
       </w:r>
-      <w:r>
-        <w:t xml:space="preserve"> </w:t>
-      </w:r>
-      <w:r>
-        <w:t xml:space="preserve">노아: 그럼, 제임스. 조건 네 개. 전부 수락. 그럼 예스예요?</w:t>
-      </w:r>
-    </w:p>
-    <w:p>
-      <w:pPr>
-        <w:numPr>
-          <w:ilvl w:val="0"/>
-          <w:numId w:val="1004"/>
-        </w:numPr>
+    </w:p>
+    <w:p>
+      <w:pPr>
+        <w:pStyle w:val="BodyText"/>
       </w:pPr>
       <w:r>
         <w:t xml:space="preserve">JAMES: One more thing. If you ever sell to a beautician, I resign the same week. Put it in my contract.</w:t>
       </w:r>
-      <w:r>
-        <w:t xml:space="preserve"> </w:t>
-      </w:r>
-      <w:r>
-        <w:t xml:space="preserve">제임스: 하나 더. 미용사에게 한 번이라도 팔면, 같은 주에 사직해요. 계약서에 넣어 줘요.</w:t>
-      </w:r>
-    </w:p>
-    <w:p>
-      <w:pPr>
-        <w:numPr>
-          <w:ilvl w:val="0"/>
-          <w:numId w:val="1004"/>
-        </w:numPr>
+    </w:p>
+    <w:p>
+      <w:pPr>
+        <w:pStyle w:val="BodyText"/>
       </w:pPr>
       <w:r>
         <w:t xml:space="preserve">NOAH: Put it in my contract too. Then yes?</w:t>
-      </w:r>
-      <w:r>
-        <w:t xml:space="preserve"> </w:t>
-      </w:r>
-      <w:r>
-        <w:t xml:space="preserve">노아: 내 계약서에도 넣어요. 그럼 예스?</w:t>
       </w:r>
     </w:p>
     <w:bookmarkEnd w:id="24"/>
@@ -2498,10 +1391,7 @@
     </w:p>
     <w:p>
       <w:pPr>
-        <w:numPr>
-          <w:ilvl w:val="0"/>
-          <w:numId w:val="1005"/>
-        </w:numPr>
+        <w:pStyle w:val="FirstParagraph"/>
       </w:pPr>
       <w:r>
         <w:t xml:space="preserve">JAMES: …Yes. That’s a yes. Not a British one. A Nigerian one. No</w:t>
@@ -2542,11 +1432,13 @@
       <w:r>
         <w:t xml:space="preserve">I left my last job because of a three-day course. I’m joining this one because of a clause. My mother would approve.</w:t>
       </w:r>
-      <w:r>
-        <w:t xml:space="preserve"> </w:t>
-      </w:r>
-      <w:r>
-        <w:t xml:space="preserve">제임스: …네. 예스예요. 영국식 말고. 나이지리아식.</w:t>
+    </w:p>
+    <w:p>
+      <w:pPr>
+        <w:pStyle w:val="BodyText"/>
+      </w:pPr>
+      <w:r>
+        <w:t xml:space="preserve">ELENA:</w:t>
       </w:r>
       <w:r>
         <w:t xml:space="preserve"> </w:t>
@@ -2555,13 +1447,64 @@
         <w:t xml:space="preserve">“</w:t>
       </w:r>
       <w:r>
-        <w:t xml:space="preserve">생각해 보겠다</w:t>
+        <w:t xml:space="preserve">Only advice.</w:t>
       </w:r>
       <w:r>
         <w:t xml:space="preserve">”</w:t>
       </w:r>
       <w:r>
-        <w:t xml:space="preserve">도,</w:t>
+        <w:t xml:space="preserve"> </w:t>
+      </w:r>
+      <w:r>
+        <w:t xml:space="preserve">Twice. I said so.</w:t>
+      </w:r>
+    </w:p>
+    <w:p>
+      <w:pPr>
+        <w:pStyle w:val="BodyText"/>
+      </w:pPr>
+      <w:r>
+        <w:t xml:space="preserve">JAMES: Dr. Ruiz, with the greatest respect… you were right.</w:t>
+      </w:r>
+    </w:p>
+    <w:p>
+      <w:pPr>
+        <w:pStyle w:val="BodyText"/>
+      </w:pPr>
+      <w:r>
+        <w:t xml:space="preserve">SOFIA: I’ll send the offer letter tonight. In writing. For Diane.</w:t>
+      </w:r>
+    </w:p>
+    <w:p>
+      <w:pPr>
+        <w:pStyle w:val="BodyText"/>
+      </w:pPr>
+      <w:r>
+        <w:t xml:space="preserve">DIANE: Thank you. Finally, someone understands me.</w:t>
+      </w:r>
+    </w:p>
+    <w:p>
+      <w:pPr>
+        <w:pStyle w:val="BodyText"/>
+      </w:pPr>
+      <w:r>
+        <w:t xml:space="preserve">JAMES: I’ll start on May first. Can I send my first email now? Just to practice?</w:t>
+      </w:r>
+    </w:p>
+    <w:p>
+      <w:pPr>
+        <w:pStyle w:val="BodyText"/>
+      </w:pPr>
+      <w:r>
+        <w:t xml:space="preserve">NOAH: Go ahead.</w:t>
+      </w:r>
+    </w:p>
+    <w:p>
+      <w:pPr>
+        <w:pStyle w:val="BodyText"/>
+      </w:pPr>
+      <w:r>
+        <w:t xml:space="preserve">SOFIA: It’s here.</w:t>
       </w:r>
       <w:r>
         <w:t xml:space="preserve"> </w:t>
@@ -2570,24 +1513,50 @@
         <w:t xml:space="preserve">“</w:t>
       </w:r>
       <w:r>
-        <w:t xml:space="preserve">아주 흥미롭다</w:t>
+        <w:t xml:space="preserve">Dear team. Delighted to join. Short emails only. Kind regards, James Okafor, Country Manager, Veyra UK Limited.</w:t>
       </w:r>
       <w:r>
         <w:t xml:space="preserve">”</w:t>
       </w:r>
-      <w:r>
-        <w:t xml:space="preserve">도 없어요. 지난 직장은 3일 과정 때문에 떠났어요. 이번엔 조항 하나 때문에 합류해요. 어머니가 인정하실 거예요.</w:t>
-      </w:r>
-    </w:p>
-    <w:p>
-      <w:pPr>
-        <w:numPr>
-          <w:ilvl w:val="0"/>
-          <w:numId w:val="1005"/>
-        </w:numPr>
-      </w:pPr>
-      <w:r>
-        <w:t xml:space="preserve">ELENA:</w:t>
+    </w:p>
+    <w:p>
+      <w:pPr>
+        <w:pStyle w:val="BodyText"/>
+      </w:pPr>
+      <w:r>
+        <w:t xml:space="preserve">DIANE: Veyra UK Limited?</w:t>
+      </w:r>
+    </w:p>
+    <w:p>
+      <w:pPr>
+        <w:pStyle w:val="BodyText"/>
+      </w:pPr>
+      <w:r>
+        <w:t xml:space="preserve">NOAH: Is something wrong?</w:t>
+      </w:r>
+    </w:p>
+    <w:p>
+      <w:pPr>
+        <w:pStyle w:val="BodyText"/>
+      </w:pPr>
+      <w:r>
+        <w:t xml:space="preserve">DIANE: Noah. We don’t have a UK Limited. There is no company for James to manage.</w:t>
+      </w:r>
+    </w:p>
+    <w:p>
+      <w:pPr>
+        <w:pStyle w:val="BodyText"/>
+      </w:pPr>
+      <w:r>
+        <w:t xml:space="preserve">JAMES: Ah. That’s quite interesting.</w:t>
+      </w:r>
+    </w:p>
+    <w:p>
+      <w:pPr>
+        <w:pStyle w:val="BodyText"/>
+      </w:pPr>
+      <w:r>
+        <w:t xml:space="preserve">ELENA: British for</w:t>
       </w:r>
       <w:r>
         <w:t xml:space="preserve"> </w:t>
@@ -2596,312 +1565,26 @@
         <w:t xml:space="preserve">“</w:t>
       </w:r>
       <w:r>
-        <w:t xml:space="preserve">Only advice.</w:t>
+        <w:t xml:space="preserve">no.</w:t>
       </w:r>
       <w:r>
         <w:t xml:space="preserve">”</w:t>
       </w:r>
-      <w:r>
-        <w:t xml:space="preserve"> </w:t>
-      </w:r>
-      <w:r>
-        <w:t xml:space="preserve">Twice. I said so.</w:t>
-      </w:r>
-      <w:r>
-        <w:t xml:space="preserve"> </w:t>
-      </w:r>
-      <w:r>
-        <w:t xml:space="preserve">엘레나:</w:t>
-      </w:r>
-      <w:r>
-        <w:t xml:space="preserve"> </w:t>
-      </w:r>
-      <w:r>
-        <w:t xml:space="preserve">“</w:t>
-      </w:r>
-      <w:r>
-        <w:t xml:space="preserve">조언만.</w:t>
-      </w:r>
-      <w:r>
-        <w:t xml:space="preserve">”</w:t>
-      </w:r>
-      <w:r>
-        <w:t xml:space="preserve"> </w:t>
-      </w:r>
-      <w:r>
-        <w:t xml:space="preserve">두 번. 내가 말했잖아요.</w:t>
-      </w:r>
-    </w:p>
-    <w:p>
-      <w:pPr>
-        <w:numPr>
-          <w:ilvl w:val="0"/>
-          <w:numId w:val="1005"/>
-        </w:numPr>
-      </w:pPr>
-      <w:r>
-        <w:t xml:space="preserve">JAMES: Dr. Ruiz, with the greatest respect… you were right.</w:t>
-      </w:r>
-      <w:r>
-        <w:t xml:space="preserve"> </w:t>
-      </w:r>
-      <w:r>
-        <w:t xml:space="preserve">제임스: 루이즈 박사님, 최대한의 존경을 담아… 당신이 옳았어요.</w:t>
-      </w:r>
-    </w:p>
-    <w:p>
-      <w:pPr>
-        <w:numPr>
-          <w:ilvl w:val="0"/>
-          <w:numId w:val="1005"/>
-        </w:numPr>
-      </w:pPr>
-      <w:r>
-        <w:t xml:space="preserve">SOFIA: I’ll send the offer letter tonight. In writing. For Diane.</w:t>
-      </w:r>
-      <w:r>
-        <w:t xml:space="preserve"> </w:t>
-      </w:r>
-      <w:r>
-        <w:t xml:space="preserve">소피아: 오퍼 레터는 오늘 밤 보낼게요. 서면으로. 다이앤을 위해.</w:t>
-      </w:r>
-    </w:p>
-    <w:p>
-      <w:pPr>
-        <w:numPr>
-          <w:ilvl w:val="0"/>
-          <w:numId w:val="1005"/>
-        </w:numPr>
-      </w:pPr>
-      <w:r>
-        <w:t xml:space="preserve">DIANE: Thank you. Finally, someone understands me.</w:t>
-      </w:r>
-      <w:r>
-        <w:t xml:space="preserve"> </w:t>
-      </w:r>
-      <w:r>
-        <w:t xml:space="preserve">다이앤: 고마워요. 드디어 날 이해하는 사람이 있네요.</w:t>
-      </w:r>
-    </w:p>
-    <w:p>
-      <w:pPr>
-        <w:numPr>
-          <w:ilvl w:val="0"/>
-          <w:numId w:val="1005"/>
-        </w:numPr>
-      </w:pPr>
-      <w:r>
-        <w:t xml:space="preserve">JAMES: I’ll start on May first. Can I send my first email now? Just to practice?</w:t>
-      </w:r>
-      <w:r>
-        <w:t xml:space="preserve"> </w:t>
-      </w:r>
-      <w:r>
-        <w:t xml:space="preserve">제임스: 5월 1일에 시작할게요. 첫 이메일 지금 보내도 돼요? 연습 삼아?</w:t>
-      </w:r>
-    </w:p>
-    <w:p>
-      <w:pPr>
-        <w:numPr>
-          <w:ilvl w:val="0"/>
-          <w:numId w:val="1005"/>
-        </w:numPr>
-      </w:pPr>
-      <w:r>
-        <w:t xml:space="preserve">NOAH: Go ahead.</w:t>
-      </w:r>
-      <w:r>
-        <w:t xml:space="preserve"> </w:t>
-      </w:r>
-      <w:r>
-        <w:t xml:space="preserve">노아: 그러세요.</w:t>
-      </w:r>
-    </w:p>
-    <w:p>
-      <w:pPr>
-        <w:numPr>
-          <w:ilvl w:val="0"/>
-          <w:numId w:val="1005"/>
-        </w:numPr>
-      </w:pPr>
-      <w:r>
-        <w:t xml:space="preserve">SOFIA: It’s here.</w:t>
-      </w:r>
-      <w:r>
-        <w:t xml:space="preserve"> </w:t>
-      </w:r>
-      <w:r>
-        <w:t xml:space="preserve">“</w:t>
-      </w:r>
-      <w:r>
-        <w:t xml:space="preserve">Dear team. Delighted to join. Short emails only. Kind regards, James Okafor, Country Manager, Veyra UK Limited.</w:t>
-      </w:r>
-      <w:r>
-        <w:t xml:space="preserve">”</w:t>
-      </w:r>
-      <w:r>
-        <w:t xml:space="preserve"> </w:t>
-      </w:r>
-      <w:r>
-        <w:t xml:space="preserve">소피아: 왔어요.</w:t>
-      </w:r>
-      <w:r>
-        <w:t xml:space="preserve"> </w:t>
-      </w:r>
-      <w:r>
-        <w:t xml:space="preserve">“</w:t>
-      </w:r>
-      <w:r>
-        <w:t xml:space="preserve">팀 여러분. 합류하게 되어 기쁩니다. 이메일은 짧게만. 안부를 전하며, 제임스 오카포, 베이라 UK 유한회사 지사장.</w:t>
-      </w:r>
-      <w:r>
-        <w:t xml:space="preserve">”</w:t>
-      </w:r>
-    </w:p>
-    <w:p>
-      <w:pPr>
-        <w:numPr>
-          <w:ilvl w:val="0"/>
-          <w:numId w:val="1005"/>
-        </w:numPr>
-      </w:pPr>
-      <w:r>
-        <w:t xml:space="preserve">DIANE: Veyra UK Limited?</w:t>
-      </w:r>
-      <w:r>
-        <w:t xml:space="preserve"> </w:t>
-      </w:r>
-      <w:r>
-        <w:t xml:space="preserve">다이앤: 베이라 UK 유한회사?</w:t>
-      </w:r>
-    </w:p>
-    <w:p>
-      <w:pPr>
-        <w:numPr>
-          <w:ilvl w:val="0"/>
-          <w:numId w:val="1005"/>
-        </w:numPr>
-      </w:pPr>
-      <w:r>
-        <w:t xml:space="preserve">NOAH: Is something wrong?</w:t>
-      </w:r>
-      <w:r>
-        <w:t xml:space="preserve"> </w:t>
-      </w:r>
-      <w:r>
-        <w:t xml:space="preserve">노아: 뭐 잘못됐어요?</w:t>
-      </w:r>
-    </w:p>
-    <w:p>
-      <w:pPr>
-        <w:numPr>
-          <w:ilvl w:val="0"/>
-          <w:numId w:val="1005"/>
-        </w:numPr>
-      </w:pPr>
-      <w:r>
-        <w:t xml:space="preserve">DIANE: Noah. We don’t have a UK Limited. There is no company for James to manage.</w:t>
-      </w:r>
-      <w:r>
-        <w:t xml:space="preserve"> </w:t>
-      </w:r>
-      <w:r>
-        <w:t xml:space="preserve">다이앤: 노아. 우린 UK 유한회사가 없어요. 제임스가 관리할 회사가 없다고요.</w:t>
-      </w:r>
-    </w:p>
-    <w:p>
-      <w:pPr>
-        <w:numPr>
-          <w:ilvl w:val="0"/>
-          <w:numId w:val="1005"/>
-        </w:numPr>
-      </w:pPr>
-      <w:r>
-        <w:t xml:space="preserve">JAMES: Ah. That’s quite interesting.</w:t>
-      </w:r>
-      <w:r>
-        <w:t xml:space="preserve"> </w:t>
-      </w:r>
-      <w:r>
-        <w:t xml:space="preserve">제임스: 아. 그거 꽤 흥미롭네요.</w:t>
-      </w:r>
-    </w:p>
-    <w:p>
-      <w:pPr>
-        <w:numPr>
-          <w:ilvl w:val="0"/>
-          <w:numId w:val="1005"/>
-        </w:numPr>
-      </w:pPr>
-      <w:r>
-        <w:t xml:space="preserve">ELENA: British for</w:t>
-      </w:r>
-      <w:r>
-        <w:t xml:space="preserve"> </w:t>
-      </w:r>
-      <w:r>
-        <w:t xml:space="preserve">“</w:t>
-      </w:r>
-      <w:r>
-        <w:t xml:space="preserve">no.</w:t>
-      </w:r>
-      <w:r>
-        <w:t xml:space="preserve">”</w:t>
-      </w:r>
-      <w:r>
-        <w:t xml:space="preserve"> </w:t>
-      </w:r>
-      <w:r>
-        <w:t xml:space="preserve">엘레나: 영국식</w:t>
-      </w:r>
-      <w:r>
-        <w:t xml:space="preserve"> </w:t>
-      </w:r>
-      <w:r>
-        <w:t xml:space="preserve">“</w:t>
-      </w:r>
-      <w:r>
-        <w:t xml:space="preserve">노</w:t>
-      </w:r>
-      <w:r>
-        <w:t xml:space="preserve">”</w:t>
-      </w:r>
-      <w:r>
-        <w:t xml:space="preserve">네요.</w:t>
-      </w:r>
-    </w:p>
-    <w:p>
-      <w:pPr>
-        <w:numPr>
-          <w:ilvl w:val="0"/>
-          <w:numId w:val="1005"/>
-        </w:numPr>
+    </w:p>
+    <w:p>
+      <w:pPr>
+        <w:pStyle w:val="BodyText"/>
       </w:pPr>
       <w:r>
         <w:t xml:space="preserve">DIANE: I’ll call the accountants. Today. We need an entity. VAT. Banking. Payroll. Everything. Without a company, James can’t legally be employed, we can’t open a bank account, and we can’t invoice a single clinic.</w:t>
       </w:r>
-      <w:r>
-        <w:t xml:space="preserve"> </w:t>
-      </w:r>
-      <w:r>
-        <w:t xml:space="preserve">다이앤: 회계사들한테 전화할게요. 오늘. 법인이 필요해요. 부가세. 은행. 급여. 전부. 회사가 없으면 제임스를 합법적으로 고용할 수도, 은행 계좌를 열 수도, 클리닉 한 곳에 청구서를 보낼 수도 없어요.</w:t>
-      </w:r>
-    </w:p>
-    <w:p>
-      <w:pPr>
-        <w:numPr>
-          <w:ilvl w:val="0"/>
-          <w:numId w:val="1005"/>
-        </w:numPr>
+    </w:p>
+    <w:p>
+      <w:pPr>
+        <w:pStyle w:val="BodyText"/>
       </w:pPr>
       <w:r>
         <w:t xml:space="preserve">NOAH: Seven weeks to CE. Then let’s build a company. Again.</w:t>
-      </w:r>
-      <w:r>
-        <w:t xml:space="preserve"> </w:t>
-      </w:r>
-      <w:r>
-        <w:t xml:space="preserve">노아: CE까지 7주. 그럼 회사를 세웁시다. 다시.</w:t>
       </w:r>
     </w:p>
     <w:p>
@@ -3042,7 +1725,7 @@
               <w:jc w:val="left"/>
             </w:pPr>
             <w:r>
-              <w:t xml:space="preserve">7·17턴. 기대치 정렬 질문.</w:t>
+              <w:t xml:space="preserve">도입. 기대치 정렬 질문.</w:t>
             </w:r>
           </w:p>
         </w:tc>
@@ -3092,7 +1775,7 @@
               <w:jc w:val="left"/>
             </w:pPr>
             <w:r>
-              <w:t xml:space="preserve">8·26턴. 가치관 확인 질문.</w:t>
+              <w:t xml:space="preserve">도입. 가치관 확인 질문.</w:t>
             </w:r>
           </w:p>
         </w:tc>
@@ -3142,7 +1825,7 @@
               <w:jc w:val="left"/>
             </w:pPr>
             <w:r>
-              <w:t xml:space="preserve">97~98턴. 원격 협업 조건.</w:t>
+              <w:t xml:space="preserve">절정·전환. 원격 협업 조건.</w:t>
             </w:r>
           </w:p>
         </w:tc>
@@ -3192,7 +1875,7 @@
               <w:jc w:val="left"/>
             </w:pPr>
             <w:r>
-              <w:t xml:space="preserve">94~96턴. 조직 구조 협상.</w:t>
+              <w:t xml:space="preserve">절정·전환. 조직 구조 협상.</w:t>
             </w:r>
           </w:p>
         </w:tc>
@@ -3242,7 +1925,7 @@
               <w:jc w:val="left"/>
             </w:pPr>
             <w:r>
-              <w:t xml:space="preserve">39턴. 영업 철학.</w:t>
+              <w:t xml:space="preserve">장면1. 영업 철학.</w:t>
             </w:r>
           </w:p>
         </w:tc>
@@ -3292,7 +1975,7 @@
               <w:jc w:val="left"/>
             </w:pPr>
             <w:r>
-              <w:t xml:space="preserve">47턴. 상대 의도 확인.</w:t>
+              <w:t xml:space="preserve">장면1. 상대 의도 확인.</w:t>
             </w:r>
           </w:p>
         </w:tc>
@@ -3342,7 +2025,7 @@
               <w:jc w:val="left"/>
             </w:pPr>
             <w:r>
-              <w:t xml:space="preserve">62턴. 채용 실패 인정.</w:t>
+              <w:t xml:space="preserve">장면2. 채용 실패 인정.</w:t>
             </w:r>
           </w:p>
         </w:tc>
@@ -3392,7 +2075,7 @@
               <w:jc w:val="left"/>
             </w:pPr>
             <w:r>
-              <w:t xml:space="preserve">91~92턴. 외부 활동 투명성.</w:t>
+              <w:t xml:space="preserve">절정·전환. 외부 활동 투명성.</w:t>
             </w:r>
           </w:p>
         </w:tc>
@@ -3442,7 +2125,7 @@
               <w:jc w:val="left"/>
             </w:pPr>
             <w:r>
-              <w:t xml:space="preserve">102턴. 보상 대신 자원을 요구.</w:t>
+              <w:t xml:space="preserve">절정·전환. 보상 대신 자원을 요구.</w:t>
             </w:r>
           </w:p>
         </w:tc>
@@ -3492,7 +2175,7 @@
               <w:jc w:val="left"/>
             </w:pPr>
             <w:r>
-              <w:t xml:space="preserve">104턴. 원칙의 서면화.</w:t>
+              <w:t xml:space="preserve">절정·전환. 원칙의 서면화.</w:t>
             </w:r>
           </w:p>
         </w:tc>
@@ -4134,7 +2817,7 @@
           <w:bCs/>
           <w:b/>
         </w:rPr>
-        <w:t xml:space="preserve">88턴 JAMES:</w:t>
+        <w:t xml:space="preserve">JAMES (절정·전환):</w:t>
       </w:r>
       <w:r>
         <w:t xml:space="preserve"> </w:t>
@@ -4432,9 +3115,1273 @@
         <w:t xml:space="preserve">을 조건으로 내거는 상황에서, 같은 구조로 40단어 안팎으로 말해 보기.</w:t>
       </w:r>
     </w:p>
+    <w:p>
+      <w:r>
+        <w:pict>
+          <v:rect style="width:0;height:1.5pt" o:hralign="center" o:hrstd="t" o:hr="t"/>
+        </w:pict>
+      </w:r>
+    </w:p>
     <w:bookmarkEnd w:id="30"/>
     <w:bookmarkEnd w:id="31"/>
+    <w:bookmarkStart w:id="37" w:name="한국어-번역"/>
+    <w:p>
+      <w:pPr>
+        <w:pStyle w:val="Heading2"/>
+      </w:pPr>
+      <w:r>
+        <w:t xml:space="preserve">한국어 번역</w:t>
+      </w:r>
+    </w:p>
+    <w:bookmarkStart w:id="32" w:name="도입-오전-7시-오스틴-회의실-1"/>
+    <w:p>
+      <w:pPr>
+        <w:pStyle w:val="Heading3"/>
+      </w:pPr>
+      <w:r>
+        <w:t xml:space="preserve">도입 — 오전 7시, 오스틴 회의실</w:t>
+      </w:r>
+    </w:p>
+    <w:p>
+      <w:pPr>
+        <w:pStyle w:val="FirstParagraph"/>
+      </w:pPr>
+      <w:r>
+        <w:t xml:space="preserve">소피아: 커피요. 후보 세 명. 지금은 두 명. 세 번째는 어젯밤 철회했어요.</w:t>
+      </w:r>
+    </w:p>
+    <w:p>
+      <w:pPr>
+        <w:pStyle w:val="BodyText"/>
+      </w:pPr>
+      <w:r>
+        <w:t xml:space="preserve">노아: 왜요?</w:t>
+      </w:r>
+    </w:p>
+    <w:p>
+      <w:pPr>
+        <w:pStyle w:val="BodyText"/>
+      </w:pPr>
+      <w:r>
+        <w:t xml:space="preserve">소피아: 그랜트 앤 애슈비가 채용했대요. 피오나가 문자를 보냈어요.</w:t>
+      </w:r>
+      <w:r>
+        <w:t xml:space="preserve"> </w:t>
+      </w:r>
+      <w:r>
+        <w:t xml:space="preserve">“</w:t>
+      </w:r>
+      <w:r>
+        <w:t xml:space="preserve">미안. 안 미안. F.</w:t>
+      </w:r>
+      <w:r>
+        <w:t xml:space="preserve">”</w:t>
+      </w:r>
+    </w:p>
+    <w:p>
+      <w:pPr>
+        <w:pStyle w:val="BodyText"/>
+      </w:pPr>
+      <w:r>
+        <w:t xml:space="preserve">엘레나: 그 여자가 매달 더 좋아져요.</w:t>
+      </w:r>
+    </w:p>
+    <w:p>
+      <w:pPr>
+        <w:pStyle w:val="BodyText"/>
+      </w:pPr>
+      <w:r>
+        <w:t xml:space="preserve">노아: 좋아요. 제임스가 면접 질문 다섯 개를 보냈어요. 질문만. 약속대로.</w:t>
+      </w:r>
+    </w:p>
+    <w:p>
+      <w:pPr>
+        <w:pStyle w:val="BodyText"/>
+      </w:pPr>
+      <w:r>
+        <w:t xml:space="preserve">소피아: 읽어 봐요.</w:t>
+      </w:r>
+    </w:p>
+    <w:p>
+      <w:pPr>
+        <w:pStyle w:val="BodyText"/>
+      </w:pPr>
+      <w:r>
+        <w:t xml:space="preserve">노아:</w:t>
+      </w:r>
+      <w:r>
+        <w:t xml:space="preserve"> </w:t>
+      </w:r>
+      <w:r>
+        <w:t xml:space="preserve">“</w:t>
+      </w:r>
+      <w:r>
+        <w:t xml:space="preserve">하나. 1년 차 성공은 어떤 모습인가? 둘. 최고 클리닉이 소속 미용사에게 팔라고 한다. 뭐라고 하겠나?</w:t>
+      </w:r>
+      <w:r>
+        <w:t xml:space="preserve">”</w:t>
+      </w:r>
+    </w:p>
+    <w:p>
+      <w:pPr>
+        <w:pStyle w:val="BodyText"/>
+      </w:pPr>
+      <w:r>
+        <w:t xml:space="preserve">소피아: 셋. 시차 겹침은 얼마나? 넷. 누구에게 보고해야 하나? 다섯. 무엇 때문에 사직하겠나?</w:t>
+      </w:r>
+    </w:p>
+    <w:p>
+      <w:pPr>
+        <w:pStyle w:val="BodyText"/>
+      </w:pPr>
+      <w:r>
+        <w:t xml:space="preserve">엘레나: 다섯 번째 질문이 아주 제임스답네요.</w:t>
+      </w:r>
+    </w:p>
+    <w:p>
+      <w:pPr>
+        <w:pStyle w:val="BodyText"/>
+      </w:pPr>
+      <w:r>
+        <w:t xml:space="preserve">소피아: 두 번째가 진짜 시험이에요. 나머지는 대화고요. 성공을 묘사하거나 시차 얘기는 누구나 할 수 있지만, 두 번째 질문은 큰 고객이 우리가 허용하지 않는 걸 요구할 때 그 사람이 어떻게 할지를 보여 줘요. 그게 이 일의 핵심이에요.</w:t>
+      </w:r>
+    </w:p>
+    <w:p>
+      <w:pPr>
+        <w:pStyle w:val="BodyText"/>
+      </w:pPr>
+      <w:r>
+        <w:t xml:space="preserve">노아: 그리고 영국식 신호를 잘 들어요. 지난달엔 하나도 빠짐없이 다 놓쳐서 3주와 유통사 하나를 잃었어요. 이번엔 누가</w:t>
+      </w:r>
+      <w:r>
+        <w:t xml:space="preserve"> </w:t>
+      </w:r>
+      <w:r>
+        <w:t xml:space="preserve">“</w:t>
+      </w:r>
+      <w:r>
+        <w:t xml:space="preserve">흥미롭네요</w:t>
+      </w:r>
+      <w:r>
+        <w:t xml:space="preserve">”</w:t>
+      </w:r>
+      <w:r>
+        <w:t xml:space="preserve">나</w:t>
+      </w:r>
+      <w:r>
+        <w:t xml:space="preserve"> </w:t>
+      </w:r>
+      <w:r>
+        <w:t xml:space="preserve">“</w:t>
+      </w:r>
+      <w:r>
+        <w:t xml:space="preserve">말씀하시는 바는 들었습니다</w:t>
+      </w:r>
+      <w:r>
+        <w:t xml:space="preserve">”</w:t>
+      </w:r>
+      <w:r>
+        <w:t xml:space="preserve">라고 하면 바로 알고 싶어요. 엘레나, 당신이 해독기예요.</w:t>
+      </w:r>
+    </w:p>
+    <w:p>
+      <w:pPr>
+        <w:pStyle w:val="BodyText"/>
+      </w:pPr>
+      <w:r>
+        <w:t xml:space="preserve">엘레나: 제임스 과정을 수료했어요. 하룻밤. 펍에서. 맥주 받침으로 만든 수료증까지.</w:t>
+      </w:r>
+    </w:p>
+    <w:p>
+      <w:pPr>
+        <w:pStyle w:val="BodyText"/>
+      </w:pPr>
+      <w:r>
+        <w:t xml:space="preserve">다이앤: 나도 듣고 있어요. 조용히. 법적으로 물으면 안 되는 거 있는지.</w:t>
+      </w:r>
+    </w:p>
+    <w:p>
+      <w:pPr>
+        <w:pStyle w:val="BodyText"/>
+      </w:pPr>
+      <w:r>
+        <w:t xml:space="preserve">소피아: 찰스 휘트모어가 접속 중이에요. 대형 제약사 20년. 영국 영업 이사.</w:t>
+      </w:r>
+    </w:p>
+    <w:p>
+      <w:pPr>
+        <w:pStyle w:val="BodyText"/>
+      </w:pPr>
+      <w:r>
+        <w:t xml:space="preserve">노아: 이력서가 탄탄하네요. 봅시다.</w:t>
+      </w:r>
+    </w:p>
     <w:bookmarkEnd w:id="32"/>
+    <w:bookmarkStart w:id="33" w:name="장면1-두-명의-후보-1"/>
+    <w:p>
+      <w:pPr>
+        <w:pStyle w:val="Heading3"/>
+      </w:pPr>
+      <w:r>
+        <w:t xml:space="preserve">장면1 — 두 명의 후보</w:t>
+      </w:r>
+    </w:p>
+    <w:p>
+      <w:pPr>
+        <w:pStyle w:val="FirstParagraph"/>
+      </w:pPr>
+      <w:r>
+        <w:t xml:space="preserve">찰스: 안녕하세요. 아니, 좋은 아침이네요. 찰스 휘트모어. 모두 만나서 반갑습니다.</w:t>
+      </w:r>
+    </w:p>
+    <w:p>
+      <w:pPr>
+        <w:pStyle w:val="BodyText"/>
+      </w:pPr>
+      <w:r>
+        <w:t xml:space="preserve">노아: 참석해 줘서 고마워요, 찰스. 첫 질문. 1년 차 성공은 어떤 모습인가요?</w:t>
+      </w:r>
+    </w:p>
+    <w:p>
+      <w:pPr>
+        <w:pStyle w:val="BodyText"/>
+      </w:pPr>
+      <w:r>
+        <w:t xml:space="preserve">찰스: 주사기 1만 개. 영업 사원 12명. 크리스마스까지 전국 커버. 그리고 제대로 된 호텔에서, 적절한 사람들을 모아 출시 행사를 해야죠. 영국에선 첫인상이 몇 년을 가거든요. 작게 시작하면 시장도 당신들을 작게 대해요.</w:t>
+      </w:r>
+    </w:p>
+    <w:p>
+      <w:pPr>
+        <w:pStyle w:val="BodyText"/>
+      </w:pPr>
+      <w:r>
+        <w:t xml:space="preserve">소피아: 1년 차에 영업 사원 12명? 예산은 얼마로 생각해요?</w:t>
+      </w:r>
+    </w:p>
+    <w:p>
+      <w:pPr>
+        <w:pStyle w:val="BodyText"/>
+      </w:pPr>
+      <w:r>
+        <w:t xml:space="preserve">찰스: 약 200만 파운드. 영국은 싸게 이길 수 없어요.</w:t>
+      </w:r>
+    </w:p>
+    <w:p>
+      <w:pPr>
+        <w:pStyle w:val="BodyText"/>
+      </w:pPr>
+      <w:r>
+        <w:t xml:space="preserve">엘레나: 두 번째 질문. 최고 클리닉이 소속 미용사에게 팔라고 해요. 뭐라고 하겠어요?</w:t>
+      </w:r>
+    </w:p>
+    <w:p>
+      <w:pPr>
+        <w:pStyle w:val="BodyText"/>
+      </w:pPr>
+      <w:r>
+        <w:t xml:space="preserve">찰스: 거절하죠. 오늘은요. 하지만 현실적으로 결국 미용사가 필요할 거예요. 시장의 60%니까요.</w:t>
+      </w:r>
+    </w:p>
+    <w:p>
+      <w:pPr>
+        <w:pStyle w:val="BodyText"/>
+      </w:pPr>
+      <w:r>
+        <w:t xml:space="preserve">엘레나: 그건 우리 레드라인이에요. 영구적으로.</w:t>
+      </w:r>
+    </w:p>
+    <w:p>
+      <w:pPr>
+        <w:pStyle w:val="BodyText"/>
+      </w:pPr>
+      <w:r>
+        <w:t xml:space="preserve">찰스: 말씀하시는 바는 들었습니다.</w:t>
+      </w:r>
+    </w:p>
+    <w:p>
+      <w:pPr>
+        <w:pStyle w:val="BodyText"/>
+      </w:pPr>
+      <w:r>
+        <w:t xml:space="preserve">엘레나: …고마워요, 찰스. 아주 분명하네요.</w:t>
+      </w:r>
+    </w:p>
+    <w:p>
+      <w:pPr>
+        <w:pStyle w:val="BodyText"/>
+      </w:pPr>
+      <w:r>
+        <w:t xml:space="preserve">노아: 다섯 번째 질문. 무엇 때문에 사직하겠어요?</w:t>
+      </w:r>
+    </w:p>
+    <w:p>
+      <w:pPr>
+        <w:pStyle w:val="BodyText"/>
+      </w:pPr>
+      <w:r>
+        <w:t xml:space="preserve">찰스: 투자 부족이요. 팀에 돈을 안 대면, 사업을 만들 수 없죠.</w:t>
+      </w:r>
+    </w:p>
+    <w:p>
+      <w:pPr>
+        <w:pStyle w:val="BodyText"/>
+      </w:pPr>
+      <w:r>
+        <w:t xml:space="preserve">소피아: 고마워요, 찰스. 이번 주 안에 연락드릴게요.</w:t>
+      </w:r>
+    </w:p>
+    <w:p>
+      <w:pPr>
+        <w:pStyle w:val="BodyText"/>
+      </w:pPr>
+      <w:r>
+        <w:t xml:space="preserve">찰스: 훌륭해요. 기대하겠습니다. 아주 흥미로운 대화였어요.</w:t>
+      </w:r>
+    </w:p>
+    <w:p>
+      <w:pPr>
+        <w:pStyle w:val="BodyText"/>
+      </w:pPr>
+      <w:r>
+        <w:t xml:space="preserve">엘레나: 다들 들었어요?</w:t>
+      </w:r>
+      <w:r>
+        <w:t xml:space="preserve"> </w:t>
+      </w:r>
+      <w:r>
+        <w:t xml:space="preserve">“</w:t>
+      </w:r>
+      <w:r>
+        <w:t xml:space="preserve">말씀하시는 바는 들었습니다.</w:t>
+      </w:r>
+      <w:r>
+        <w:t xml:space="preserve">”</w:t>
+      </w:r>
+      <w:r>
+        <w:t xml:space="preserve"> </w:t>
+      </w:r>
+      <w:r>
+        <w:t xml:space="preserve">반대한다는 거예요. 그리고 더 논의할 생각이 없고요. 런던에서 올리버가 나한테 한 말이랑 토씨 하나 안 틀리고 똑같아요. 지난달이었으면 동의로 받아들였을 거예요.</w:t>
+      </w:r>
+    </w:p>
+    <w:p>
+      <w:pPr>
+        <w:pStyle w:val="BodyText"/>
+      </w:pPr>
+      <w:r>
+        <w:t xml:space="preserve">노아: 해독했어요. 실시간으로. 제임스가 자랑스러워할 거예요.</w:t>
+      </w:r>
+    </w:p>
+    <w:p>
+      <w:pPr>
+        <w:pStyle w:val="BodyText"/>
+      </w:pPr>
+      <w:r>
+        <w:t xml:space="preserve">소피아: 그리고 2년 차에 미용사한테 팔려고 200만 파운드를 원하네요. 탈락.</w:t>
+      </w:r>
+    </w:p>
+    <w:p>
+      <w:pPr>
+        <w:pStyle w:val="BodyText"/>
+      </w:pPr>
+      <w:r>
+        <w:t xml:space="preserve">다이앤: 동의해요. 그리고 접속하면서 엘레나가</w:t>
+      </w:r>
+      <w:r>
+        <w:t xml:space="preserve"> </w:t>
+      </w:r>
+      <w:r>
+        <w:t xml:space="preserve">“</w:t>
+      </w:r>
+      <w:r>
+        <w:t xml:space="preserve">간호사</w:t>
+      </w:r>
+      <w:r>
+        <w:t xml:space="preserve">”</w:t>
+      </w:r>
+      <w:r>
+        <w:t xml:space="preserve">냐고 물었어요. 적어 뒀어요.</w:t>
+      </w:r>
+    </w:p>
+    <w:p>
+      <w:pPr>
+        <w:pStyle w:val="BodyText"/>
+      </w:pPr>
+      <w:r>
+        <w:t xml:space="preserve">엘레나: 그랬어요? 못 들었네요.</w:t>
+      </w:r>
+    </w:p>
+    <w:p>
+      <w:pPr>
+        <w:pStyle w:val="BodyText"/>
+      </w:pPr>
+      <w:r>
+        <w:t xml:space="preserve">다이앤: 당신이 들어오기 전에요. 당신은 의사잖아요, 엘레나. 자기가 얼마나 아슬아슬했는지 절대 모를 거예요.</w:t>
+      </w:r>
+    </w:p>
+    <w:p>
+      <w:pPr>
+        <w:pStyle w:val="BodyText"/>
+      </w:pPr>
+      <w:r>
+        <w:t xml:space="preserve">소피아: 다음은 해나 로이드. 간호사 8년. 그다음 스킨케어 회사 마케팅.</w:t>
+      </w:r>
+    </w:p>
+    <w:p>
+      <w:pPr>
+        <w:pStyle w:val="BodyText"/>
+      </w:pPr>
+      <w:r>
+        <w:t xml:space="preserve">해나: 안녕하세요! 해나예요. 죄송해요, 고양이가 키보드 위에 있어요. 의료기기에 관심이 아주 많아서요.</w:t>
+      </w:r>
+    </w:p>
+    <w:p>
+      <w:pPr>
+        <w:pStyle w:val="BodyText"/>
+      </w:pPr>
+      <w:r>
+        <w:t xml:space="preserve">노아: 환영해요, 해나. 그리고 고양이도. 1년 차 성공은 어떤 모습이에요?</w:t>
+      </w:r>
+    </w:p>
+    <w:p>
+      <w:pPr>
+        <w:pStyle w:val="BodyText"/>
+      </w:pPr>
+      <w:r>
+        <w:t xml:space="preserve">해나: 친구에게 당신들을 추천할 교육받은 간호사 100명. 매출은 신뢰를 따라와요. 반대가 아니라.</w:t>
+      </w:r>
+    </w:p>
+    <w:p>
+      <w:pPr>
+        <w:pStyle w:val="BodyText"/>
+      </w:pPr>
+      <w:r>
+        <w:t xml:space="preserve">엘레나: 그럼 최고 클리닉이 소속 미용사에게 팔라고 하면요?</w:t>
+      </w:r>
+    </w:p>
+    <w:p>
+      <w:pPr>
+        <w:pStyle w:val="BodyText"/>
+      </w:pPr>
+      <w:r>
+        <w:t xml:space="preserve">해나: 그 미용사를 교육해 주겠다고 할 거예요. 환자 코디네이터로. 시술자가 아니라. 예약을 잡고, 시술 후 관리를 설명하고, 긴장한 환자를 안심시킬 수 있죠. 그러면 클리닉도 지원받는다고 느낄 거고요. 그다음 주사기는 정중하지만 분명하게 거절할 거예요.</w:t>
+      </w:r>
+    </w:p>
+    <w:p>
+      <w:pPr>
+        <w:pStyle w:val="BodyText"/>
+      </w:pPr>
+      <w:r>
+        <w:t xml:space="preserve">소피아: 훌륭한 답이네요.</w:t>
+      </w:r>
+    </w:p>
+    <w:p>
+      <w:pPr>
+        <w:pStyle w:val="BodyText"/>
+      </w:pPr>
+      <w:r>
+        <w:t xml:space="preserve">노아: 다섯 번째 질문. 무엇 때문에 사직하겠어요?</w:t>
+      </w:r>
+    </w:p>
+    <w:p>
+      <w:pPr>
+        <w:pStyle w:val="BodyText"/>
+      </w:pPr>
+      <w:r>
+        <w:t xml:space="preserve">해나: 간호사에게 거짓말하라는 요구를 받으면요. 저도 8년간 간호사였고, 거짓말을 들을 때 알아요. 간호사의 신뢰는 한번 잃으면 절대 되찾지 못해요. 당신을 보낸 회사도 마찬가지고요.</w:t>
+      </w:r>
+    </w:p>
+    <w:p>
+      <w:pPr>
+        <w:pStyle w:val="BodyText"/>
+      </w:pPr>
+      <w:r>
+        <w:t xml:space="preserve">엘레나: 해나, 더 질문 없어요. 좋은 느낌만 있어요.</w:t>
+      </w:r>
+    </w:p>
+    <w:p>
+      <w:pPr>
+        <w:pStyle w:val="BodyText"/>
+      </w:pPr>
+      <w:r>
+        <w:t xml:space="preserve">해나: 정말 좋네요. 하나 물어도 돼요? 얼마나 빨리 결정하세요?</w:t>
+      </w:r>
+    </w:p>
+    <w:p>
+      <w:pPr>
+        <w:pStyle w:val="BodyText"/>
+      </w:pPr>
+      <w:r>
+        <w:t xml:space="preserve">노아: 이번 주요. 묻는 이유가 있어요?</w:t>
+      </w:r>
+    </w:p>
+    <w:p>
+      <w:pPr>
+        <w:pStyle w:val="BodyText"/>
+      </w:pPr>
+      <w:r>
+        <w:t xml:space="preserve">해나: 다른 오퍼가 있어요. 오늘 밤까지 답을 달래요.</w:t>
+      </w:r>
+    </w:p>
+    <w:p>
+      <w:pPr>
+        <w:pStyle w:val="BodyText"/>
+      </w:pPr>
+      <w:r>
+        <w:t xml:space="preserve">소피아: 어딘지 물어봐도 돼요?</w:t>
+      </w:r>
+    </w:p>
+    <w:p>
+      <w:pPr>
+        <w:pStyle w:val="BodyText"/>
+      </w:pPr>
+      <w:r>
+        <w:t xml:space="preserve">해나: 할번 UK요. 톰 브레넌이 직접 전화했어요. 어제. 아주 매력적이었어요.</w:t>
+      </w:r>
+    </w:p>
+    <w:bookmarkEnd w:id="33"/>
+    <w:bookmarkStart w:id="34" w:name="장면2-오전-10시-디브리핑-1"/>
+    <w:p>
+      <w:pPr>
+        <w:pStyle w:val="Heading3"/>
+      </w:pPr>
+      <w:r>
+        <w:t xml:space="preserve">장면2 — 오전 10시, 디브리핑</w:t>
+      </w:r>
+    </w:p>
+    <w:p>
+      <w:pPr>
+        <w:pStyle w:val="FirstParagraph"/>
+      </w:pPr>
+      <w:r>
+        <w:t xml:space="preserve">노아: 톰이 직접 전화했대요. 어제. 우리 면접 일정이 나간 다음 날.</w:t>
+      </w:r>
+    </w:p>
+    <w:p>
+      <w:pPr>
+        <w:pStyle w:val="BodyText"/>
+      </w:pPr>
+      <w:r>
+        <w:t xml:space="preserve">소피아: 우연일까요?</w:t>
+      </w:r>
+    </w:p>
+    <w:p>
+      <w:pPr>
+        <w:pStyle w:val="BodyText"/>
+      </w:pPr>
+      <w:r>
+        <w:t xml:space="preserve">엘레나: 톰은 우연을 안 해요. 타이밍을 하죠.</w:t>
+      </w:r>
+    </w:p>
+    <w:p>
+      <w:pPr>
+        <w:pStyle w:val="BodyText"/>
+      </w:pPr>
+      <w:r>
+        <w:t xml:space="preserve">다이앤: 일정을 누가 봤죠? 우리 리크루터. 후보들. 어쩌면 그들의 현 직장.</w:t>
+      </w:r>
+    </w:p>
+    <w:p>
+      <w:pPr>
+        <w:pStyle w:val="BodyText"/>
+      </w:pPr>
+      <w:r>
+        <w:t xml:space="preserve">노아: 아니면 해나가 할번에 우리 얘기를 했겠죠. 몸값 올리려고. 그건 정상이에요.</w:t>
+      </w:r>
+    </w:p>
+    <w:p>
+      <w:pPr>
+        <w:pStyle w:val="BodyText"/>
+      </w:pPr>
+      <w:r>
+        <w:t xml:space="preserve">소피아: 할번 오퍼를 맞출 수 있어요? 오늘 밤까지?</w:t>
+      </w:r>
+    </w:p>
+    <w:p>
+      <w:pPr>
+        <w:pStyle w:val="BodyText"/>
+      </w:pPr>
+      <w:r>
+        <w:t xml:space="preserve">노아: 그 오퍼를 몰라요. 그리고 톰이랑 입찰 경쟁하고 싶지 않아요. 그쪽이 돈이 더 많아요.</w:t>
+      </w:r>
+    </w:p>
+    <w:p>
+      <w:pPr>
+        <w:pStyle w:val="BodyText"/>
+      </w:pPr>
+      <w:r>
+        <w:t xml:space="preserve">소피아: 내가 이메일 쓸게요. 진짜 오퍼. 오늘. 그다음은 그 사람이 정하고요.</w:t>
+      </w:r>
+    </w:p>
+    <w:p>
+      <w:pPr>
+        <w:pStyle w:val="BodyText"/>
+      </w:pPr>
+      <w:r>
+        <w:t xml:space="preserve">노아: 그렇게 해요.</w:t>
+      </w:r>
+    </w:p>
+    <w:p>
+      <w:pPr>
+        <w:pStyle w:val="BodyText"/>
+      </w:pPr>
+      <w:r>
+        <w:t xml:space="preserve">소피아: …늦었어요. 답이 왔어요.</w:t>
+      </w:r>
+      <w:r>
+        <w:t xml:space="preserve"> </w:t>
+      </w:r>
+      <w:r>
+        <w:t xml:space="preserve">“</w:t>
+      </w:r>
+      <w:r>
+        <w:t xml:space="preserve">할번 오퍼를 수락했어요. 정말 죄송해요. 1순위는 당신들이었어요.</w:t>
+      </w:r>
+      <w:r>
+        <w:t xml:space="preserve">”</w:t>
+      </w:r>
+    </w:p>
+    <w:p>
+      <w:pPr>
+        <w:pStyle w:val="BodyText"/>
+      </w:pPr>
+      <w:r>
+        <w:t xml:space="preserve">엘레나:</w:t>
+      </w:r>
+      <w:r>
+        <w:t xml:space="preserve"> </w:t>
+      </w:r>
+      <w:r>
+        <w:t xml:space="preserve">“</w:t>
+      </w:r>
+      <w:r>
+        <w:t xml:space="preserve">1순위.</w:t>
+      </w:r>
+      <w:r>
+        <w:t xml:space="preserve">”</w:t>
+      </w:r>
+      <w:r>
+        <w:t xml:space="preserve"> </w:t>
+      </w:r>
+      <w:r>
+        <w:t xml:space="preserve">그런데 톰에게 갔네요.</w:t>
+      </w:r>
+    </w:p>
+    <w:p>
+      <w:pPr>
+        <w:pStyle w:val="BodyText"/>
+      </w:pPr>
+      <w:r>
+        <w:t xml:space="preserve">노아: 톰이 더 빨랐어요. 내 탓이에요. 공정하고 빈틈없는 절차를 원해서 일주일짜리 면접을 잡았어요. 그는 전화 한 통을 했죠. 채용에서 최고의 후보는 기다려 주지 않는데, 난 시간이 무한한 것처럼 굴었어요.</w:t>
+      </w:r>
+    </w:p>
+    <w:p>
+      <w:pPr>
+        <w:pStyle w:val="BodyText"/>
+      </w:pPr>
+      <w:r>
+        <w:t xml:space="preserve">소피아: 그러니까. 후보 0명. 다시 찾기 시작해요? 석 달이에요.</w:t>
+      </w:r>
+    </w:p>
+    <w:p>
+      <w:pPr>
+        <w:pStyle w:val="BodyText"/>
+      </w:pPr>
+      <w:r>
+        <w:t xml:space="preserve">다이앤: 그리고 CE는 7주 후에 나와요. 영국 관리자 없으면 아무도 없이 출시하는 거예요. 클리닉을 방문할 사람도, 간호사를 교육할 사람도, 현지에서 뭔가에 서명할 사람도 없어요. 빈방에 제품을 출시하는 셈이죠.</w:t>
+      </w:r>
+    </w:p>
+    <w:p>
+      <w:pPr>
+        <w:pStyle w:val="BodyText"/>
+      </w:pPr>
+      <w:r>
+        <w:t xml:space="preserve">엘레나: 노아. 누구한테 전화해야 하는지 알잖아요.</w:t>
+      </w:r>
+    </w:p>
+    <w:p>
+      <w:pPr>
+        <w:pStyle w:val="BodyText"/>
+      </w:pPr>
+      <w:r>
+        <w:t xml:space="preserve">노아: 거절했어요.</w:t>
+      </w:r>
+      <w:r>
+        <w:t xml:space="preserve"> </w:t>
+      </w:r>
+      <w:r>
+        <w:t xml:space="preserve">“</w:t>
+      </w:r>
+      <w:r>
+        <w:t xml:space="preserve">난 이제 회사를 위해 일하지 않아요.</w:t>
+      </w:r>
+      <w:r>
+        <w:t xml:space="preserve">”</w:t>
+      </w:r>
+    </w:p>
+    <w:p>
+      <w:pPr>
+        <w:pStyle w:val="BodyText"/>
+      </w:pPr>
+      <w:r>
+        <w:t xml:space="preserve">엘레나: 다섯 번째 질문도 그 사람이 썼어요.</w:t>
+      </w:r>
+      <w:r>
+        <w:t xml:space="preserve"> </w:t>
+      </w:r>
+      <w:r>
+        <w:t xml:space="preserve">“</w:t>
+      </w:r>
+      <w:r>
+        <w:t xml:space="preserve">무엇 때문에 사직하겠나?</w:t>
+      </w:r>
+      <w:r>
+        <w:t xml:space="preserve">”</w:t>
+      </w:r>
+      <w:r>
+        <w:t xml:space="preserve"> </w:t>
+      </w:r>
+      <w:r>
+        <w:t xml:space="preserve">반대로 물어봐요.</w:t>
+      </w:r>
+    </w:p>
+    <w:p>
+      <w:pPr>
+        <w:pStyle w:val="BodyText"/>
+      </w:pPr>
+      <w:r>
+        <w:t xml:space="preserve">노아: 반대로?</w:t>
+      </w:r>
+    </w:p>
+    <w:p>
+      <w:pPr>
+        <w:pStyle w:val="BodyText"/>
+      </w:pPr>
+      <w:r>
+        <w:t xml:space="preserve">엘레나: 무엇 때문에 합류하겠냐고.</w:t>
+      </w:r>
+    </w:p>
+    <w:p>
+      <w:pPr>
+        <w:pStyle w:val="BodyText"/>
+      </w:pPr>
+      <w:r>
+        <w:t xml:space="preserve">소피아: 런던은 오후 5시예요. 5시에 진료 끝나요.</w:t>
+      </w:r>
+    </w:p>
+    <w:p>
+      <w:pPr>
+        <w:pStyle w:val="BodyText"/>
+      </w:pPr>
+      <w:r>
+        <w:t xml:space="preserve">노아: 그걸 어떻게 알아요?</w:t>
+      </w:r>
+    </w:p>
+    <w:p>
+      <w:pPr>
+        <w:pStyle w:val="BodyText"/>
+      </w:pPr>
+      <w:r>
+        <w:t xml:space="preserve">소피아: 사라한테 물어봤어요. 지난주에. 혹시 몰라서.</w:t>
+      </w:r>
+    </w:p>
+    <w:p>
+      <w:pPr>
+        <w:pStyle w:val="BodyText"/>
+      </w:pPr>
+      <w:r>
+        <w:t xml:space="preserve">노아: 역시. 좋아요. 지금 전화할게요.</w:t>
+      </w:r>
+    </w:p>
+    <w:p>
+      <w:pPr>
+        <w:pStyle w:val="BodyText"/>
+      </w:pPr>
+      <w:r>
+        <w:t xml:space="preserve">제임스: 노아. 맞혀 볼게요. 후보들이 두 번째 질문을 통과 못 했죠.</w:t>
+      </w:r>
+    </w:p>
+    <w:p>
+      <w:pPr>
+        <w:pStyle w:val="BodyText"/>
+      </w:pPr>
+      <w:r>
+        <w:t xml:space="preserve">노아: 하나는 두 번째에서 떨어졌어요. 다른 하나는 다 통과했고요. 그러고 할번이 채용했어요. 어젯밤.</w:t>
+      </w:r>
+    </w:p>
+    <w:p>
+      <w:pPr>
+        <w:pStyle w:val="BodyText"/>
+      </w:pPr>
+      <w:r>
+        <w:t xml:space="preserve">제임스: 해나 로이드? 좋은 간호사죠. 톰은 안목이 있어요. 짜증 나게도.</w:t>
+      </w:r>
+    </w:p>
+    <w:p>
+      <w:pPr>
+        <w:pStyle w:val="BodyText"/>
+      </w:pPr>
+      <w:r>
+        <w:t xml:space="preserve">노아: 제임스, 당신이 만든 질문을 당신한테 할 거예요. 그래도 돼요?</w:t>
+      </w:r>
+    </w:p>
+    <w:p>
+      <w:pPr>
+        <w:pStyle w:val="BodyText"/>
+      </w:pPr>
+      <w:r>
+        <w:t xml:space="preserve">제임스: …꽤 뻔뻔하네요. 해 봐요.</w:t>
+      </w:r>
+    </w:p>
+    <w:p>
+      <w:pPr>
+        <w:pStyle w:val="BodyText"/>
+      </w:pPr>
+      <w:r>
+        <w:t xml:space="preserve">노아: 1년 차 성공은 어떤 모습이에요?</w:t>
+      </w:r>
+    </w:p>
+    <w:p>
+      <w:pPr>
+        <w:pStyle w:val="BodyText"/>
+      </w:pPr>
+      <w:r>
+        <w:t xml:space="preserve">제임스: 인증 시술자 150명. 주사기 3,000개. 그리고 잘못된 손에 들어간 주사기 0개. 0.</w:t>
+      </w:r>
+      <w:r>
+        <w:t xml:space="preserve"> </w:t>
+      </w:r>
+      <w:r>
+        <w:t xml:space="preserve">“</w:t>
+      </w:r>
+      <w:r>
+        <w:t xml:space="preserve">적게</w:t>
+      </w:r>
+      <w:r>
+        <w:t xml:space="preserve">”</w:t>
+      </w:r>
+      <w:r>
+        <w:t xml:space="preserve">가 아니라. 앞의 두 숫자를 달성해도 세 번째를 놓치면, 매출이 아무리 좋아 보여도 1년 차는 실패예요.</w:t>
+      </w:r>
+    </w:p>
+    <w:bookmarkEnd w:id="34"/>
+    <w:bookmarkStart w:id="35" w:name="절정전환-오전-11시-조건-1"/>
+    <w:p>
+      <w:pPr>
+        <w:pStyle w:val="Heading3"/>
+      </w:pPr>
+      <w:r>
+        <w:t xml:space="preserve">절정·전환 — 오전 11시, 조건</w:t>
+      </w:r>
+    </w:p>
+    <w:p>
+      <w:pPr>
+        <w:pStyle w:val="FirstParagraph"/>
+      </w:pPr>
+      <w:r>
+        <w:t xml:space="preserve">노아: 다섯 번째 질문. 무엇 때문에 사직하겠어요?</w:t>
+      </w:r>
+    </w:p>
+    <w:p>
+      <w:pPr>
+        <w:pStyle w:val="BodyText"/>
+      </w:pPr>
+      <w:r>
+        <w:t xml:space="preserve">제임스: 답을 알잖아요. 미용사에게 주사기 하나. 같은 주에 사직하겠죠.</w:t>
+      </w:r>
+    </w:p>
+    <w:p>
+      <w:pPr>
+        <w:pStyle w:val="BodyText"/>
+      </w:pPr>
+      <w:r>
+        <w:t xml:space="preserve">노아: 그럼 진짜 질문. 당신 거 말고 우리 거. 무엇 때문에 합류하겠어요?</w:t>
+      </w:r>
+    </w:p>
+    <w:p>
+      <w:pPr>
+        <w:pStyle w:val="BodyText"/>
+      </w:pPr>
+      <w:r>
+        <w:t xml:space="preserve">제임스: …그건 내 목록에 없는데요.</w:t>
+      </w:r>
+    </w:p>
+    <w:p>
+      <w:pPr>
+        <w:pStyle w:val="BodyText"/>
+      </w:pPr>
+      <w:r>
+        <w:t xml:space="preserve">엘레나: 제임스, 엘레나예요. 맞춰 줘요. 조건 네 개. 네덜란드 변호사처럼.</w:t>
+      </w:r>
+    </w:p>
+    <w:p>
+      <w:pPr>
+        <w:pStyle w:val="BodyText"/>
+      </w:pPr>
+      <w:r>
+        <w:t xml:space="preserve">제임스: 좋아요. 하나. 의료 전문가만. 발표 자료가 아니라. 이사회 결의로.</w:t>
+      </w:r>
+    </w:p>
+    <w:p>
+      <w:pPr>
+        <w:pStyle w:val="BodyText"/>
+      </w:pPr>
+      <w:r>
+        <w:t xml:space="preserve">노아: 됐어요. 5월 이사회에 올릴게요. 리스가 안전위원회 의장이에요. 재청할 거예요.</w:t>
+      </w:r>
+    </w:p>
+    <w:p>
+      <w:pPr>
+        <w:pStyle w:val="BodyText"/>
+      </w:pPr>
+      <w:r>
+        <w:t xml:space="preserve">제임스: 둘. 주 1일은 사라 클리닉에서 일해요. 임상 업무. 진짜 환자, 진짜 간호사, 진짜 문제. 시술을 그만두고 회의실에만 앉아 있으면, 1년 안에 간호사에게 뭐가 필요한지 잊을 거고, 그럼 난 그저 그런 영업 관리자가 되는 거예요.</w:t>
+      </w:r>
+    </w:p>
+    <w:p>
+      <w:pPr>
+        <w:pStyle w:val="BodyText"/>
+      </w:pPr>
+      <w:r>
+        <w:t xml:space="preserve">소피아: 주 1일. 무슨 요일이요?</w:t>
+      </w:r>
+    </w:p>
+    <w:p>
+      <w:pPr>
+        <w:pStyle w:val="BodyText"/>
+      </w:pPr>
+      <w:r>
+        <w:t xml:space="preserve">제임스: 금요일. 제일 바쁜 날이에요. 셋. 의회 실무 그룹에 남아요. 서면 이해충돌 신고와 함께.</w:t>
+      </w:r>
+    </w:p>
+    <w:p>
+      <w:pPr>
+        <w:pStyle w:val="BodyText"/>
+      </w:pPr>
+      <w:r>
+        <w:t xml:space="preserve">소피아: 금요일로 하죠. 그런데 의회 일은요? 이해충돌 아니에요?</w:t>
+      </w:r>
+    </w:p>
+    <w:p>
+      <w:pPr>
+        <w:pStyle w:val="BodyText"/>
+      </w:pPr>
+      <w:r>
+        <w:t xml:space="preserve">다이앤: 다이앤이에요. 법무. 서면으로 신고하면 아니에요. 숨긴 이해충돌은 스캔들이에요. 신고한 이해충돌은 그냥 사실이고, 모두가 공개적으로 판단할 수 있죠. 그게 올바른 방법이에요. 초안은 내가 쓸게요.</w:t>
+      </w:r>
+    </w:p>
+    <w:p>
+      <w:pPr>
+        <w:pStyle w:val="BodyText"/>
+      </w:pPr>
+      <w:r>
+        <w:t xml:space="preserve">노아: 그럼 넷은요?</w:t>
+      </w:r>
+    </w:p>
+    <w:p>
+      <w:pPr>
+        <w:pStyle w:val="BodyText"/>
+      </w:pPr>
+      <w:r>
+        <w:t xml:space="preserve">제임스: 넷째 질문. 내가 누구에게 보고하나? 영업 부사장은 아니에요. 기분 나빠하지 마요, 소피아.</w:t>
+      </w:r>
+    </w:p>
+    <w:p>
+      <w:pPr>
+        <w:pStyle w:val="BodyText"/>
+      </w:pPr>
+      <w:r>
+        <w:t xml:space="preserve">소피아: 괜찮아요. 대체로.</w:t>
+      </w:r>
+    </w:p>
+    <w:p>
+      <w:pPr>
+        <w:pStyle w:val="BodyText"/>
+      </w:pPr>
+      <w:r>
+        <w:t xml:space="preserve">제임스: 당신에게요, 노아. 직속. 영업 수치는 소피아와 공유. 임상 문제는 엘레나에게. 점선으로.</w:t>
+      </w:r>
+    </w:p>
+    <w:p>
+      <w:pPr>
+        <w:pStyle w:val="BodyText"/>
+      </w:pPr>
+      <w:r>
+        <w:t xml:space="preserve">노아: 동의해요. 그럼 셋째 질문? 시차 겹침은?</w:t>
+      </w:r>
+    </w:p>
+    <w:p>
+      <w:pPr>
+        <w:pStyle w:val="BodyText"/>
+      </w:pPr>
+      <w:r>
+        <w:t xml:space="preserve">제임스: 런던 2시부터 5시. 당신들 8시부터 11시. 화요일과 목요일. 나머지는 이메일로. 짧게.</w:t>
+      </w:r>
+    </w:p>
+    <w:p>
+      <w:pPr>
+        <w:pStyle w:val="BodyText"/>
+      </w:pPr>
+      <w:r>
+        <w:t xml:space="preserve">소피아: 그럼 보상. 기본급 13만 5천 파운드. 보너스 20%. 스톡옵션 0.15%.</w:t>
+      </w:r>
+    </w:p>
+    <w:p>
+      <w:pPr>
+        <w:pStyle w:val="BodyText"/>
+      </w:pPr>
+      <w:r>
+        <w:t xml:space="preserve">제임스: 후하네요. 하나만 바꿔요. 보너스 절반을 교육 예산으로. 교육비를 감당 못 하는 간호사들을 위해. 좋은 교육은 비싸고, 그게 가장 필요한 간호사들이 오히려 스스로 낼 형편이 안 되는 경우가 많아요.</w:t>
+      </w:r>
+    </w:p>
+    <w:p>
+      <w:pPr>
+        <w:pStyle w:val="BodyText"/>
+      </w:pPr>
+      <w:r>
+        <w:t xml:space="preserve">소피아: 연봉을 깎는 협상을 하는 거예요?</w:t>
+      </w:r>
+    </w:p>
+    <w:p>
+      <w:pPr>
+        <w:pStyle w:val="BodyText"/>
+      </w:pPr>
+      <w:r>
+        <w:t xml:space="preserve">제임스: 성과를 올리는 협상을 하는 거예요. 교육받은 간호사가 주사기를 사요. 결국엔.</w:t>
+      </w:r>
+    </w:p>
+    <w:p>
+      <w:pPr>
+        <w:pStyle w:val="BodyText"/>
+      </w:pPr>
+      <w:r>
+        <w:t xml:space="preserve">노아: 그럼, 제임스. 조건 네 개. 전부 수락. 그럼 예스예요?</w:t>
+      </w:r>
+    </w:p>
+    <w:p>
+      <w:pPr>
+        <w:pStyle w:val="BodyText"/>
+      </w:pPr>
+      <w:r>
+        <w:t xml:space="preserve">제임스: 하나 더. 미용사에게 한 번이라도 팔면, 같은 주에 사직해요. 계약서에 넣어 줘요.</w:t>
+      </w:r>
+    </w:p>
+    <w:p>
+      <w:pPr>
+        <w:pStyle w:val="BodyText"/>
+      </w:pPr>
+      <w:r>
+        <w:t xml:space="preserve">노아: 내 계약서에도 넣어요. 그럼 예스?</w:t>
+      </w:r>
+    </w:p>
+    <w:bookmarkEnd w:id="35"/>
+    <w:bookmarkStart w:id="36" w:name="마무리-오전-11시-30분-1"/>
+    <w:p>
+      <w:pPr>
+        <w:pStyle w:val="Heading3"/>
+      </w:pPr>
+      <w:r>
+        <w:t xml:space="preserve">마무리 — 오전 11시 30분</w:t>
+      </w:r>
+    </w:p>
+    <w:p>
+      <w:pPr>
+        <w:pStyle w:val="FirstParagraph"/>
+      </w:pPr>
+      <w:r>
+        <w:t xml:space="preserve">제임스: …네. 예스예요. 영국식 말고. 나이지리아식.</w:t>
+      </w:r>
+      <w:r>
+        <w:t xml:space="preserve"> </w:t>
+      </w:r>
+      <w:r>
+        <w:t xml:space="preserve">“</w:t>
+      </w:r>
+      <w:r>
+        <w:t xml:space="preserve">생각해 보겠다</w:t>
+      </w:r>
+      <w:r>
+        <w:t xml:space="preserve">”</w:t>
+      </w:r>
+      <w:r>
+        <w:t xml:space="preserve">도,</w:t>
+      </w:r>
+      <w:r>
+        <w:t xml:space="preserve"> </w:t>
+      </w:r>
+      <w:r>
+        <w:t xml:space="preserve">“</w:t>
+      </w:r>
+      <w:r>
+        <w:t xml:space="preserve">아주 흥미롭다</w:t>
+      </w:r>
+      <w:r>
+        <w:t xml:space="preserve">”</w:t>
+      </w:r>
+      <w:r>
+        <w:t xml:space="preserve">도 없어요. 지난 직장은 3일 과정 때문에 떠났어요. 이번엔 조항 하나 때문에 합류해요. 어머니가 인정하실 거예요.</w:t>
+      </w:r>
+    </w:p>
+    <w:p>
+      <w:pPr>
+        <w:pStyle w:val="BodyText"/>
+      </w:pPr>
+      <w:r>
+        <w:t xml:space="preserve">엘레나:</w:t>
+      </w:r>
+      <w:r>
+        <w:t xml:space="preserve"> </w:t>
+      </w:r>
+      <w:r>
+        <w:t xml:space="preserve">“</w:t>
+      </w:r>
+      <w:r>
+        <w:t xml:space="preserve">조언만.</w:t>
+      </w:r>
+      <w:r>
+        <w:t xml:space="preserve">”</w:t>
+      </w:r>
+      <w:r>
+        <w:t xml:space="preserve"> </w:t>
+      </w:r>
+      <w:r>
+        <w:t xml:space="preserve">두 번. 내가 말했잖아요.</w:t>
+      </w:r>
+    </w:p>
+    <w:p>
+      <w:pPr>
+        <w:pStyle w:val="BodyText"/>
+      </w:pPr>
+      <w:r>
+        <w:t xml:space="preserve">제임스: 루이즈 박사님, 최대한의 존경을 담아… 당신이 옳았어요.</w:t>
+      </w:r>
+    </w:p>
+    <w:p>
+      <w:pPr>
+        <w:pStyle w:val="BodyText"/>
+      </w:pPr>
+      <w:r>
+        <w:t xml:space="preserve">소피아: 오퍼 레터는 오늘 밤 보낼게요. 서면으로. 다이앤을 위해.</w:t>
+      </w:r>
+    </w:p>
+    <w:p>
+      <w:pPr>
+        <w:pStyle w:val="BodyText"/>
+      </w:pPr>
+      <w:r>
+        <w:t xml:space="preserve">다이앤: 고마워요. 드디어 날 이해하는 사람이 있네요.</w:t>
+      </w:r>
+    </w:p>
+    <w:p>
+      <w:pPr>
+        <w:pStyle w:val="BodyText"/>
+      </w:pPr>
+      <w:r>
+        <w:t xml:space="preserve">제임스: 5월 1일에 시작할게요. 첫 이메일 지금 보내도 돼요? 연습 삼아?</w:t>
+      </w:r>
+    </w:p>
+    <w:p>
+      <w:pPr>
+        <w:pStyle w:val="BodyText"/>
+      </w:pPr>
+      <w:r>
+        <w:t xml:space="preserve">노아: 그러세요.</w:t>
+      </w:r>
+    </w:p>
+    <w:p>
+      <w:pPr>
+        <w:pStyle w:val="BodyText"/>
+      </w:pPr>
+      <w:r>
+        <w:t xml:space="preserve">소피아: 왔어요.</w:t>
+      </w:r>
+      <w:r>
+        <w:t xml:space="preserve"> </w:t>
+      </w:r>
+      <w:r>
+        <w:t xml:space="preserve">“</w:t>
+      </w:r>
+      <w:r>
+        <w:t xml:space="preserve">팀 여러분. 합류하게 되어 기쁩니다. 이메일은 짧게만. 안부를 전하며, 제임스 오카포, 베이라 UK 유한회사 지사장.</w:t>
+      </w:r>
+      <w:r>
+        <w:t xml:space="preserve">”</w:t>
+      </w:r>
+    </w:p>
+    <w:p>
+      <w:pPr>
+        <w:pStyle w:val="BodyText"/>
+      </w:pPr>
+      <w:r>
+        <w:t xml:space="preserve">다이앤: 베이라 UK 유한회사?</w:t>
+      </w:r>
+    </w:p>
+    <w:p>
+      <w:pPr>
+        <w:pStyle w:val="BodyText"/>
+      </w:pPr>
+      <w:r>
+        <w:t xml:space="preserve">노아: 뭐 잘못됐어요?</w:t>
+      </w:r>
+    </w:p>
+    <w:p>
+      <w:pPr>
+        <w:pStyle w:val="BodyText"/>
+      </w:pPr>
+      <w:r>
+        <w:t xml:space="preserve">다이앤: 노아. 우린 UK 유한회사가 없어요. 제임스가 관리할 회사가 없다고요.</w:t>
+      </w:r>
+    </w:p>
+    <w:p>
+      <w:pPr>
+        <w:pStyle w:val="BodyText"/>
+      </w:pPr>
+      <w:r>
+        <w:t xml:space="preserve">제임스: 아. 그거 꽤 흥미롭네요.</w:t>
+      </w:r>
+    </w:p>
+    <w:p>
+      <w:pPr>
+        <w:pStyle w:val="BodyText"/>
+      </w:pPr>
+      <w:r>
+        <w:t xml:space="preserve">엘레나: 영국식</w:t>
+      </w:r>
+      <w:r>
+        <w:t xml:space="preserve"> </w:t>
+      </w:r>
+      <w:r>
+        <w:t xml:space="preserve">“</w:t>
+      </w:r>
+      <w:r>
+        <w:t xml:space="preserve">노</w:t>
+      </w:r>
+      <w:r>
+        <w:t xml:space="preserve">”</w:t>
+      </w:r>
+      <w:r>
+        <w:t xml:space="preserve">네요.</w:t>
+      </w:r>
+    </w:p>
+    <w:p>
+      <w:pPr>
+        <w:pStyle w:val="BodyText"/>
+      </w:pPr>
+      <w:r>
+        <w:t xml:space="preserve">다이앤: 회계사들한테 전화할게요. 오늘. 법인이 필요해요. 부가세. 은행. 급여. 전부. 회사가 없으면 제임스를 합법적으로 고용할 수도, 은행 계좌를 열 수도, 클리닉 한 곳에 청구서를 보낼 수도 없어요.</w:t>
+      </w:r>
+    </w:p>
+    <w:p>
+      <w:pPr>
+        <w:pStyle w:val="BodyText"/>
+      </w:pPr>
+      <w:r>
+        <w:t xml:space="preserve">노아: CE까지 7주. 그럼 회사를 세웁시다. 다시.</w:t>
+      </w:r>
+    </w:p>
+    <w:bookmarkEnd w:id="36"/>
+    <w:bookmarkEnd w:id="37"/>
+    <w:bookmarkEnd w:id="38"/>
     <w:sectPr/>
   </w:body>
 </w:document>
@@ -4541,583 +4488,8 @@
       </w:pPr>
     </w:lvl>
   </w:abstractNum>
-  <w:abstractNum w:abstractNumId="99411">
-    <w:nsid w:val="A99411"/>
-    <w:multiLevelType w:val="multilevel"/>
-    <w:lvl w:ilvl="0">
-      <w:start w:val="1"/>
-      <w:numFmt w:val="decimal"/>
-      <w:lvlText w:val="%1."/>
-      <w:lvlJc w:val="left"/>
-      <w:pPr>
-        <w:ind w:left="720" w:hanging="480"/>
-      </w:pPr>
-    </w:lvl>
-    <w:lvl w:ilvl="1">
-      <w:start w:val="1"/>
-      <w:numFmt w:val="decimal"/>
-      <w:lvlText w:val="%2."/>
-      <w:lvlJc w:val="left"/>
-      <w:pPr>
-        <w:ind w:left="1440" w:hanging="480"/>
-      </w:pPr>
-    </w:lvl>
-    <w:lvl w:ilvl="2">
-      <w:start w:val="1"/>
-      <w:numFmt w:val="decimal"/>
-      <w:lvlText w:val="%3."/>
-      <w:lvlJc w:val="left"/>
-      <w:pPr>
-        <w:ind w:left="2160" w:hanging="480"/>
-      </w:pPr>
-    </w:lvl>
-    <w:lvl w:ilvl="3">
-      <w:start w:val="1"/>
-      <w:numFmt w:val="decimal"/>
-      <w:lvlText w:val="%4."/>
-      <w:lvlJc w:val="left"/>
-      <w:pPr>
-        <w:ind w:left="2880" w:hanging="480"/>
-      </w:pPr>
-    </w:lvl>
-    <w:lvl w:ilvl="4">
-      <w:start w:val="1"/>
-      <w:numFmt w:val="decimal"/>
-      <w:lvlText w:val="%5."/>
-      <w:lvlJc w:val="left"/>
-      <w:pPr>
-        <w:ind w:left="3600" w:hanging="480"/>
-      </w:pPr>
-    </w:lvl>
-    <w:lvl w:ilvl="5">
-      <w:start w:val="1"/>
-      <w:numFmt w:val="decimal"/>
-      <w:lvlText w:val="%6."/>
-      <w:lvlJc w:val="left"/>
-      <w:pPr>
-        <w:ind w:left="4320" w:hanging="480"/>
-      </w:pPr>
-    </w:lvl>
-    <w:lvl w:ilvl="6">
-      <w:start w:val="1"/>
-      <w:numFmt w:val="decimal"/>
-      <w:lvlText w:val="%7."/>
-      <w:lvlJc w:val="left"/>
-      <w:pPr>
-        <w:ind w:left="5040" w:hanging="480"/>
-      </w:pPr>
-    </w:lvl>
-    <w:lvl w:ilvl="7">
-      <w:start w:val="1"/>
-      <w:numFmt w:val="decimal"/>
-      <w:lvlText w:val="%8."/>
-      <w:lvlJc w:val="left"/>
-      <w:pPr>
-        <w:ind w:left="5760" w:hanging="480"/>
-      </w:pPr>
-    </w:lvl>
-    <w:lvl w:ilvl="8">
-      <w:start w:val="1"/>
-      <w:numFmt w:val="decimal"/>
-      <w:lvlText w:val="%9."/>
-      <w:lvlJc w:val="left"/>
-      <w:pPr>
-        <w:ind w:left="6480" w:hanging="480"/>
-      </w:pPr>
-    </w:lvl>
-  </w:abstractNum>
-  <w:abstractNum w:abstractNumId="994116">
-    <w:nsid w:val="A994116"/>
-    <w:multiLevelType w:val="multilevel"/>
-    <w:lvl w:ilvl="0">
-      <w:start w:val="16"/>
-      <w:numFmt w:val="decimal"/>
-      <w:lvlText w:val="%1."/>
-      <w:lvlJc w:val="left"/>
-      <w:pPr>
-        <w:ind w:left="720" w:hanging="480"/>
-      </w:pPr>
-    </w:lvl>
-    <w:lvl w:ilvl="1">
-      <w:start w:val="16"/>
-      <w:numFmt w:val="decimal"/>
-      <w:lvlText w:val="%2."/>
-      <w:lvlJc w:val="left"/>
-      <w:pPr>
-        <w:ind w:left="1440" w:hanging="480"/>
-      </w:pPr>
-    </w:lvl>
-    <w:lvl w:ilvl="2">
-      <w:start w:val="16"/>
-      <w:numFmt w:val="decimal"/>
-      <w:lvlText w:val="%3."/>
-      <w:lvlJc w:val="left"/>
-      <w:pPr>
-        <w:ind w:left="2160" w:hanging="480"/>
-      </w:pPr>
-    </w:lvl>
-    <w:lvl w:ilvl="3">
-      <w:start w:val="16"/>
-      <w:numFmt w:val="decimal"/>
-      <w:lvlText w:val="%4."/>
-      <w:lvlJc w:val="left"/>
-      <w:pPr>
-        <w:ind w:left="2880" w:hanging="480"/>
-      </w:pPr>
-    </w:lvl>
-    <w:lvl w:ilvl="4">
-      <w:start w:val="16"/>
-      <w:numFmt w:val="decimal"/>
-      <w:lvlText w:val="%5."/>
-      <w:lvlJc w:val="left"/>
-      <w:pPr>
-        <w:ind w:left="3600" w:hanging="480"/>
-      </w:pPr>
-    </w:lvl>
-    <w:lvl w:ilvl="5">
-      <w:start w:val="16"/>
-      <w:numFmt w:val="decimal"/>
-      <w:lvlText w:val="%6."/>
-      <w:lvlJc w:val="left"/>
-      <w:pPr>
-        <w:ind w:left="4320" w:hanging="480"/>
-      </w:pPr>
-    </w:lvl>
-    <w:lvl w:ilvl="6">
-      <w:start w:val="16"/>
-      <w:numFmt w:val="decimal"/>
-      <w:lvlText w:val="%7."/>
-      <w:lvlJc w:val="left"/>
-      <w:pPr>
-        <w:ind w:left="5040" w:hanging="480"/>
-      </w:pPr>
-    </w:lvl>
-    <w:lvl w:ilvl="7">
-      <w:start w:val="16"/>
-      <w:numFmt w:val="decimal"/>
-      <w:lvlText w:val="%8."/>
-      <w:lvlJc w:val="left"/>
-      <w:pPr>
-        <w:ind w:left="5760" w:hanging="480"/>
-      </w:pPr>
-    </w:lvl>
-    <w:lvl w:ilvl="8">
-      <w:start w:val="16"/>
-      <w:numFmt w:val="decimal"/>
-      <w:lvlText w:val="%9."/>
-      <w:lvlJc w:val="left"/>
-      <w:pPr>
-        <w:ind w:left="6480" w:hanging="480"/>
-      </w:pPr>
-    </w:lvl>
-  </w:abstractNum>
-  <w:abstractNum w:abstractNumId="994151">
-    <w:nsid w:val="A994151"/>
-    <w:multiLevelType w:val="multilevel"/>
-    <w:lvl w:ilvl="0">
-      <w:start w:val="51"/>
-      <w:numFmt w:val="decimal"/>
-      <w:lvlText w:val="%1."/>
-      <w:lvlJc w:val="left"/>
-      <w:pPr>
-        <w:ind w:left="720" w:hanging="480"/>
-      </w:pPr>
-    </w:lvl>
-    <w:lvl w:ilvl="1">
-      <w:start w:val="51"/>
-      <w:numFmt w:val="decimal"/>
-      <w:lvlText w:val="%2."/>
-      <w:lvlJc w:val="left"/>
-      <w:pPr>
-        <w:ind w:left="1440" w:hanging="480"/>
-      </w:pPr>
-    </w:lvl>
-    <w:lvl w:ilvl="2">
-      <w:start w:val="51"/>
-      <w:numFmt w:val="decimal"/>
-      <w:lvlText w:val="%3."/>
-      <w:lvlJc w:val="left"/>
-      <w:pPr>
-        <w:ind w:left="2160" w:hanging="480"/>
-      </w:pPr>
-    </w:lvl>
-    <w:lvl w:ilvl="3">
-      <w:start w:val="51"/>
-      <w:numFmt w:val="decimal"/>
-      <w:lvlText w:val="%4."/>
-      <w:lvlJc w:val="left"/>
-      <w:pPr>
-        <w:ind w:left="2880" w:hanging="480"/>
-      </w:pPr>
-    </w:lvl>
-    <w:lvl w:ilvl="4">
-      <w:start w:val="51"/>
-      <w:numFmt w:val="decimal"/>
-      <w:lvlText w:val="%5."/>
-      <w:lvlJc w:val="left"/>
-      <w:pPr>
-        <w:ind w:left="3600" w:hanging="480"/>
-      </w:pPr>
-    </w:lvl>
-    <w:lvl w:ilvl="5">
-      <w:start w:val="51"/>
-      <w:numFmt w:val="decimal"/>
-      <w:lvlText w:val="%6."/>
-      <w:lvlJc w:val="left"/>
-      <w:pPr>
-        <w:ind w:left="4320" w:hanging="480"/>
-      </w:pPr>
-    </w:lvl>
-    <w:lvl w:ilvl="6">
-      <w:start w:val="51"/>
-      <w:numFmt w:val="decimal"/>
-      <w:lvlText w:val="%7."/>
-      <w:lvlJc w:val="left"/>
-      <w:pPr>
-        <w:ind w:left="5040" w:hanging="480"/>
-      </w:pPr>
-    </w:lvl>
-    <w:lvl w:ilvl="7">
-      <w:start w:val="51"/>
-      <w:numFmt w:val="decimal"/>
-      <w:lvlText w:val="%8."/>
-      <w:lvlJc w:val="left"/>
-      <w:pPr>
-        <w:ind w:left="5760" w:hanging="480"/>
-      </w:pPr>
-    </w:lvl>
-    <w:lvl w:ilvl="8">
-      <w:start w:val="51"/>
-      <w:numFmt w:val="decimal"/>
-      <w:lvlText w:val="%9."/>
-      <w:lvlJc w:val="left"/>
-      <w:pPr>
-        <w:ind w:left="6480" w:hanging="480"/>
-      </w:pPr>
-    </w:lvl>
-  </w:abstractNum>
-  <w:abstractNum w:abstractNumId="994181">
-    <w:nsid w:val="A994181"/>
-    <w:multiLevelType w:val="multilevel"/>
-    <w:lvl w:ilvl="0">
-      <w:start w:val="81"/>
-      <w:numFmt w:val="decimal"/>
-      <w:lvlText w:val="%1."/>
-      <w:lvlJc w:val="left"/>
-      <w:pPr>
-        <w:ind w:left="720" w:hanging="480"/>
-      </w:pPr>
-    </w:lvl>
-    <w:lvl w:ilvl="1">
-      <w:start w:val="81"/>
-      <w:numFmt w:val="decimal"/>
-      <w:lvlText w:val="%2."/>
-      <w:lvlJc w:val="left"/>
-      <w:pPr>
-        <w:ind w:left="1440" w:hanging="480"/>
-      </w:pPr>
-    </w:lvl>
-    <w:lvl w:ilvl="2">
-      <w:start w:val="81"/>
-      <w:numFmt w:val="decimal"/>
-      <w:lvlText w:val="%3."/>
-      <w:lvlJc w:val="left"/>
-      <w:pPr>
-        <w:ind w:left="2160" w:hanging="480"/>
-      </w:pPr>
-    </w:lvl>
-    <w:lvl w:ilvl="3">
-      <w:start w:val="81"/>
-      <w:numFmt w:val="decimal"/>
-      <w:lvlText w:val="%4."/>
-      <w:lvlJc w:val="left"/>
-      <w:pPr>
-        <w:ind w:left="2880" w:hanging="480"/>
-      </w:pPr>
-    </w:lvl>
-    <w:lvl w:ilvl="4">
-      <w:start w:val="81"/>
-      <w:numFmt w:val="decimal"/>
-      <w:lvlText w:val="%5."/>
-      <w:lvlJc w:val="left"/>
-      <w:pPr>
-        <w:ind w:left="3600" w:hanging="480"/>
-      </w:pPr>
-    </w:lvl>
-    <w:lvl w:ilvl="5">
-      <w:start w:val="81"/>
-      <w:numFmt w:val="decimal"/>
-      <w:lvlText w:val="%6."/>
-      <w:lvlJc w:val="left"/>
-      <w:pPr>
-        <w:ind w:left="4320" w:hanging="480"/>
-      </w:pPr>
-    </w:lvl>
-    <w:lvl w:ilvl="6">
-      <w:start w:val="81"/>
-      <w:numFmt w:val="decimal"/>
-      <w:lvlText w:val="%7."/>
-      <w:lvlJc w:val="left"/>
-      <w:pPr>
-        <w:ind w:left="5040" w:hanging="480"/>
-      </w:pPr>
-    </w:lvl>
-    <w:lvl w:ilvl="7">
-      <w:start w:val="81"/>
-      <w:numFmt w:val="decimal"/>
-      <w:lvlText w:val="%8."/>
-      <w:lvlJc w:val="left"/>
-      <w:pPr>
-        <w:ind w:left="5760" w:hanging="480"/>
-      </w:pPr>
-    </w:lvl>
-    <w:lvl w:ilvl="8">
-      <w:start w:val="81"/>
-      <w:numFmt w:val="decimal"/>
-      <w:lvlText w:val="%9."/>
-      <w:lvlJc w:val="left"/>
-      <w:pPr>
-        <w:ind w:left="6480" w:hanging="480"/>
-      </w:pPr>
-    </w:lvl>
-  </w:abstractNum>
-  <w:abstractNum w:abstractNumId="9941106">
-    <w:nsid w:val="A9941106"/>
-    <w:multiLevelType w:val="multilevel"/>
-    <w:lvl w:ilvl="0">
-      <w:start w:val="106"/>
-      <w:numFmt w:val="decimal"/>
-      <w:lvlText w:val="%1."/>
-      <w:lvlJc w:val="left"/>
-      <w:pPr>
-        <w:ind w:left="720" w:hanging="480"/>
-      </w:pPr>
-    </w:lvl>
-    <w:lvl w:ilvl="1">
-      <w:start w:val="106"/>
-      <w:numFmt w:val="decimal"/>
-      <w:lvlText w:val="%2."/>
-      <w:lvlJc w:val="left"/>
-      <w:pPr>
-        <w:ind w:left="1440" w:hanging="480"/>
-      </w:pPr>
-    </w:lvl>
-    <w:lvl w:ilvl="2">
-      <w:start w:val="106"/>
-      <w:numFmt w:val="decimal"/>
-      <w:lvlText w:val="%3."/>
-      <w:lvlJc w:val="left"/>
-      <w:pPr>
-        <w:ind w:left="2160" w:hanging="480"/>
-      </w:pPr>
-    </w:lvl>
-    <w:lvl w:ilvl="3">
-      <w:start w:val="106"/>
-      <w:numFmt w:val="decimal"/>
-      <w:lvlText w:val="%4."/>
-      <w:lvlJc w:val="left"/>
-      <w:pPr>
-        <w:ind w:left="2880" w:hanging="480"/>
-      </w:pPr>
-    </w:lvl>
-    <w:lvl w:ilvl="4">
-      <w:start w:val="106"/>
-      <w:numFmt w:val="decimal"/>
-      <w:lvlText w:val="%5."/>
-      <w:lvlJc w:val="left"/>
-      <w:pPr>
-        <w:ind w:left="3600" w:hanging="480"/>
-      </w:pPr>
-    </w:lvl>
-    <w:lvl w:ilvl="5">
-      <w:start w:val="106"/>
-      <w:numFmt w:val="decimal"/>
-      <w:lvlText w:val="%6."/>
-      <w:lvlJc w:val="left"/>
-      <w:pPr>
-        <w:ind w:left="4320" w:hanging="480"/>
-      </w:pPr>
-    </w:lvl>
-    <w:lvl w:ilvl="6">
-      <w:start w:val="106"/>
-      <w:numFmt w:val="decimal"/>
-      <w:lvlText w:val="%7."/>
-      <w:lvlJc w:val="left"/>
-      <w:pPr>
-        <w:ind w:left="5040" w:hanging="480"/>
-      </w:pPr>
-    </w:lvl>
-    <w:lvl w:ilvl="7">
-      <w:start w:val="106"/>
-      <w:numFmt w:val="decimal"/>
-      <w:lvlText w:val="%8."/>
-      <w:lvlJc w:val="left"/>
-      <w:pPr>
-        <w:ind w:left="5760" w:hanging="480"/>
-      </w:pPr>
-    </w:lvl>
-    <w:lvl w:ilvl="8">
-      <w:start w:val="106"/>
-      <w:numFmt w:val="decimal"/>
-      <w:lvlText w:val="%9."/>
-      <w:lvlJc w:val="left"/>
-      <w:pPr>
-        <w:ind w:left="6480" w:hanging="480"/>
-      </w:pPr>
-    </w:lvl>
-  </w:abstractNum>
   <w:num w:numId="1000">
     <w:abstractNumId w:val="990"/>
-  </w:num>
-  <w:num w:numId="1001">
-    <w:abstractNumId w:val="99411"/>
-    <w:lvlOverride w:ilvl="0">
-      <w:startOverride w:val="1"/>
-    </w:lvlOverride>
-    <w:lvlOverride w:ilvl="1">
-      <w:startOverride w:val="1"/>
-    </w:lvlOverride>
-    <w:lvlOverride w:ilvl="2">
-      <w:startOverride w:val="1"/>
-    </w:lvlOverride>
-    <w:lvlOverride w:ilvl="3">
-      <w:startOverride w:val="1"/>
-    </w:lvlOverride>
-    <w:lvlOverride w:ilvl="4">
-      <w:startOverride w:val="1"/>
-    </w:lvlOverride>
-    <w:lvlOverride w:ilvl="5">
-      <w:startOverride w:val="1"/>
-    </w:lvlOverride>
-    <w:lvlOverride w:ilvl="6">
-      <w:startOverride w:val="1"/>
-    </w:lvlOverride>
-    <w:lvlOverride w:ilvl="7">
-      <w:startOverride w:val="1"/>
-    </w:lvlOverride>
-    <w:lvlOverride w:ilvl="8">
-      <w:startOverride w:val="1"/>
-    </w:lvlOverride>
-  </w:num>
-  <w:num w:numId="1002">
-    <w:abstractNumId w:val="994116"/>
-    <w:lvlOverride w:ilvl="0">
-      <w:startOverride w:val="16"/>
-    </w:lvlOverride>
-    <w:lvlOverride w:ilvl="1">
-      <w:startOverride w:val="16"/>
-    </w:lvlOverride>
-    <w:lvlOverride w:ilvl="2">
-      <w:startOverride w:val="16"/>
-    </w:lvlOverride>
-    <w:lvlOverride w:ilvl="3">
-      <w:startOverride w:val="16"/>
-    </w:lvlOverride>
-    <w:lvlOverride w:ilvl="4">
-      <w:startOverride w:val="16"/>
-    </w:lvlOverride>
-    <w:lvlOverride w:ilvl="5">
-      <w:startOverride w:val="16"/>
-    </w:lvlOverride>
-    <w:lvlOverride w:ilvl="6">
-      <w:startOverride w:val="16"/>
-    </w:lvlOverride>
-    <w:lvlOverride w:ilvl="7">
-      <w:startOverride w:val="16"/>
-    </w:lvlOverride>
-    <w:lvlOverride w:ilvl="8">
-      <w:startOverride w:val="16"/>
-    </w:lvlOverride>
-  </w:num>
-  <w:num w:numId="1003">
-    <w:abstractNumId w:val="994151"/>
-    <w:lvlOverride w:ilvl="0">
-      <w:startOverride w:val="51"/>
-    </w:lvlOverride>
-    <w:lvlOverride w:ilvl="1">
-      <w:startOverride w:val="51"/>
-    </w:lvlOverride>
-    <w:lvlOverride w:ilvl="2">
-      <w:startOverride w:val="51"/>
-    </w:lvlOverride>
-    <w:lvlOverride w:ilvl="3">
-      <w:startOverride w:val="51"/>
-    </w:lvlOverride>
-    <w:lvlOverride w:ilvl="4">
-      <w:startOverride w:val="51"/>
-    </w:lvlOverride>
-    <w:lvlOverride w:ilvl="5">
-      <w:startOverride w:val="51"/>
-    </w:lvlOverride>
-    <w:lvlOverride w:ilvl="6">
-      <w:startOverride w:val="51"/>
-    </w:lvlOverride>
-    <w:lvlOverride w:ilvl="7">
-      <w:startOverride w:val="51"/>
-    </w:lvlOverride>
-    <w:lvlOverride w:ilvl="8">
-      <w:startOverride w:val="51"/>
-    </w:lvlOverride>
-  </w:num>
-  <w:num w:numId="1004">
-    <w:abstractNumId w:val="994181"/>
-    <w:lvlOverride w:ilvl="0">
-      <w:startOverride w:val="81"/>
-    </w:lvlOverride>
-    <w:lvlOverride w:ilvl="1">
-      <w:startOverride w:val="81"/>
-    </w:lvlOverride>
-    <w:lvlOverride w:ilvl="2">
-      <w:startOverride w:val="81"/>
-    </w:lvlOverride>
-    <w:lvlOverride w:ilvl="3">
-      <w:startOverride w:val="81"/>
-    </w:lvlOverride>
-    <w:lvlOverride w:ilvl="4">
-      <w:startOverride w:val="81"/>
-    </w:lvlOverride>
-    <w:lvlOverride w:ilvl="5">
-      <w:startOverride w:val="81"/>
-    </w:lvlOverride>
-    <w:lvlOverride w:ilvl="6">
-      <w:startOverride w:val="81"/>
-    </w:lvlOverride>
-    <w:lvlOverride w:ilvl="7">
-      <w:startOverride w:val="81"/>
-    </w:lvlOverride>
-    <w:lvlOverride w:ilvl="8">
-      <w:startOverride w:val="81"/>
-    </w:lvlOverride>
-  </w:num>
-  <w:num w:numId="1005">
-    <w:abstractNumId w:val="9941106"/>
-    <w:lvlOverride w:ilvl="0">
-      <w:startOverride w:val="106"/>
-    </w:lvlOverride>
-    <w:lvlOverride w:ilvl="1">
-      <w:startOverride w:val="106"/>
-    </w:lvlOverride>
-    <w:lvlOverride w:ilvl="2">
-      <w:startOverride w:val="106"/>
-    </w:lvlOverride>
-    <w:lvlOverride w:ilvl="3">
-      <w:startOverride w:val="106"/>
-    </w:lvlOverride>
-    <w:lvlOverride w:ilvl="4">
-      <w:startOverride w:val="106"/>
-    </w:lvlOverride>
-    <w:lvlOverride w:ilvl="5">
-      <w:startOverride w:val="106"/>
-    </w:lvlOverride>
-    <w:lvlOverride w:ilvl="6">
-      <w:startOverride w:val="106"/>
-    </w:lvlOverride>
-    <w:lvlOverride w:ilvl="7">
-      <w:startOverride w:val="106"/>
-    </w:lvlOverride>
-    <w:lvlOverride w:ilvl="8">
-      <w:startOverride w:val="106"/>
-    </w:lvlOverride>
   </w:num>
 </w:numbering>
 </file>
